--- a/chatOrientações.docx
+++ b/chatOrientações.docx
@@ -18,7 +18,7 @@
           <w:bCs/>
           <w:lang w:val="pt-BR" w:eastAsia="zh-CN"/>
         </w:rPr>
-        <w:t xml:space="preserve">Projeto </w:t>
+        <w:t>Projeto Eletr</w:t>
       </w:r>
     </w:p>
     <w:p>
@@ -906,6 +906,12 @@
             <w:insideV w:val="none" w:color="auto" w:sz="0" w:space="0"/>
           </w:tblBorders>
           <w:shd w:val="clear" w:color="auto" w:fill="auto"/>
+          <w:tblCellMar>
+            <w:top w:w="15" w:type="dxa"/>
+            <w:left w:w="15" w:type="dxa"/>
+            <w:bottom w:w="15" w:type="dxa"/>
+            <w:right w:w="15" w:type="dxa"/>
+          </w:tblCellMar>
         </w:tblPrEx>
         <w:trPr>
           <w:tblCellSpacing w:w="15" w:type="dxa"/>
@@ -2486,6 +2492,12 @@
             <w:insideV w:val="none" w:color="auto" w:sz="0" w:space="0"/>
           </w:tblBorders>
           <w:shd w:val="clear" w:color="auto" w:fill="auto"/>
+          <w:tblCellMar>
+            <w:top w:w="15" w:type="dxa"/>
+            <w:left w:w="15" w:type="dxa"/>
+            <w:bottom w:w="15" w:type="dxa"/>
+            <w:right w:w="15" w:type="dxa"/>
+          </w:tblCellMar>
         </w:tblPrEx>
         <w:trPr>
           <w:tblCellSpacing w:w="15" w:type="dxa"/>
@@ -3019,6 +3031,7 @@
             <w:insideH w:val="none" w:color="auto" w:sz="0" w:space="0"/>
             <w:insideV w:val="none" w:color="auto" w:sz="0" w:space="0"/>
           </w:tblBorders>
+          <w:shd w:val="clear" w:color="auto" w:fill="auto"/>
           <w:tblCellMar>
             <w:top w:w="15" w:type="dxa"/>
             <w:left w:w="15" w:type="dxa"/>
@@ -4988,6 +5001,7 @@
             <w:insideH w:val="none" w:color="auto" w:sz="0" w:space="0"/>
             <w:insideV w:val="none" w:color="auto" w:sz="0" w:space="0"/>
           </w:tblBorders>
+          <w:shd w:val="clear" w:color="auto" w:fill="auto"/>
           <w:tblCellMar>
             <w:top w:w="15" w:type="dxa"/>
             <w:left w:w="15" w:type="dxa"/>
@@ -5168,6 +5182,7 @@
             <w:insideH w:val="none" w:color="auto" w:sz="0" w:space="0"/>
             <w:insideV w:val="none" w:color="auto" w:sz="0" w:space="0"/>
           </w:tblBorders>
+          <w:shd w:val="clear" w:color="auto" w:fill="auto"/>
           <w:tblCellMar>
             <w:top w:w="15" w:type="dxa"/>
             <w:left w:w="15" w:type="dxa"/>
@@ -5347,6 +5362,7 @@
             <w:insideH w:val="none" w:color="auto" w:sz="0" w:space="0"/>
             <w:insideV w:val="none" w:color="auto" w:sz="0" w:space="0"/>
           </w:tblBorders>
+          <w:shd w:val="clear" w:color="auto" w:fill="auto"/>
           <w:tblCellMar>
             <w:top w:w="15" w:type="dxa"/>
             <w:left w:w="15" w:type="dxa"/>
@@ -8639,7 +8655,6 @@
             <w:insideH w:val="none" w:color="auto" w:sz="0" w:space="0"/>
             <w:insideV w:val="none" w:color="auto" w:sz="0" w:space="0"/>
           </w:tblBorders>
-          <w:shd w:val="clear" w:color="auto" w:fill="auto"/>
           <w:tblCellMar>
             <w:top w:w="15" w:type="dxa"/>
             <w:left w:w="15" w:type="dxa"/>
@@ -8819,7 +8834,6 @@
             <w:insideH w:val="none" w:color="auto" w:sz="0" w:space="0"/>
             <w:insideV w:val="none" w:color="auto" w:sz="0" w:space="0"/>
           </w:tblBorders>
-          <w:shd w:val="clear" w:color="auto" w:fill="auto"/>
           <w:tblCellMar>
             <w:top w:w="15" w:type="dxa"/>
             <w:left w:w="15" w:type="dxa"/>
@@ -9533,6 +9547,4282 @@
     </w:p>
     <w:tbl>
       <w:tblPr>
+        <w:tblStyle w:val="5"/>
+        <w:tblW w:w="0" w:type="auto"/>
+        <w:tblCellSpacing w:w="15" w:type="dxa"/>
+        <w:tblInd w:w="0" w:type="dxa"/>
+        <w:tblBorders>
+          <w:top w:val="none" w:color="auto" w:sz="0" w:space="0"/>
+          <w:left w:val="none" w:color="auto" w:sz="0" w:space="0"/>
+          <w:bottom w:val="none" w:color="auto" w:sz="0" w:space="0"/>
+          <w:right w:val="none" w:color="auto" w:sz="0" w:space="0"/>
+          <w:insideH w:val="none" w:color="auto" w:sz="0" w:space="0"/>
+          <w:insideV w:val="none" w:color="auto" w:sz="0" w:space="0"/>
+        </w:tblBorders>
+        <w:shd w:val="clear" w:color="auto" w:fill="auto"/>
+        <w:tblLayout w:type="autofit"/>
+        <w:tblCellMar>
+          <w:top w:w="15" w:type="dxa"/>
+          <w:left w:w="15" w:type="dxa"/>
+          <w:bottom w:w="15" w:type="dxa"/>
+          <w:right w:w="15" w:type="dxa"/>
+        </w:tblCellMar>
+      </w:tblPr>
+      <w:tblGrid>
+        <w:gridCol w:w="842"/>
+        <w:gridCol w:w="6711"/>
+      </w:tblGrid>
+      <w:tr>
+        <w:tblPrEx>
+          <w:tblBorders>
+            <w:top w:val="none" w:color="auto" w:sz="0" w:space="0"/>
+            <w:left w:val="none" w:color="auto" w:sz="0" w:space="0"/>
+            <w:bottom w:val="none" w:color="auto" w:sz="0" w:space="0"/>
+            <w:right w:val="none" w:color="auto" w:sz="0" w:space="0"/>
+            <w:insideH w:val="none" w:color="auto" w:sz="0" w:space="0"/>
+            <w:insideV w:val="none" w:color="auto" w:sz="0" w:space="0"/>
+          </w:tblBorders>
+          <w:tblCellMar>
+            <w:top w:w="15" w:type="dxa"/>
+            <w:left w:w="15" w:type="dxa"/>
+            <w:bottom w:w="15" w:type="dxa"/>
+            <w:right w:w="15" w:type="dxa"/>
+          </w:tblCellMar>
+        </w:tblPrEx>
+        <w:trPr>
+          <w:tblCellSpacing w:w="15" w:type="dxa"/>
+        </w:trPr>
+        <w:tc>
+          <w:tcPr>
+            <w:tcW w:w="0" w:type="auto"/>
+            <w:shd w:val="clear" w:color="auto" w:fill="auto"/>
+            <w:vAlign w:val="center"/>
+          </w:tcPr>
+          <w:p>
+            <w:pPr>
+              <w:pStyle w:val="9"/>
+              <w:keepNext w:val="0"/>
+              <w:keepLines w:val="0"/>
+              <w:widowControl/>
+              <w:suppressLineNumbers w:val="0"/>
+              <w:bidi w:val="0"/>
+              <w:rPr>
+                <w:rStyle w:val="6"/>
+                <w:rFonts w:hint="default" w:ascii="Comic Sans MS" w:hAnsi="Comic Sans MS" w:cs="Comic Sans MS"/>
+                <w:b/>
+                <w:bCs/>
+                <w:lang w:val="pt-BR"/>
+              </w:rPr>
+            </w:pPr>
+            <w:r>
+              <w:rPr>
+                <w:rStyle w:val="6"/>
+                <w:rFonts w:hint="default" w:ascii="Comic Sans MS" w:hAnsi="Comic Sans MS" w:cs="Comic Sans MS"/>
+                <w:b/>
+                <w:bCs/>
+                <w:lang w:val="pt-BR"/>
+              </w:rPr>
+              <w:t>Parte</w:t>
+            </w:r>
+          </w:p>
+        </w:tc>
+        <w:tc>
+          <w:tcPr>
+            <w:tcW w:w="0" w:type="auto"/>
+            <w:shd w:val="clear" w:color="auto" w:fill="auto"/>
+            <w:vAlign w:val="center"/>
+          </w:tcPr>
+          <w:p>
+            <w:pPr>
+              <w:pStyle w:val="9"/>
+              <w:keepNext w:val="0"/>
+              <w:keepLines w:val="0"/>
+              <w:widowControl/>
+              <w:suppressLineNumbers w:val="0"/>
+              <w:bidi w:val="0"/>
+              <w:rPr>
+                <w:rStyle w:val="6"/>
+                <w:rFonts w:hint="default" w:ascii="Comic Sans MS" w:hAnsi="Comic Sans MS" w:cs="Comic Sans MS"/>
+                <w:b/>
+                <w:bCs/>
+                <w:lang w:val="pt-BR"/>
+              </w:rPr>
+            </w:pPr>
+            <w:r>
+              <w:rPr>
+                <w:rStyle w:val="6"/>
+                <w:rFonts w:hint="default" w:ascii="Comic Sans MS" w:hAnsi="Comic Sans MS" w:cs="Comic Sans MS"/>
+                <w:b/>
+                <w:bCs/>
+                <w:lang w:val="pt-BR"/>
+              </w:rPr>
+              <w:t>Significado</w:t>
+            </w:r>
+          </w:p>
+        </w:tc>
+      </w:tr>
+      <w:tr>
+        <w:tblPrEx>
+          <w:tblBorders>
+            <w:top w:val="none" w:color="auto" w:sz="0" w:space="0"/>
+            <w:left w:val="none" w:color="auto" w:sz="0" w:space="0"/>
+            <w:bottom w:val="none" w:color="auto" w:sz="0" w:space="0"/>
+            <w:right w:val="none" w:color="auto" w:sz="0" w:space="0"/>
+            <w:insideH w:val="none" w:color="auto" w:sz="0" w:space="0"/>
+            <w:insideV w:val="none" w:color="auto" w:sz="0" w:space="0"/>
+          </w:tblBorders>
+          <w:shd w:val="clear" w:color="auto" w:fill="auto"/>
+          <w:tblCellMar>
+            <w:top w:w="15" w:type="dxa"/>
+            <w:left w:w="15" w:type="dxa"/>
+            <w:bottom w:w="15" w:type="dxa"/>
+            <w:right w:w="15" w:type="dxa"/>
+          </w:tblCellMar>
+        </w:tblPrEx>
+        <w:trPr>
+          <w:tblCellSpacing w:w="15" w:type="dxa"/>
+        </w:trPr>
+        <w:tc>
+          <w:tcPr>
+            <w:tcW w:w="0" w:type="auto"/>
+            <w:shd w:val="clear" w:color="auto" w:fill="auto"/>
+            <w:vAlign w:val="center"/>
+          </w:tcPr>
+          <w:p>
+            <w:pPr>
+              <w:pStyle w:val="9"/>
+              <w:keepNext w:val="0"/>
+              <w:keepLines w:val="0"/>
+              <w:widowControl/>
+              <w:suppressLineNumbers w:val="0"/>
+              <w:bidi w:val="0"/>
+              <w:rPr>
+                <w:rStyle w:val="6"/>
+                <w:rFonts w:hint="default" w:ascii="Comic Sans MS" w:hAnsi="Comic Sans MS" w:cs="Comic Sans MS"/>
+                <w:b/>
+                <w:bCs/>
+                <w:lang w:val="pt-BR"/>
+              </w:rPr>
+            </w:pPr>
+            <w:r>
+              <w:rPr>
+                <w:rStyle w:val="6"/>
+                <w:rFonts w:hint="default" w:ascii="Comic Sans MS" w:hAnsi="Comic Sans MS" w:cs="Comic Sans MS"/>
+                <w:b/>
+                <w:bCs/>
+                <w:lang w:val="pt-BR"/>
+              </w:rPr>
+              <w:t>git push</w:t>
+            </w:r>
+          </w:p>
+        </w:tc>
+        <w:tc>
+          <w:tcPr>
+            <w:tcW w:w="0" w:type="auto"/>
+            <w:shd w:val="clear" w:color="auto" w:fill="auto"/>
+            <w:vAlign w:val="center"/>
+          </w:tcPr>
+          <w:p>
+            <w:pPr>
+              <w:pStyle w:val="9"/>
+              <w:keepNext w:val="0"/>
+              <w:keepLines w:val="0"/>
+              <w:widowControl/>
+              <w:suppressLineNumbers w:val="0"/>
+              <w:bidi w:val="0"/>
+              <w:rPr>
+                <w:rStyle w:val="6"/>
+                <w:rFonts w:hint="default" w:ascii="Comic Sans MS" w:hAnsi="Comic Sans MS" w:cs="Comic Sans MS"/>
+                <w:b/>
+                <w:bCs/>
+                <w:lang w:val="pt-BR"/>
+              </w:rPr>
+            </w:pPr>
+            <w:r>
+              <w:rPr>
+                <w:rStyle w:val="6"/>
+                <w:rFonts w:hint="default" w:ascii="Comic Sans MS" w:hAnsi="Comic Sans MS" w:cs="Comic Sans MS"/>
+                <w:b/>
+                <w:bCs/>
+                <w:lang w:val="pt-BR"/>
+              </w:rPr>
+              <w:t>Envia os commits locais ao repositório remoto</w:t>
+            </w:r>
+          </w:p>
+        </w:tc>
+      </w:tr>
+      <w:tr>
+        <w:tblPrEx>
+          <w:tblBorders>
+            <w:top w:val="none" w:color="auto" w:sz="0" w:space="0"/>
+            <w:left w:val="none" w:color="auto" w:sz="0" w:space="0"/>
+            <w:bottom w:val="none" w:color="auto" w:sz="0" w:space="0"/>
+            <w:right w:val="none" w:color="auto" w:sz="0" w:space="0"/>
+            <w:insideH w:val="none" w:color="auto" w:sz="0" w:space="0"/>
+            <w:insideV w:val="none" w:color="auto" w:sz="0" w:space="0"/>
+          </w:tblBorders>
+          <w:shd w:val="clear" w:color="auto" w:fill="auto"/>
+          <w:tblCellMar>
+            <w:top w:w="15" w:type="dxa"/>
+            <w:left w:w="15" w:type="dxa"/>
+            <w:bottom w:w="15" w:type="dxa"/>
+            <w:right w:w="15" w:type="dxa"/>
+          </w:tblCellMar>
+        </w:tblPrEx>
+        <w:trPr>
+          <w:tblCellSpacing w:w="15" w:type="dxa"/>
+        </w:trPr>
+        <w:tc>
+          <w:tcPr>
+            <w:tcW w:w="0" w:type="auto"/>
+            <w:shd w:val="clear" w:color="auto" w:fill="auto"/>
+            <w:vAlign w:val="center"/>
+          </w:tcPr>
+          <w:p>
+            <w:pPr>
+              <w:pStyle w:val="9"/>
+              <w:keepNext w:val="0"/>
+              <w:keepLines w:val="0"/>
+              <w:widowControl/>
+              <w:suppressLineNumbers w:val="0"/>
+              <w:bidi w:val="0"/>
+              <w:rPr>
+                <w:rStyle w:val="6"/>
+                <w:rFonts w:hint="default" w:ascii="Comic Sans MS" w:hAnsi="Comic Sans MS" w:cs="Comic Sans MS"/>
+                <w:b/>
+                <w:bCs/>
+                <w:lang w:val="pt-BR"/>
+              </w:rPr>
+            </w:pPr>
+            <w:r>
+              <w:rPr>
+                <w:rStyle w:val="6"/>
+                <w:rFonts w:hint="default" w:ascii="Comic Sans MS" w:hAnsi="Comic Sans MS" w:cs="Comic Sans MS"/>
+                <w:b/>
+                <w:bCs/>
+                <w:lang w:val="pt-BR"/>
+              </w:rPr>
+              <w:t>-u</w:t>
+            </w:r>
+          </w:p>
+        </w:tc>
+        <w:tc>
+          <w:tcPr>
+            <w:tcW w:w="0" w:type="auto"/>
+            <w:shd w:val="clear" w:color="auto" w:fill="auto"/>
+            <w:vAlign w:val="center"/>
+          </w:tcPr>
+          <w:p>
+            <w:pPr>
+              <w:pStyle w:val="9"/>
+              <w:keepNext w:val="0"/>
+              <w:keepLines w:val="0"/>
+              <w:widowControl/>
+              <w:suppressLineNumbers w:val="0"/>
+              <w:bidi w:val="0"/>
+              <w:rPr>
+                <w:rStyle w:val="6"/>
+                <w:rFonts w:hint="default" w:ascii="Comic Sans MS" w:hAnsi="Comic Sans MS" w:cs="Comic Sans MS"/>
+                <w:b/>
+                <w:bCs/>
+                <w:lang w:val="pt-BR"/>
+              </w:rPr>
+            </w:pPr>
+            <w:r>
+              <w:rPr>
+                <w:rStyle w:val="6"/>
+                <w:rFonts w:hint="default" w:ascii="Comic Sans MS" w:hAnsi="Comic Sans MS" w:cs="Comic Sans MS"/>
+                <w:b/>
+                <w:bCs/>
+                <w:lang w:val="pt-BR"/>
+              </w:rPr>
+              <w:t>Configura a branch remota como referência para os próximos envios</w:t>
+            </w:r>
+          </w:p>
+        </w:tc>
+      </w:tr>
+      <w:tr>
+        <w:tblPrEx>
+          <w:tblBorders>
+            <w:top w:val="none" w:color="auto" w:sz="0" w:space="0"/>
+            <w:left w:val="none" w:color="auto" w:sz="0" w:space="0"/>
+            <w:bottom w:val="none" w:color="auto" w:sz="0" w:space="0"/>
+            <w:right w:val="none" w:color="auto" w:sz="0" w:space="0"/>
+            <w:insideH w:val="none" w:color="auto" w:sz="0" w:space="0"/>
+            <w:insideV w:val="none" w:color="auto" w:sz="0" w:space="0"/>
+          </w:tblBorders>
+          <w:shd w:val="clear" w:color="auto" w:fill="auto"/>
+          <w:tblCellMar>
+            <w:top w:w="15" w:type="dxa"/>
+            <w:left w:w="15" w:type="dxa"/>
+            <w:bottom w:w="15" w:type="dxa"/>
+            <w:right w:w="15" w:type="dxa"/>
+          </w:tblCellMar>
+        </w:tblPrEx>
+        <w:trPr>
+          <w:tblCellSpacing w:w="15" w:type="dxa"/>
+        </w:trPr>
+        <w:tc>
+          <w:tcPr>
+            <w:tcW w:w="0" w:type="auto"/>
+            <w:shd w:val="clear" w:color="auto" w:fill="auto"/>
+            <w:vAlign w:val="center"/>
+          </w:tcPr>
+          <w:p>
+            <w:pPr>
+              <w:pStyle w:val="9"/>
+              <w:keepNext w:val="0"/>
+              <w:keepLines w:val="0"/>
+              <w:widowControl/>
+              <w:suppressLineNumbers w:val="0"/>
+              <w:bidi w:val="0"/>
+              <w:rPr>
+                <w:rStyle w:val="6"/>
+                <w:rFonts w:hint="default" w:ascii="Comic Sans MS" w:hAnsi="Comic Sans MS" w:cs="Comic Sans MS"/>
+                <w:b/>
+                <w:bCs/>
+                <w:lang w:val="pt-BR"/>
+              </w:rPr>
+            </w:pPr>
+            <w:r>
+              <w:rPr>
+                <w:rStyle w:val="6"/>
+                <w:rFonts w:hint="default" w:ascii="Comic Sans MS" w:hAnsi="Comic Sans MS" w:cs="Comic Sans MS"/>
+                <w:b/>
+                <w:bCs/>
+                <w:lang w:val="pt-BR"/>
+              </w:rPr>
+              <w:t>origin</w:t>
+            </w:r>
+          </w:p>
+        </w:tc>
+        <w:tc>
+          <w:tcPr>
+            <w:tcW w:w="0" w:type="auto"/>
+            <w:shd w:val="clear" w:color="auto" w:fill="auto"/>
+            <w:vAlign w:val="center"/>
+          </w:tcPr>
+          <w:p>
+            <w:pPr>
+              <w:pStyle w:val="9"/>
+              <w:keepNext w:val="0"/>
+              <w:keepLines w:val="0"/>
+              <w:widowControl/>
+              <w:suppressLineNumbers w:val="0"/>
+              <w:bidi w:val="0"/>
+              <w:rPr>
+                <w:rStyle w:val="6"/>
+                <w:rFonts w:hint="default" w:ascii="Comic Sans MS" w:hAnsi="Comic Sans MS" w:cs="Comic Sans MS"/>
+                <w:b/>
+                <w:bCs/>
+                <w:lang w:val="pt-BR"/>
+              </w:rPr>
+            </w:pPr>
+            <w:r>
+              <w:rPr>
+                <w:rStyle w:val="6"/>
+                <w:rFonts w:hint="default" w:ascii="Comic Sans MS" w:hAnsi="Comic Sans MS" w:cs="Comic Sans MS"/>
+                <w:b/>
+                <w:bCs/>
+                <w:lang w:val="pt-BR"/>
+              </w:rPr>
+              <w:t>Nome do repositório remoto</w:t>
+            </w:r>
+          </w:p>
+        </w:tc>
+      </w:tr>
+      <w:tr>
+        <w:tblPrEx>
+          <w:tblBorders>
+            <w:top w:val="none" w:color="auto" w:sz="0" w:space="0"/>
+            <w:left w:val="none" w:color="auto" w:sz="0" w:space="0"/>
+            <w:bottom w:val="none" w:color="auto" w:sz="0" w:space="0"/>
+            <w:right w:val="none" w:color="auto" w:sz="0" w:space="0"/>
+            <w:insideH w:val="none" w:color="auto" w:sz="0" w:space="0"/>
+            <w:insideV w:val="none" w:color="auto" w:sz="0" w:space="0"/>
+          </w:tblBorders>
+          <w:shd w:val="clear" w:color="auto" w:fill="auto"/>
+          <w:tblCellMar>
+            <w:top w:w="15" w:type="dxa"/>
+            <w:left w:w="15" w:type="dxa"/>
+            <w:bottom w:w="15" w:type="dxa"/>
+            <w:right w:w="15" w:type="dxa"/>
+          </w:tblCellMar>
+        </w:tblPrEx>
+        <w:trPr>
+          <w:tblCellSpacing w:w="15" w:type="dxa"/>
+        </w:trPr>
+        <w:tc>
+          <w:tcPr>
+            <w:tcW w:w="0" w:type="auto"/>
+            <w:shd w:val="clear" w:color="auto" w:fill="auto"/>
+            <w:vAlign w:val="center"/>
+          </w:tcPr>
+          <w:p>
+            <w:pPr>
+              <w:pStyle w:val="9"/>
+              <w:keepNext w:val="0"/>
+              <w:keepLines w:val="0"/>
+              <w:widowControl/>
+              <w:suppressLineNumbers w:val="0"/>
+              <w:bidi w:val="0"/>
+              <w:rPr>
+                <w:rStyle w:val="6"/>
+                <w:rFonts w:hint="default" w:ascii="Comic Sans MS" w:hAnsi="Comic Sans MS" w:cs="Comic Sans MS"/>
+                <w:b/>
+                <w:bCs/>
+                <w:lang w:val="pt-BR"/>
+              </w:rPr>
+            </w:pPr>
+            <w:r>
+              <w:rPr>
+                <w:rStyle w:val="6"/>
+                <w:rFonts w:hint="default" w:ascii="Comic Sans MS" w:hAnsi="Comic Sans MS" w:cs="Comic Sans MS"/>
+                <w:b/>
+                <w:bCs/>
+                <w:lang w:val="pt-BR"/>
+              </w:rPr>
+              <w:t>main</w:t>
+            </w:r>
+          </w:p>
+        </w:tc>
+        <w:tc>
+          <w:tcPr>
+            <w:tcW w:w="0" w:type="auto"/>
+            <w:shd w:val="clear" w:color="auto" w:fill="auto"/>
+            <w:vAlign w:val="center"/>
+          </w:tcPr>
+          <w:p>
+            <w:pPr>
+              <w:pStyle w:val="9"/>
+              <w:keepNext w:val="0"/>
+              <w:keepLines w:val="0"/>
+              <w:widowControl/>
+              <w:suppressLineNumbers w:val="0"/>
+              <w:bidi w:val="0"/>
+              <w:rPr>
+                <w:rStyle w:val="6"/>
+                <w:rFonts w:hint="default" w:ascii="Comic Sans MS" w:hAnsi="Comic Sans MS" w:cs="Comic Sans MS"/>
+                <w:b/>
+                <w:bCs/>
+                <w:lang w:val="pt-BR"/>
+              </w:rPr>
+            </w:pPr>
+            <w:r>
+              <w:rPr>
+                <w:rStyle w:val="6"/>
+                <w:rFonts w:hint="default" w:ascii="Comic Sans MS" w:hAnsi="Comic Sans MS" w:cs="Comic Sans MS"/>
+                <w:b/>
+                <w:bCs/>
+                <w:lang w:val="pt-BR"/>
+              </w:rPr>
+              <w:t>Branch que será enviada</w:t>
+            </w:r>
+          </w:p>
+        </w:tc>
+      </w:tr>
+    </w:tbl>
+    <w:p>
+      <w:pPr>
+        <w:pStyle w:val="9"/>
+        <w:keepNext w:val="0"/>
+        <w:keepLines w:val="0"/>
+        <w:widowControl/>
+        <w:suppressLineNumbers w:val="0"/>
+        <w:bidi w:val="0"/>
+        <w:rPr>
+          <w:rStyle w:val="6"/>
+          <w:rFonts w:hint="default" w:ascii="Comic Sans MS" w:hAnsi="Comic Sans MS" w:cs="Comic Sans MS"/>
+          <w:b/>
+          <w:bCs/>
+          <w:lang w:val="pt-BR"/>
+        </w:rPr>
+      </w:pPr>
+      <w:r>
+        <w:rPr>
+          <w:rStyle w:val="6"/>
+          <w:rFonts w:hint="default" w:ascii="Comic Sans MS" w:hAnsi="Comic Sans MS" w:cs="Comic Sans MS"/>
+          <w:b/>
+          <w:bCs/>
+          <w:lang w:val="pt-BR"/>
+        </w:rPr>
+        <w:t>Após configurar essa referência, normalmente bastará executar git push para enviar novos commits da branch main.</w:t>
+      </w:r>
+    </w:p>
+    <w:p>
+      <w:pPr>
+        <w:pStyle w:val="9"/>
+        <w:keepNext w:val="0"/>
+        <w:keepLines w:val="0"/>
+        <w:widowControl/>
+        <w:suppressLineNumbers w:val="0"/>
+        <w:bidi w:val="0"/>
+        <w:rPr>
+          <w:rStyle w:val="6"/>
+          <w:rFonts w:hint="default" w:ascii="Comic Sans MS" w:hAnsi="Comic Sans MS" w:cs="Comic Sans MS"/>
+          <w:b/>
+          <w:bCs/>
+          <w:lang w:val="pt-BR"/>
+        </w:rPr>
+      </w:pPr>
+      <w:r>
+        <w:rPr>
+          <w:rStyle w:val="6"/>
+          <w:rFonts w:hint="default" w:ascii="Comic Sans MS" w:hAnsi="Comic Sans MS" w:cs="Comic Sans MS"/>
+          <w:b/>
+          <w:bCs/>
+          <w:lang w:val="pt-BR"/>
+        </w:rPr>
+        <w:t>3. Resultado esperado</w:t>
+      </w:r>
+    </w:p>
+    <w:p>
+      <w:pPr>
+        <w:pStyle w:val="9"/>
+        <w:keepNext w:val="0"/>
+        <w:keepLines w:val="0"/>
+        <w:widowControl/>
+        <w:suppressLineNumbers w:val="0"/>
+        <w:bidi w:val="0"/>
+        <w:rPr>
+          <w:rStyle w:val="6"/>
+          <w:rFonts w:hint="default" w:ascii="Comic Sans MS" w:hAnsi="Comic Sans MS" w:cs="Comic Sans MS"/>
+          <w:b/>
+          <w:bCs/>
+          <w:lang w:val="pt-BR"/>
+        </w:rPr>
+      </w:pPr>
+      <w:r>
+        <w:rPr>
+          <w:rStyle w:val="6"/>
+          <w:rFonts w:hint="default" w:ascii="Comic Sans MS" w:hAnsi="Comic Sans MS" w:cs="Comic Sans MS"/>
+          <w:b/>
+          <w:bCs/>
+          <w:lang w:val="pt-BR"/>
+        </w:rPr>
+        <w:t>Se tudo funcionar, você verá algo semelhante a:</w:t>
+      </w:r>
+    </w:p>
+    <w:p>
+      <w:pPr>
+        <w:pStyle w:val="9"/>
+        <w:keepNext w:val="0"/>
+        <w:keepLines w:val="0"/>
+        <w:widowControl/>
+        <w:suppressLineNumbers w:val="0"/>
+        <w:bidi w:val="0"/>
+        <w:rPr>
+          <w:rStyle w:val="6"/>
+          <w:rFonts w:hint="default" w:ascii="Comic Sans MS" w:hAnsi="Comic Sans MS" w:cs="Comic Sans MS"/>
+          <w:b/>
+          <w:bCs/>
+          <w:lang w:val="pt-BR"/>
+        </w:rPr>
+      </w:pPr>
+      <w:r>
+        <w:rPr>
+          <w:rStyle w:val="6"/>
+          <w:rFonts w:hint="default" w:ascii="Comic Sans MS" w:hAnsi="Comic Sans MS" w:cs="Comic Sans MS"/>
+          <w:b/>
+          <w:bCs/>
+          <w:lang w:val="pt-BR"/>
+        </w:rPr>
+        <w:t>Enumerating objects: 3, done.</w:t>
+      </w:r>
+    </w:p>
+    <w:p>
+      <w:pPr>
+        <w:pStyle w:val="9"/>
+        <w:keepNext w:val="0"/>
+        <w:keepLines w:val="0"/>
+        <w:widowControl/>
+        <w:suppressLineNumbers w:val="0"/>
+        <w:bidi w:val="0"/>
+        <w:rPr>
+          <w:rStyle w:val="6"/>
+          <w:rFonts w:hint="default" w:ascii="Comic Sans MS" w:hAnsi="Comic Sans MS" w:cs="Comic Sans MS"/>
+          <w:b/>
+          <w:bCs/>
+          <w:lang w:val="pt-BR"/>
+        </w:rPr>
+      </w:pPr>
+      <w:r>
+        <w:rPr>
+          <w:rStyle w:val="6"/>
+          <w:rFonts w:hint="default" w:ascii="Comic Sans MS" w:hAnsi="Comic Sans MS" w:cs="Comic Sans MS"/>
+          <w:b/>
+          <w:bCs/>
+          <w:lang w:val="pt-BR"/>
+        </w:rPr>
+        <w:t>Counting objects: 100% (3/3), done.</w:t>
+      </w:r>
+    </w:p>
+    <w:p>
+      <w:pPr>
+        <w:pStyle w:val="9"/>
+        <w:keepNext w:val="0"/>
+        <w:keepLines w:val="0"/>
+        <w:widowControl/>
+        <w:suppressLineNumbers w:val="0"/>
+        <w:bidi w:val="0"/>
+        <w:rPr>
+          <w:rStyle w:val="6"/>
+          <w:rFonts w:hint="default" w:ascii="Comic Sans MS" w:hAnsi="Comic Sans MS" w:cs="Comic Sans MS"/>
+          <w:b/>
+          <w:bCs/>
+          <w:lang w:val="pt-BR"/>
+        </w:rPr>
+      </w:pPr>
+      <w:r>
+        <w:rPr>
+          <w:rStyle w:val="6"/>
+          <w:rFonts w:hint="default" w:ascii="Comic Sans MS" w:hAnsi="Comic Sans MS" w:cs="Comic Sans MS"/>
+          <w:b/>
+          <w:bCs/>
+          <w:lang w:val="pt-BR"/>
+        </w:rPr>
+        <w:t>Writing objects: 100% (3/3), done.</w:t>
+      </w:r>
+    </w:p>
+    <w:p>
+      <w:pPr>
+        <w:pStyle w:val="9"/>
+        <w:keepNext w:val="0"/>
+        <w:keepLines w:val="0"/>
+        <w:widowControl/>
+        <w:suppressLineNumbers w:val="0"/>
+        <w:bidi w:val="0"/>
+        <w:rPr>
+          <w:rStyle w:val="6"/>
+          <w:rFonts w:hint="default" w:ascii="Comic Sans MS" w:hAnsi="Comic Sans MS" w:cs="Comic Sans MS"/>
+          <w:b/>
+          <w:bCs/>
+          <w:lang w:val="pt-BR"/>
+        </w:rPr>
+      </w:pPr>
+      <w:r>
+        <w:rPr>
+          <w:rStyle w:val="6"/>
+          <w:rFonts w:hint="default" w:ascii="Comic Sans MS" w:hAnsi="Comic Sans MS" w:cs="Comic Sans MS"/>
+          <w:b/>
+          <w:bCs/>
+          <w:lang w:val="pt-BR"/>
+        </w:rPr>
+        <w:t>To https://github.com/luzivam34/EletronicoShop.git</w:t>
+      </w:r>
+    </w:p>
+    <w:p>
+      <w:pPr>
+        <w:pStyle w:val="9"/>
+        <w:keepNext w:val="0"/>
+        <w:keepLines w:val="0"/>
+        <w:widowControl/>
+        <w:suppressLineNumbers w:val="0"/>
+        <w:bidi w:val="0"/>
+        <w:rPr>
+          <w:rStyle w:val="6"/>
+          <w:rFonts w:hint="default" w:ascii="Comic Sans MS" w:hAnsi="Comic Sans MS" w:cs="Comic Sans MS"/>
+          <w:b/>
+          <w:bCs/>
+          <w:lang w:val="pt-BR"/>
+        </w:rPr>
+      </w:pPr>
+      <w:r>
+        <w:rPr>
+          <w:rStyle w:val="6"/>
+          <w:rFonts w:hint="default" w:ascii="Comic Sans MS" w:hAnsi="Comic Sans MS" w:cs="Comic Sans MS"/>
+          <w:b/>
+          <w:bCs/>
+          <w:lang w:val="pt-BR"/>
+        </w:rPr>
+        <w:t xml:space="preserve"> * [new branch]      main -&gt; main</w:t>
+      </w:r>
+    </w:p>
+    <w:p>
+      <w:pPr>
+        <w:pStyle w:val="9"/>
+        <w:keepNext w:val="0"/>
+        <w:keepLines w:val="0"/>
+        <w:widowControl/>
+        <w:suppressLineNumbers w:val="0"/>
+        <w:bidi w:val="0"/>
+        <w:rPr>
+          <w:rStyle w:val="6"/>
+          <w:rFonts w:hint="default" w:ascii="Comic Sans MS" w:hAnsi="Comic Sans MS" w:cs="Comic Sans MS"/>
+          <w:b/>
+          <w:bCs/>
+          <w:lang w:val="pt-BR"/>
+        </w:rPr>
+      </w:pPr>
+      <w:r>
+        <w:rPr>
+          <w:rStyle w:val="6"/>
+          <w:rFonts w:hint="default" w:ascii="Comic Sans MS" w:hAnsi="Comic Sans MS" w:cs="Comic Sans MS"/>
+          <w:b/>
+          <w:bCs/>
+          <w:lang w:val="pt-BR"/>
+        </w:rPr>
+        <w:t>branch 'main' set up to track 'origin/main'.</w:t>
+      </w:r>
+    </w:p>
+    <w:p>
+      <w:pPr>
+        <w:pStyle w:val="9"/>
+        <w:keepNext w:val="0"/>
+        <w:keepLines w:val="0"/>
+        <w:widowControl/>
+        <w:suppressLineNumbers w:val="0"/>
+        <w:bidi w:val="0"/>
+        <w:rPr>
+          <w:rStyle w:val="6"/>
+          <w:rFonts w:hint="default" w:ascii="Comic Sans MS" w:hAnsi="Comic Sans MS" w:cs="Comic Sans MS"/>
+          <w:b/>
+          <w:bCs/>
+          <w:lang w:val="pt-BR"/>
+        </w:rPr>
+      </w:pPr>
+      <w:r>
+        <w:rPr>
+          <w:rStyle w:val="6"/>
+          <w:rFonts w:hint="default" w:ascii="Comic Sans MS" w:hAnsi="Comic Sans MS" w:cs="Comic Sans MS"/>
+          <w:b/>
+          <w:bCs/>
+          <w:lang w:val="pt-BR"/>
+        </w:rPr>
+        <w:t>Se o GitHub solicitar autenticação, siga as instruções apresentadas no navegador. Não é necessário informar sua senha do GitHub diretamente no terminal.</w:t>
+      </w:r>
+    </w:p>
+    <w:p>
+      <w:pPr>
+        <w:pStyle w:val="9"/>
+        <w:keepNext w:val="0"/>
+        <w:keepLines w:val="0"/>
+        <w:widowControl/>
+        <w:suppressLineNumbers w:val="0"/>
+        <w:bidi w:val="0"/>
+        <w:rPr>
+          <w:rStyle w:val="6"/>
+          <w:rFonts w:hint="default" w:ascii="Comic Sans MS" w:hAnsi="Comic Sans MS" w:cs="Comic Sans MS"/>
+          <w:b/>
+          <w:bCs/>
+          <w:lang w:val="pt-BR"/>
+        </w:rPr>
+      </w:pPr>
+      <w:r>
+        <w:rPr>
+          <w:rStyle w:val="6"/>
+          <w:rFonts w:hint="default" w:ascii="Comic Sans MS" w:hAnsi="Comic Sans MS" w:cs="Comic Sans MS"/>
+          <w:b/>
+          <w:bCs/>
+          <w:lang w:val="pt-BR"/>
+        </w:rPr>
+        <w:t>4. O que acontecerá depois?</w:t>
+      </w:r>
+    </w:p>
+    <w:p>
+      <w:pPr>
+        <w:pStyle w:val="9"/>
+        <w:keepNext w:val="0"/>
+        <w:keepLines w:val="0"/>
+        <w:widowControl/>
+        <w:suppressLineNumbers w:val="0"/>
+        <w:bidi w:val="0"/>
+        <w:rPr>
+          <w:rStyle w:val="6"/>
+          <w:rFonts w:hint="default" w:ascii="Comic Sans MS" w:hAnsi="Comic Sans MS" w:cs="Comic Sans MS"/>
+          <w:b/>
+          <w:bCs/>
+          <w:lang w:val="pt-BR"/>
+        </w:rPr>
+      </w:pPr>
+      <w:r>
+        <w:rPr>
+          <w:rStyle w:val="6"/>
+          <w:rFonts w:hint="default" w:ascii="Comic Sans MS" w:hAnsi="Comic Sans MS" w:cs="Comic Sans MS"/>
+          <w:b/>
+          <w:bCs/>
+          <w:lang w:val="pt-BR"/>
+        </w:rPr>
+        <w:t>Seu computador</w:t>
+      </w:r>
+    </w:p>
+    <w:p>
+      <w:pPr>
+        <w:pStyle w:val="9"/>
+        <w:keepNext w:val="0"/>
+        <w:keepLines w:val="0"/>
+        <w:widowControl/>
+        <w:suppressLineNumbers w:val="0"/>
+        <w:bidi w:val="0"/>
+        <w:rPr>
+          <w:rStyle w:val="6"/>
+          <w:rFonts w:hint="default" w:ascii="Comic Sans MS" w:hAnsi="Comic Sans MS" w:cs="Comic Sans MS"/>
+          <w:b/>
+          <w:bCs/>
+          <w:lang w:val="pt-BR"/>
+        </w:rPr>
+      </w:pPr>
+      <w:r>
+        <w:rPr>
+          <w:rStyle w:val="6"/>
+          <w:rFonts w:hint="default" w:ascii="Comic Sans MS" w:hAnsi="Comic Sans MS" w:cs="Comic Sans MS"/>
+          <w:b/>
+          <w:bCs/>
+          <w:lang w:val="pt-BR"/>
+        </w:rPr>
+        <w:t>GitHub</w:t>
+      </w:r>
+    </w:p>
+    <w:p>
+      <w:pPr>
+        <w:pStyle w:val="9"/>
+        <w:keepNext w:val="0"/>
+        <w:keepLines w:val="0"/>
+        <w:widowControl/>
+        <w:suppressLineNumbers w:val="0"/>
+        <w:bidi w:val="0"/>
+        <w:rPr>
+          <w:rStyle w:val="6"/>
+          <w:rFonts w:hint="default" w:ascii="Comic Sans MS" w:hAnsi="Comic Sans MS" w:cs="Comic Sans MS"/>
+          <w:b/>
+          <w:bCs/>
+          <w:lang w:val="pt-BR"/>
+        </w:rPr>
+      </w:pPr>
+      <w:r>
+        <w:rPr>
+          <w:rStyle w:val="6"/>
+          <w:rFonts w:hint="default" w:ascii="Comic Sans MS" w:hAnsi="Comic Sans MS" w:cs="Comic Sans MS"/>
+          <w:b/>
+          <w:bCs/>
+          <w:lang w:val="pt-BR"/>
+        </w:rPr>
+        <w:t>README.md</w:t>
+      </w:r>
+    </w:p>
+    <w:p>
+      <w:pPr>
+        <w:pStyle w:val="9"/>
+        <w:keepNext w:val="0"/>
+        <w:keepLines w:val="0"/>
+        <w:widowControl/>
+        <w:suppressLineNumbers w:val="0"/>
+        <w:bidi w:val="0"/>
+        <w:rPr>
+          <w:rStyle w:val="6"/>
+          <w:rFonts w:hint="default" w:ascii="Comic Sans MS" w:hAnsi="Comic Sans MS" w:cs="Comic Sans MS"/>
+          <w:b/>
+          <w:bCs/>
+          <w:lang w:val="pt-BR"/>
+        </w:rPr>
+      </w:pPr>
+      <w:r>
+        <w:rPr>
+          <w:rStyle w:val="6"/>
+          <w:rFonts w:hint="default" w:ascii="Comic Sans MS" w:hAnsi="Comic Sans MS" w:cs="Comic Sans MS"/>
+          <w:b/>
+          <w:bCs/>
+          <w:lang w:val="pt-BR" w:eastAsia="zh-CN"/>
+        </w:rPr>
+        <w:t>O commit d060f4e será enviado para a branch main do repositório remoto.</w:t>
+      </w:r>
+    </w:p>
+    <w:p>
+      <w:pPr>
+        <w:pStyle w:val="9"/>
+        <w:keepNext w:val="0"/>
+        <w:keepLines w:val="0"/>
+        <w:widowControl/>
+        <w:suppressLineNumbers w:val="0"/>
+        <w:bidi w:val="0"/>
+        <w:rPr>
+          <w:rStyle w:val="6"/>
+          <w:rFonts w:hint="default" w:ascii="Comic Sans MS" w:hAnsi="Comic Sans MS" w:cs="Comic Sans MS"/>
+          <w:b/>
+          <w:bCs/>
+          <w:lang w:val="pt-BR"/>
+        </w:rPr>
+      </w:pPr>
+      <w:r>
+        <w:rPr>
+          <w:rStyle w:val="6"/>
+          <w:rFonts w:hint="default" w:ascii="Comic Sans MS" w:hAnsi="Comic Sans MS" w:cs="Comic Sans MS"/>
+          <w:b/>
+          <w:bCs/>
+          <w:lang w:val="pt-BR"/>
+        </w:rPr>
+        <w:t>Sua atividade</w:t>
+      </w:r>
+    </w:p>
+    <w:p>
+      <w:pPr>
+        <w:pStyle w:val="9"/>
+        <w:keepNext w:val="0"/>
+        <w:keepLines w:val="0"/>
+        <w:widowControl/>
+        <w:suppressLineNumbers w:val="0"/>
+        <w:bidi w:val="0"/>
+        <w:rPr>
+          <w:rStyle w:val="6"/>
+          <w:rFonts w:hint="default" w:ascii="Comic Sans MS" w:hAnsi="Comic Sans MS" w:cs="Comic Sans MS"/>
+          <w:b/>
+          <w:bCs/>
+          <w:lang w:val="pt-BR"/>
+        </w:rPr>
+      </w:pPr>
+      <w:r>
+        <w:rPr>
+          <w:rStyle w:val="6"/>
+          <w:rFonts w:hint="default" w:ascii="Comic Sans MS" w:hAnsi="Comic Sans MS" w:cs="Comic Sans MS"/>
+          <w:b/>
+          <w:bCs/>
+          <w:lang w:val="pt-BR"/>
+        </w:rPr>
+        <w:t>Execute:</w:t>
+      </w:r>
+    </w:p>
+    <w:p>
+      <w:pPr>
+        <w:pStyle w:val="9"/>
+        <w:keepNext w:val="0"/>
+        <w:keepLines w:val="0"/>
+        <w:widowControl/>
+        <w:suppressLineNumbers w:val="0"/>
+        <w:bidi w:val="0"/>
+        <w:rPr>
+          <w:rStyle w:val="6"/>
+          <w:rFonts w:hint="default" w:ascii="Comic Sans MS" w:hAnsi="Comic Sans MS" w:cs="Comic Sans MS"/>
+          <w:b/>
+          <w:bCs/>
+          <w:lang w:val="pt-BR"/>
+        </w:rPr>
+      </w:pPr>
+      <w:r>
+        <w:rPr>
+          <w:rStyle w:val="6"/>
+          <w:rFonts w:hint="default" w:ascii="Comic Sans MS" w:hAnsi="Comic Sans MS" w:cs="Comic Sans MS"/>
+          <w:b/>
+          <w:bCs/>
+          <w:lang w:val="pt-BR"/>
+        </w:rPr>
+        <w:t>git push -u origin main</w:t>
+      </w:r>
+    </w:p>
+    <w:p>
+      <w:pPr>
+        <w:pStyle w:val="9"/>
+        <w:keepNext w:val="0"/>
+        <w:keepLines w:val="0"/>
+        <w:widowControl/>
+        <w:suppressLineNumbers w:val="0"/>
+        <w:bidi w:val="0"/>
+        <w:rPr>
+          <w:rStyle w:val="6"/>
+          <w:rFonts w:hint="default" w:ascii="Comic Sans MS" w:hAnsi="Comic Sans MS" w:cs="Comic Sans MS"/>
+          <w:b/>
+          <w:bCs/>
+          <w:lang w:val="pt-BR"/>
+        </w:rPr>
+      </w:pPr>
+      <w:r>
+        <w:rPr>
+          <w:rStyle w:val="6"/>
+          <w:rFonts w:hint="default" w:ascii="Comic Sans MS" w:hAnsi="Comic Sans MS" w:cs="Comic Sans MS"/>
+          <w:b/>
+          <w:bCs/>
+          <w:lang w:val="pt-BR"/>
+        </w:rPr>
+        <w:t>Envie o resultado completo do terminal.</w:t>
+      </w:r>
+    </w:p>
+    <w:p>
+      <w:pPr>
+        <w:pStyle w:val="9"/>
+        <w:keepNext w:val="0"/>
+        <w:keepLines w:val="0"/>
+        <w:widowControl/>
+        <w:suppressLineNumbers w:val="0"/>
+        <w:bidi w:val="0"/>
+        <w:rPr>
+          <w:rStyle w:val="6"/>
+          <w:rFonts w:hint="default" w:ascii="Comic Sans MS" w:hAnsi="Comic Sans MS" w:cs="Comic Sans MS"/>
+          <w:b/>
+          <w:bCs/>
+          <w:lang w:val="pt-BR"/>
+        </w:rPr>
+      </w:pPr>
+      <w:r>
+        <w:rPr>
+          <w:rStyle w:val="6"/>
+          <w:rFonts w:hint="default" w:ascii="Comic Sans MS" w:hAnsi="Comic Sans MS" w:cs="Comic Sans MS"/>
+          <w:b/>
+          <w:bCs/>
+          <w:lang w:val="pt-BR"/>
+        </w:rPr>
+        <w:t>Depois de confirmar o envio, vamos para a Etapa 7 — Aprender o fluxo profissional de trabalho com Git, incluindo como modificar arquivos, criar commits e atualizar seu projeto no GitHub sem precisar criar outro repositório.</w:t>
+      </w:r>
+    </w:p>
+    <w:p>
+      <w:pPr>
+        <w:pStyle w:val="9"/>
+        <w:keepNext w:val="0"/>
+        <w:keepLines w:val="0"/>
+        <w:widowControl/>
+        <w:suppressLineNumbers w:val="0"/>
+        <w:bidi w:val="0"/>
+        <w:rPr>
+          <w:rStyle w:val="6"/>
+          <w:rFonts w:hint="default" w:ascii="Comic Sans MS" w:hAnsi="Comic Sans MS" w:cs="Comic Sans MS"/>
+          <w:b/>
+          <w:bCs/>
+          <w:lang w:val="pt-BR"/>
+        </w:rPr>
+      </w:pPr>
+    </w:p>
+    <w:p>
+      <w:pPr>
+        <w:pStyle w:val="9"/>
+        <w:keepNext w:val="0"/>
+        <w:keepLines w:val="0"/>
+        <w:widowControl/>
+        <w:suppressLineNumbers w:val="0"/>
+        <w:bidi w:val="0"/>
+        <w:rPr>
+          <w:rStyle w:val="6"/>
+          <w:rFonts w:hint="default" w:ascii="Comic Sans MS" w:hAnsi="Comic Sans MS" w:cs="Comic Sans MS"/>
+          <w:b/>
+          <w:bCs/>
+          <w:lang w:val="pt-BR"/>
+        </w:rPr>
+      </w:pPr>
+    </w:p>
+    <w:p>
+      <w:pPr>
+        <w:pStyle w:val="9"/>
+        <w:keepNext w:val="0"/>
+        <w:keepLines w:val="0"/>
+        <w:widowControl/>
+        <w:suppressLineNumbers w:val="0"/>
+        <w:bidi w:val="0"/>
+        <w:rPr>
+          <w:rStyle w:val="6"/>
+          <w:rFonts w:hint="default" w:ascii="Comic Sans MS" w:hAnsi="Comic Sans MS" w:cs="Comic Sans MS"/>
+          <w:b/>
+          <w:bCs/>
+          <w:lang w:val="pt-BR"/>
+        </w:rPr>
+      </w:pPr>
+    </w:p>
+    <w:p>
+      <w:pPr>
+        <w:pStyle w:val="9"/>
+        <w:keepNext w:val="0"/>
+        <w:keepLines w:val="0"/>
+        <w:widowControl/>
+        <w:suppressLineNumbers w:val="0"/>
+        <w:bidi w:val="0"/>
+        <w:rPr>
+          <w:rStyle w:val="6"/>
+          <w:rFonts w:hint="default" w:ascii="Comic Sans MS" w:hAnsi="Comic Sans MS" w:cs="Comic Sans MS"/>
+          <w:b/>
+          <w:bCs/>
+          <w:lang w:val="pt-BR"/>
+        </w:rPr>
+      </w:pPr>
+    </w:p>
+    <w:p>
+      <w:pPr>
+        <w:pStyle w:val="9"/>
+        <w:keepNext w:val="0"/>
+        <w:keepLines w:val="0"/>
+        <w:widowControl/>
+        <w:suppressLineNumbers w:val="0"/>
+        <w:bidi w:val="0"/>
+        <w:rPr>
+          <w:rStyle w:val="6"/>
+          <w:rFonts w:hint="default" w:ascii="Comic Sans MS" w:hAnsi="Comic Sans MS" w:cs="Comic Sans MS"/>
+          <w:b/>
+          <w:bCs/>
+          <w:lang w:val="pt-BR"/>
+        </w:rPr>
+      </w:pPr>
+    </w:p>
+    <w:p>
+      <w:pPr>
+        <w:pStyle w:val="9"/>
+        <w:keepNext w:val="0"/>
+        <w:keepLines w:val="0"/>
+        <w:widowControl/>
+        <w:suppressLineNumbers w:val="0"/>
+        <w:bidi w:val="0"/>
+        <w:rPr>
+          <w:rStyle w:val="6"/>
+          <w:rFonts w:hint="default" w:ascii="Comic Sans MS" w:hAnsi="Comic Sans MS" w:cs="Comic Sans MS"/>
+          <w:b/>
+          <w:bCs/>
+          <w:lang w:val="pt-BR"/>
+        </w:rPr>
+      </w:pPr>
+    </w:p>
+    <w:p>
+      <w:pPr>
+        <w:pStyle w:val="9"/>
+        <w:keepNext w:val="0"/>
+        <w:keepLines w:val="0"/>
+        <w:widowControl/>
+        <w:suppressLineNumbers w:val="0"/>
+        <w:bidi w:val="0"/>
+        <w:rPr>
+          <w:rStyle w:val="6"/>
+          <w:rFonts w:hint="default" w:ascii="Comic Sans MS" w:hAnsi="Comic Sans MS" w:cs="Comic Sans MS"/>
+          <w:b/>
+          <w:bCs/>
+          <w:lang w:val="pt-BR"/>
+        </w:rPr>
+      </w:pPr>
+    </w:p>
+    <w:p>
+      <w:pPr>
+        <w:pStyle w:val="9"/>
+        <w:keepNext w:val="0"/>
+        <w:keepLines w:val="0"/>
+        <w:widowControl/>
+        <w:suppressLineNumbers w:val="0"/>
+        <w:bidi w:val="0"/>
+        <w:rPr>
+          <w:rStyle w:val="6"/>
+          <w:rFonts w:hint="default" w:ascii="Comic Sans MS" w:hAnsi="Comic Sans MS" w:cs="Comic Sans MS"/>
+          <w:b/>
+          <w:bCs/>
+          <w:lang w:val="pt-BR"/>
+        </w:rPr>
+      </w:pPr>
+    </w:p>
+    <w:p>
+      <w:pPr>
+        <w:pStyle w:val="9"/>
+        <w:keepNext w:val="0"/>
+        <w:keepLines w:val="0"/>
+        <w:widowControl/>
+        <w:suppressLineNumbers w:val="0"/>
+        <w:bidi w:val="0"/>
+        <w:rPr>
+          <w:rStyle w:val="6"/>
+          <w:rFonts w:hint="default" w:ascii="Comic Sans MS" w:hAnsi="Comic Sans MS" w:cs="Comic Sans MS"/>
+          <w:b/>
+          <w:bCs/>
+          <w:lang w:val="pt-BR"/>
+        </w:rPr>
+      </w:pPr>
+    </w:p>
+    <w:p>
+      <w:pPr>
+        <w:pStyle w:val="9"/>
+        <w:keepNext w:val="0"/>
+        <w:keepLines w:val="0"/>
+        <w:widowControl/>
+        <w:suppressLineNumbers w:val="0"/>
+        <w:bidi w:val="0"/>
+        <w:rPr>
+          <w:rStyle w:val="6"/>
+          <w:rFonts w:hint="default" w:ascii="Comic Sans MS" w:hAnsi="Comic Sans MS" w:cs="Comic Sans MS"/>
+          <w:b/>
+          <w:bCs/>
+          <w:lang w:val="pt-BR"/>
+        </w:rPr>
+      </w:pPr>
+    </w:p>
+    <w:p>
+      <w:pPr>
+        <w:pStyle w:val="9"/>
+        <w:keepNext w:val="0"/>
+        <w:keepLines w:val="0"/>
+        <w:widowControl/>
+        <w:suppressLineNumbers w:val="0"/>
+        <w:bidi w:val="0"/>
+        <w:rPr>
+          <w:rStyle w:val="6"/>
+          <w:rFonts w:hint="default" w:ascii="Comic Sans MS" w:hAnsi="Comic Sans MS" w:cs="Comic Sans MS"/>
+          <w:b/>
+          <w:bCs/>
+          <w:lang w:val="pt-BR"/>
+        </w:rPr>
+      </w:pPr>
+    </w:p>
+    <w:p>
+      <w:pPr>
+        <w:pStyle w:val="9"/>
+        <w:keepNext w:val="0"/>
+        <w:keepLines w:val="0"/>
+        <w:widowControl/>
+        <w:suppressLineNumbers w:val="0"/>
+        <w:bidi w:val="0"/>
+        <w:rPr>
+          <w:rStyle w:val="6"/>
+          <w:rFonts w:hint="default" w:ascii="Comic Sans MS" w:hAnsi="Comic Sans MS" w:cs="Comic Sans MS"/>
+          <w:b/>
+          <w:bCs/>
+          <w:lang w:val="pt-BR"/>
+        </w:rPr>
+      </w:pPr>
+      <w:r>
+        <w:rPr>
+          <w:rStyle w:val="6"/>
+          <w:rFonts w:hint="default" w:ascii="Comic Sans MS" w:hAnsi="Comic Sans MS" w:cs="Comic Sans MS"/>
+          <w:b/>
+          <w:bCs/>
+          <w:lang w:val="pt-BR"/>
+        </w:rPr>
+        <w:t>Excelente! A Etapa 6 foi concluída com sucesso!</w:t>
+      </w:r>
+    </w:p>
+    <w:p>
+      <w:pPr>
+        <w:pStyle w:val="9"/>
+        <w:keepNext w:val="0"/>
+        <w:keepLines w:val="0"/>
+        <w:widowControl/>
+        <w:suppressLineNumbers w:val="0"/>
+        <w:bidi w:val="0"/>
+        <w:rPr>
+          <w:rStyle w:val="6"/>
+          <w:rFonts w:hint="default" w:ascii="Comic Sans MS" w:hAnsi="Comic Sans MS" w:cs="Comic Sans MS"/>
+          <w:b/>
+          <w:bCs/>
+          <w:lang w:val="pt-BR"/>
+        </w:rPr>
+      </w:pPr>
+      <w:r>
+        <w:rPr>
+          <w:rStyle w:val="6"/>
+          <w:rFonts w:hint="default" w:ascii="Comic Sans MS" w:hAnsi="Comic Sans MS" w:cs="Comic Sans MS"/>
+          <w:b/>
+          <w:bCs/>
+          <w:lang w:val="pt-BR"/>
+        </w:rPr>
+        <w:t>Seu Git está indicando que a branch main está sincronizada com origin/main e não existem alterações pendentes.</w:t>
+      </w:r>
+    </w:p>
+    <w:p>
+      <w:pPr>
+        <w:pStyle w:val="9"/>
+        <w:keepNext w:val="0"/>
+        <w:keepLines w:val="0"/>
+        <w:widowControl/>
+        <w:suppressLineNumbers w:val="0"/>
+        <w:bidi w:val="0"/>
+        <w:rPr>
+          <w:rStyle w:val="6"/>
+          <w:rFonts w:hint="default" w:ascii="Comic Sans MS" w:hAnsi="Comic Sans MS" w:cs="Comic Sans MS"/>
+          <w:b/>
+          <w:bCs/>
+          <w:lang w:val="pt-BR"/>
+        </w:rPr>
+      </w:pPr>
+      <w:r>
+        <w:rPr>
+          <w:rStyle w:val="6"/>
+          <w:rFonts w:hint="default" w:ascii="Comic Sans MS" w:hAnsi="Comic Sans MS" w:cs="Comic Sans MS"/>
+          <w:b/>
+          <w:bCs/>
+          <w:lang w:val="pt-BR"/>
+        </w:rPr>
+        <w:t>Vamos entender seu resultado:</w:t>
+      </w:r>
+    </w:p>
+    <w:p>
+      <w:pPr>
+        <w:pStyle w:val="9"/>
+        <w:keepNext w:val="0"/>
+        <w:keepLines w:val="0"/>
+        <w:widowControl/>
+        <w:suppressLineNumbers w:val="0"/>
+        <w:bidi w:val="0"/>
+        <w:rPr>
+          <w:rStyle w:val="6"/>
+          <w:rFonts w:hint="default" w:ascii="Comic Sans MS" w:hAnsi="Comic Sans MS" w:cs="Comic Sans MS"/>
+          <w:b/>
+          <w:bCs/>
+          <w:lang w:val="pt-BR"/>
+        </w:rPr>
+      </w:pPr>
+      <w:r>
+        <w:rPr>
+          <w:rStyle w:val="6"/>
+          <w:rFonts w:hint="default" w:ascii="Comic Sans MS" w:hAnsi="Comic Sans MS" w:cs="Comic Sans MS"/>
+          <w:b/>
+          <w:bCs/>
+          <w:lang w:val="pt-BR"/>
+        </w:rPr>
+        <w:t>On branch main</w:t>
+      </w:r>
+    </w:p>
+    <w:p>
+      <w:pPr>
+        <w:pStyle w:val="9"/>
+        <w:keepNext w:val="0"/>
+        <w:keepLines w:val="0"/>
+        <w:widowControl/>
+        <w:suppressLineNumbers w:val="0"/>
+        <w:bidi w:val="0"/>
+        <w:rPr>
+          <w:rStyle w:val="6"/>
+          <w:rFonts w:hint="default" w:ascii="Comic Sans MS" w:hAnsi="Comic Sans MS" w:cs="Comic Sans MS"/>
+          <w:b/>
+          <w:bCs/>
+          <w:lang w:val="pt-BR"/>
+        </w:rPr>
+      </w:pPr>
+      <w:r>
+        <w:rPr>
+          <w:rStyle w:val="6"/>
+          <w:rFonts w:hint="default" w:ascii="Comic Sans MS" w:hAnsi="Comic Sans MS" w:cs="Comic Sans MS"/>
+          <w:b/>
+          <w:bCs/>
+          <w:lang w:val="pt-BR"/>
+        </w:rPr>
+        <w:t>Your branch is up to date with 'origin/main'.</w:t>
+      </w:r>
+    </w:p>
+    <w:p>
+      <w:pPr>
+        <w:pStyle w:val="9"/>
+        <w:keepNext w:val="0"/>
+        <w:keepLines w:val="0"/>
+        <w:widowControl/>
+        <w:suppressLineNumbers w:val="0"/>
+        <w:bidi w:val="0"/>
+        <w:rPr>
+          <w:rStyle w:val="6"/>
+          <w:rFonts w:hint="default" w:ascii="Comic Sans MS" w:hAnsi="Comic Sans MS" w:cs="Comic Sans MS"/>
+          <w:b/>
+          <w:bCs/>
+          <w:lang w:val="pt-BR"/>
+        </w:rPr>
+      </w:pPr>
+    </w:p>
+    <w:p>
+      <w:pPr>
+        <w:pStyle w:val="9"/>
+        <w:keepNext w:val="0"/>
+        <w:keepLines w:val="0"/>
+        <w:widowControl/>
+        <w:suppressLineNumbers w:val="0"/>
+        <w:bidi w:val="0"/>
+        <w:rPr>
+          <w:rStyle w:val="6"/>
+          <w:rFonts w:hint="default" w:ascii="Comic Sans MS" w:hAnsi="Comic Sans MS" w:cs="Comic Sans MS"/>
+          <w:b/>
+          <w:bCs/>
+          <w:lang w:val="pt-BR"/>
+        </w:rPr>
+      </w:pPr>
+      <w:r>
+        <w:rPr>
+          <w:rStyle w:val="6"/>
+          <w:rFonts w:hint="default" w:ascii="Comic Sans MS" w:hAnsi="Comic Sans MS" w:cs="Comic Sans MS"/>
+          <w:b/>
+          <w:bCs/>
+          <w:lang w:val="pt-BR"/>
+        </w:rPr>
+        <w:t>nothing to commit, working tree clean</w:t>
+      </w:r>
+    </w:p>
+    <w:tbl>
+      <w:tblPr>
+        <w:tblStyle w:val="5"/>
+        <w:tblW w:w="0" w:type="auto"/>
+        <w:tblCellSpacing w:w="15" w:type="dxa"/>
+        <w:tblInd w:w="0" w:type="dxa"/>
+        <w:tblBorders>
+          <w:top w:val="none" w:color="auto" w:sz="0" w:space="0"/>
+          <w:left w:val="none" w:color="auto" w:sz="0" w:space="0"/>
+          <w:bottom w:val="none" w:color="auto" w:sz="0" w:space="0"/>
+          <w:right w:val="none" w:color="auto" w:sz="0" w:space="0"/>
+          <w:insideH w:val="none" w:color="auto" w:sz="0" w:space="0"/>
+          <w:insideV w:val="none" w:color="auto" w:sz="0" w:space="0"/>
+        </w:tblBorders>
+        <w:shd w:val="clear" w:color="auto" w:fill="auto"/>
+        <w:tblLayout w:type="autofit"/>
+        <w:tblCellMar>
+          <w:top w:w="15" w:type="dxa"/>
+          <w:left w:w="15" w:type="dxa"/>
+          <w:bottom w:w="15" w:type="dxa"/>
+          <w:right w:w="15" w:type="dxa"/>
+        </w:tblCellMar>
+      </w:tblPr>
+      <w:tblGrid>
+        <w:gridCol w:w="2656"/>
+        <w:gridCol w:w="5740"/>
+      </w:tblGrid>
+      <w:tr>
+        <w:tblPrEx>
+          <w:tblBorders>
+            <w:top w:val="none" w:color="auto" w:sz="0" w:space="0"/>
+            <w:left w:val="none" w:color="auto" w:sz="0" w:space="0"/>
+            <w:bottom w:val="none" w:color="auto" w:sz="0" w:space="0"/>
+            <w:right w:val="none" w:color="auto" w:sz="0" w:space="0"/>
+            <w:insideH w:val="none" w:color="auto" w:sz="0" w:space="0"/>
+            <w:insideV w:val="none" w:color="auto" w:sz="0" w:space="0"/>
+          </w:tblBorders>
+          <w:shd w:val="clear" w:color="auto" w:fill="auto"/>
+          <w:tblCellMar>
+            <w:top w:w="15" w:type="dxa"/>
+            <w:left w:w="15" w:type="dxa"/>
+            <w:bottom w:w="15" w:type="dxa"/>
+            <w:right w:w="15" w:type="dxa"/>
+          </w:tblCellMar>
+        </w:tblPrEx>
+        <w:trPr>
+          <w:tblCellSpacing w:w="15" w:type="dxa"/>
+        </w:trPr>
+        <w:tc>
+          <w:tcPr>
+            <w:tcW w:w="0" w:type="auto"/>
+            <w:shd w:val="clear" w:color="auto" w:fill="auto"/>
+            <w:vAlign w:val="center"/>
+          </w:tcPr>
+          <w:p>
+            <w:pPr>
+              <w:pStyle w:val="9"/>
+              <w:keepNext w:val="0"/>
+              <w:keepLines w:val="0"/>
+              <w:widowControl/>
+              <w:suppressLineNumbers w:val="0"/>
+              <w:bidi w:val="0"/>
+              <w:rPr>
+                <w:rStyle w:val="6"/>
+                <w:rFonts w:hint="default" w:ascii="Comic Sans MS" w:hAnsi="Comic Sans MS" w:cs="Comic Sans MS"/>
+                <w:b/>
+                <w:bCs/>
+                <w:lang w:val="pt-BR"/>
+              </w:rPr>
+            </w:pPr>
+            <w:r>
+              <w:rPr>
+                <w:rStyle w:val="6"/>
+                <w:rFonts w:hint="default" w:ascii="Comic Sans MS" w:hAnsi="Comic Sans MS" w:cs="Comic Sans MS"/>
+                <w:b/>
+                <w:bCs/>
+                <w:lang w:val="pt-BR"/>
+              </w:rPr>
+              <w:t>Mensagem</w:t>
+            </w:r>
+          </w:p>
+        </w:tc>
+        <w:tc>
+          <w:tcPr>
+            <w:tcW w:w="0" w:type="auto"/>
+            <w:shd w:val="clear" w:color="auto" w:fill="auto"/>
+            <w:vAlign w:val="center"/>
+          </w:tcPr>
+          <w:p>
+            <w:pPr>
+              <w:pStyle w:val="9"/>
+              <w:keepNext w:val="0"/>
+              <w:keepLines w:val="0"/>
+              <w:widowControl/>
+              <w:suppressLineNumbers w:val="0"/>
+              <w:bidi w:val="0"/>
+              <w:rPr>
+                <w:rStyle w:val="6"/>
+                <w:rFonts w:hint="default" w:ascii="Comic Sans MS" w:hAnsi="Comic Sans MS" w:cs="Comic Sans MS"/>
+                <w:b/>
+                <w:bCs/>
+                <w:lang w:val="pt-BR"/>
+              </w:rPr>
+            </w:pPr>
+            <w:r>
+              <w:rPr>
+                <w:rStyle w:val="6"/>
+                <w:rFonts w:hint="default" w:ascii="Comic Sans MS" w:hAnsi="Comic Sans MS" w:cs="Comic Sans MS"/>
+                <w:b/>
+                <w:bCs/>
+                <w:lang w:val="pt-BR"/>
+              </w:rPr>
+              <w:t>Significado</w:t>
+            </w:r>
+          </w:p>
+        </w:tc>
+      </w:tr>
+      <w:tr>
+        <w:tblPrEx>
+          <w:tblBorders>
+            <w:top w:val="none" w:color="auto" w:sz="0" w:space="0"/>
+            <w:left w:val="none" w:color="auto" w:sz="0" w:space="0"/>
+            <w:bottom w:val="none" w:color="auto" w:sz="0" w:space="0"/>
+            <w:right w:val="none" w:color="auto" w:sz="0" w:space="0"/>
+            <w:insideH w:val="none" w:color="auto" w:sz="0" w:space="0"/>
+            <w:insideV w:val="none" w:color="auto" w:sz="0" w:space="0"/>
+          </w:tblBorders>
+          <w:shd w:val="clear" w:color="auto" w:fill="auto"/>
+          <w:tblCellMar>
+            <w:top w:w="15" w:type="dxa"/>
+            <w:left w:w="15" w:type="dxa"/>
+            <w:bottom w:w="15" w:type="dxa"/>
+            <w:right w:w="15" w:type="dxa"/>
+          </w:tblCellMar>
+        </w:tblPrEx>
+        <w:trPr>
+          <w:tblCellSpacing w:w="15" w:type="dxa"/>
+        </w:trPr>
+        <w:tc>
+          <w:tcPr>
+            <w:tcW w:w="0" w:type="auto"/>
+            <w:shd w:val="clear" w:color="auto" w:fill="auto"/>
+            <w:vAlign w:val="center"/>
+          </w:tcPr>
+          <w:p>
+            <w:pPr>
+              <w:pStyle w:val="9"/>
+              <w:keepNext w:val="0"/>
+              <w:keepLines w:val="0"/>
+              <w:widowControl/>
+              <w:suppressLineNumbers w:val="0"/>
+              <w:bidi w:val="0"/>
+              <w:rPr>
+                <w:rStyle w:val="6"/>
+                <w:rFonts w:hint="default" w:ascii="Comic Sans MS" w:hAnsi="Comic Sans MS" w:cs="Comic Sans MS"/>
+                <w:b/>
+                <w:bCs/>
+                <w:lang w:val="pt-BR"/>
+              </w:rPr>
+            </w:pPr>
+            <w:r>
+              <w:rPr>
+                <w:rStyle w:val="6"/>
+                <w:rFonts w:hint="default" w:ascii="Comic Sans MS" w:hAnsi="Comic Sans MS" w:cs="Comic Sans MS"/>
+                <w:b/>
+                <w:bCs/>
+                <w:lang w:val="pt-BR"/>
+              </w:rPr>
+              <w:t>On branch main</w:t>
+            </w:r>
+          </w:p>
+        </w:tc>
+        <w:tc>
+          <w:tcPr>
+            <w:tcW w:w="0" w:type="auto"/>
+            <w:shd w:val="clear" w:color="auto" w:fill="auto"/>
+            <w:vAlign w:val="center"/>
+          </w:tcPr>
+          <w:p>
+            <w:pPr>
+              <w:pStyle w:val="9"/>
+              <w:keepNext w:val="0"/>
+              <w:keepLines w:val="0"/>
+              <w:widowControl/>
+              <w:suppressLineNumbers w:val="0"/>
+              <w:bidi w:val="0"/>
+              <w:rPr>
+                <w:rStyle w:val="6"/>
+                <w:rFonts w:hint="default" w:ascii="Comic Sans MS" w:hAnsi="Comic Sans MS" w:cs="Comic Sans MS"/>
+                <w:b/>
+                <w:bCs/>
+                <w:lang w:val="pt-BR"/>
+              </w:rPr>
+            </w:pPr>
+            <w:r>
+              <w:rPr>
+                <w:rStyle w:val="6"/>
+                <w:rFonts w:hint="default" w:ascii="Comic Sans MS" w:hAnsi="Comic Sans MS" w:cs="Comic Sans MS"/>
+                <w:b/>
+                <w:bCs/>
+                <w:lang w:val="pt-BR"/>
+              </w:rPr>
+              <w:t>Você está na branch principal</w:t>
+            </w:r>
+          </w:p>
+        </w:tc>
+      </w:tr>
+      <w:tr>
+        <w:tblPrEx>
+          <w:tblBorders>
+            <w:top w:val="none" w:color="auto" w:sz="0" w:space="0"/>
+            <w:left w:val="none" w:color="auto" w:sz="0" w:space="0"/>
+            <w:bottom w:val="none" w:color="auto" w:sz="0" w:space="0"/>
+            <w:right w:val="none" w:color="auto" w:sz="0" w:space="0"/>
+            <w:insideH w:val="none" w:color="auto" w:sz="0" w:space="0"/>
+            <w:insideV w:val="none" w:color="auto" w:sz="0" w:space="0"/>
+          </w:tblBorders>
+          <w:shd w:val="clear" w:color="auto" w:fill="auto"/>
+          <w:tblCellMar>
+            <w:top w:w="15" w:type="dxa"/>
+            <w:left w:w="15" w:type="dxa"/>
+            <w:bottom w:w="15" w:type="dxa"/>
+            <w:right w:w="15" w:type="dxa"/>
+          </w:tblCellMar>
+        </w:tblPrEx>
+        <w:trPr>
+          <w:tblCellSpacing w:w="15" w:type="dxa"/>
+        </w:trPr>
+        <w:tc>
+          <w:tcPr>
+            <w:tcW w:w="0" w:type="auto"/>
+            <w:shd w:val="clear" w:color="auto" w:fill="auto"/>
+            <w:vAlign w:val="center"/>
+          </w:tcPr>
+          <w:p>
+            <w:pPr>
+              <w:pStyle w:val="9"/>
+              <w:keepNext w:val="0"/>
+              <w:keepLines w:val="0"/>
+              <w:widowControl/>
+              <w:suppressLineNumbers w:val="0"/>
+              <w:bidi w:val="0"/>
+              <w:rPr>
+                <w:rStyle w:val="6"/>
+                <w:rFonts w:hint="default" w:ascii="Comic Sans MS" w:hAnsi="Comic Sans MS" w:cs="Comic Sans MS"/>
+                <w:b/>
+                <w:bCs/>
+                <w:lang w:val="pt-BR"/>
+              </w:rPr>
+            </w:pPr>
+            <w:r>
+              <w:rPr>
+                <w:rStyle w:val="6"/>
+                <w:rFonts w:hint="default" w:ascii="Comic Sans MS" w:hAnsi="Comic Sans MS" w:cs="Comic Sans MS"/>
+                <w:b/>
+                <w:bCs/>
+                <w:lang w:val="pt-BR"/>
+              </w:rPr>
+              <w:t>up to date with origin/main</w:t>
+            </w:r>
+          </w:p>
+        </w:tc>
+        <w:tc>
+          <w:tcPr>
+            <w:tcW w:w="0" w:type="auto"/>
+            <w:shd w:val="clear" w:color="auto" w:fill="auto"/>
+            <w:vAlign w:val="center"/>
+          </w:tcPr>
+          <w:p>
+            <w:pPr>
+              <w:pStyle w:val="9"/>
+              <w:keepNext w:val="0"/>
+              <w:keepLines w:val="0"/>
+              <w:widowControl/>
+              <w:suppressLineNumbers w:val="0"/>
+              <w:bidi w:val="0"/>
+              <w:rPr>
+                <w:rStyle w:val="6"/>
+                <w:rFonts w:hint="default" w:ascii="Comic Sans MS" w:hAnsi="Comic Sans MS" w:cs="Comic Sans MS"/>
+                <w:b/>
+                <w:bCs/>
+                <w:lang w:val="pt-BR"/>
+              </w:rPr>
+            </w:pPr>
+            <w:r>
+              <w:rPr>
+                <w:rStyle w:val="6"/>
+                <w:rFonts w:hint="default" w:ascii="Comic Sans MS" w:hAnsi="Comic Sans MS" w:cs="Comic Sans MS"/>
+                <w:b/>
+                <w:bCs/>
+                <w:lang w:val="pt-BR"/>
+              </w:rPr>
+              <w:t>Sua branch local está sincronizada com a referência remota</w:t>
+            </w:r>
+          </w:p>
+        </w:tc>
+      </w:tr>
+      <w:tr>
+        <w:tblPrEx>
+          <w:tblBorders>
+            <w:top w:val="none" w:color="auto" w:sz="0" w:space="0"/>
+            <w:left w:val="none" w:color="auto" w:sz="0" w:space="0"/>
+            <w:bottom w:val="none" w:color="auto" w:sz="0" w:space="0"/>
+            <w:right w:val="none" w:color="auto" w:sz="0" w:space="0"/>
+            <w:insideH w:val="none" w:color="auto" w:sz="0" w:space="0"/>
+            <w:insideV w:val="none" w:color="auto" w:sz="0" w:space="0"/>
+          </w:tblBorders>
+          <w:shd w:val="clear" w:color="auto" w:fill="auto"/>
+          <w:tblCellMar>
+            <w:top w:w="15" w:type="dxa"/>
+            <w:left w:w="15" w:type="dxa"/>
+            <w:bottom w:w="15" w:type="dxa"/>
+            <w:right w:w="15" w:type="dxa"/>
+          </w:tblCellMar>
+        </w:tblPrEx>
+        <w:trPr>
+          <w:tblCellSpacing w:w="15" w:type="dxa"/>
+        </w:trPr>
+        <w:tc>
+          <w:tcPr>
+            <w:tcW w:w="0" w:type="auto"/>
+            <w:shd w:val="clear" w:color="auto" w:fill="auto"/>
+            <w:vAlign w:val="center"/>
+          </w:tcPr>
+          <w:p>
+            <w:pPr>
+              <w:pStyle w:val="9"/>
+              <w:keepNext w:val="0"/>
+              <w:keepLines w:val="0"/>
+              <w:widowControl/>
+              <w:suppressLineNumbers w:val="0"/>
+              <w:bidi w:val="0"/>
+              <w:rPr>
+                <w:rStyle w:val="6"/>
+                <w:rFonts w:hint="default" w:ascii="Comic Sans MS" w:hAnsi="Comic Sans MS" w:cs="Comic Sans MS"/>
+                <w:b/>
+                <w:bCs/>
+                <w:lang w:val="pt-BR"/>
+              </w:rPr>
+            </w:pPr>
+            <w:r>
+              <w:rPr>
+                <w:rStyle w:val="6"/>
+                <w:rFonts w:hint="default" w:ascii="Comic Sans MS" w:hAnsi="Comic Sans MS" w:cs="Comic Sans MS"/>
+                <w:b/>
+                <w:bCs/>
+                <w:lang w:val="pt-BR"/>
+              </w:rPr>
+              <w:t>nothing to commit</w:t>
+            </w:r>
+          </w:p>
+        </w:tc>
+        <w:tc>
+          <w:tcPr>
+            <w:tcW w:w="0" w:type="auto"/>
+            <w:shd w:val="clear" w:color="auto" w:fill="auto"/>
+            <w:vAlign w:val="center"/>
+          </w:tcPr>
+          <w:p>
+            <w:pPr>
+              <w:pStyle w:val="9"/>
+              <w:keepNext w:val="0"/>
+              <w:keepLines w:val="0"/>
+              <w:widowControl/>
+              <w:suppressLineNumbers w:val="0"/>
+              <w:bidi w:val="0"/>
+              <w:rPr>
+                <w:rStyle w:val="6"/>
+                <w:rFonts w:hint="default" w:ascii="Comic Sans MS" w:hAnsi="Comic Sans MS" w:cs="Comic Sans MS"/>
+                <w:b/>
+                <w:bCs/>
+                <w:lang w:val="pt-BR"/>
+              </w:rPr>
+            </w:pPr>
+            <w:r>
+              <w:rPr>
+                <w:rStyle w:val="6"/>
+                <w:rFonts w:hint="default" w:ascii="Comic Sans MS" w:hAnsi="Comic Sans MS" w:cs="Comic Sans MS"/>
+                <w:b/>
+                <w:bCs/>
+                <w:lang w:val="pt-BR"/>
+              </w:rPr>
+              <w:t>Não existem alterações para registrar</w:t>
+            </w:r>
+          </w:p>
+        </w:tc>
+      </w:tr>
+      <w:tr>
+        <w:tblPrEx>
+          <w:tblBorders>
+            <w:top w:val="none" w:color="auto" w:sz="0" w:space="0"/>
+            <w:left w:val="none" w:color="auto" w:sz="0" w:space="0"/>
+            <w:bottom w:val="none" w:color="auto" w:sz="0" w:space="0"/>
+            <w:right w:val="none" w:color="auto" w:sz="0" w:space="0"/>
+            <w:insideH w:val="none" w:color="auto" w:sz="0" w:space="0"/>
+            <w:insideV w:val="none" w:color="auto" w:sz="0" w:space="0"/>
+          </w:tblBorders>
+          <w:shd w:val="clear" w:color="auto" w:fill="auto"/>
+          <w:tblCellMar>
+            <w:top w:w="15" w:type="dxa"/>
+            <w:left w:w="15" w:type="dxa"/>
+            <w:bottom w:w="15" w:type="dxa"/>
+            <w:right w:w="15" w:type="dxa"/>
+          </w:tblCellMar>
+        </w:tblPrEx>
+        <w:trPr>
+          <w:tblCellSpacing w:w="15" w:type="dxa"/>
+        </w:trPr>
+        <w:tc>
+          <w:tcPr>
+            <w:tcW w:w="0" w:type="auto"/>
+            <w:shd w:val="clear" w:color="auto" w:fill="auto"/>
+            <w:vAlign w:val="center"/>
+          </w:tcPr>
+          <w:p>
+            <w:pPr>
+              <w:pStyle w:val="9"/>
+              <w:keepNext w:val="0"/>
+              <w:keepLines w:val="0"/>
+              <w:widowControl/>
+              <w:suppressLineNumbers w:val="0"/>
+              <w:bidi w:val="0"/>
+              <w:rPr>
+                <w:rStyle w:val="6"/>
+                <w:rFonts w:hint="default" w:ascii="Comic Sans MS" w:hAnsi="Comic Sans MS" w:cs="Comic Sans MS"/>
+                <w:b/>
+                <w:bCs/>
+                <w:lang w:val="pt-BR"/>
+              </w:rPr>
+            </w:pPr>
+            <w:r>
+              <w:rPr>
+                <w:rStyle w:val="6"/>
+                <w:rFonts w:hint="default" w:ascii="Comic Sans MS" w:hAnsi="Comic Sans MS" w:cs="Comic Sans MS"/>
+                <w:b/>
+                <w:bCs/>
+                <w:lang w:val="pt-BR"/>
+              </w:rPr>
+              <w:t>working tree clean</w:t>
+            </w:r>
+          </w:p>
+        </w:tc>
+        <w:tc>
+          <w:tcPr>
+            <w:tcW w:w="0" w:type="auto"/>
+            <w:shd w:val="clear" w:color="auto" w:fill="auto"/>
+            <w:vAlign w:val="center"/>
+          </w:tcPr>
+          <w:p>
+            <w:pPr>
+              <w:pStyle w:val="9"/>
+              <w:keepNext w:val="0"/>
+              <w:keepLines w:val="0"/>
+              <w:widowControl/>
+              <w:suppressLineNumbers w:val="0"/>
+              <w:bidi w:val="0"/>
+              <w:rPr>
+                <w:rStyle w:val="6"/>
+                <w:rFonts w:hint="default" w:ascii="Comic Sans MS" w:hAnsi="Comic Sans MS" w:cs="Comic Sans MS"/>
+                <w:b/>
+                <w:bCs/>
+                <w:lang w:val="pt-BR"/>
+              </w:rPr>
+            </w:pPr>
+            <w:r>
+              <w:rPr>
+                <w:rStyle w:val="6"/>
+                <w:rFonts w:hint="default" w:ascii="Comic Sans MS" w:hAnsi="Comic Sans MS" w:cs="Comic Sans MS"/>
+                <w:b/>
+                <w:bCs/>
+                <w:lang w:val="pt-BR"/>
+              </w:rPr>
+              <w:t>Seus arquivos não possuem modificações pendentes</w:t>
+            </w:r>
+          </w:p>
+        </w:tc>
+      </w:tr>
+    </w:tbl>
+    <w:p>
+      <w:pPr>
+        <w:pStyle w:val="9"/>
+        <w:keepNext w:val="0"/>
+        <w:keepLines w:val="0"/>
+        <w:widowControl/>
+        <w:suppressLineNumbers w:val="0"/>
+        <w:bidi w:val="0"/>
+        <w:rPr>
+          <w:rStyle w:val="6"/>
+          <w:rFonts w:hint="default" w:ascii="Comic Sans MS" w:hAnsi="Comic Sans MS" w:cs="Comic Sans MS"/>
+          <w:b/>
+          <w:bCs/>
+          <w:lang w:val="pt-BR"/>
+        </w:rPr>
+      </w:pPr>
+      <w:r>
+        <w:rPr>
+          <w:rStyle w:val="6"/>
+          <w:rFonts w:hint="default" w:ascii="Comic Sans MS" w:hAnsi="Comic Sans MS" w:cs="Comic Sans MS"/>
+          <w:b/>
+          <w:bCs/>
+          <w:lang w:val="pt-BR"/>
+        </w:rPr>
+        <w:t>Etapa 7 — Aprender o fluxo de trabalho profissional com Git</w:t>
+      </w:r>
+    </w:p>
+    <w:p>
+      <w:pPr>
+        <w:pStyle w:val="9"/>
+        <w:keepNext w:val="0"/>
+        <w:keepLines w:val="0"/>
+        <w:widowControl/>
+        <w:suppressLineNumbers w:val="0"/>
+        <w:bidi w:val="0"/>
+        <w:rPr>
+          <w:rStyle w:val="6"/>
+          <w:rFonts w:hint="default" w:ascii="Comic Sans MS" w:hAnsi="Comic Sans MS" w:cs="Comic Sans MS"/>
+          <w:b/>
+          <w:bCs/>
+          <w:lang w:val="pt-BR"/>
+        </w:rPr>
+      </w:pPr>
+      <w:r>
+        <w:rPr>
+          <w:rStyle w:val="6"/>
+          <w:rFonts w:hint="default" w:ascii="Comic Sans MS" w:hAnsi="Comic Sans MS" w:cs="Comic Sans MS"/>
+          <w:b/>
+          <w:bCs/>
+          <w:lang w:val="pt-BR"/>
+        </w:rPr>
+        <w:t>Agora vamos praticar como atualizar um projeto que já está no GitHub.</w:t>
+      </w:r>
+    </w:p>
+    <w:p>
+      <w:pPr>
+        <w:pStyle w:val="9"/>
+        <w:keepNext w:val="0"/>
+        <w:keepLines w:val="0"/>
+        <w:widowControl/>
+        <w:suppressLineNumbers w:val="0"/>
+        <w:bidi w:val="0"/>
+        <w:rPr>
+          <w:rStyle w:val="6"/>
+          <w:rFonts w:hint="default" w:ascii="Comic Sans MS" w:hAnsi="Comic Sans MS" w:cs="Comic Sans MS"/>
+          <w:b/>
+          <w:bCs/>
+          <w:lang w:val="pt-BR"/>
+        </w:rPr>
+      </w:pPr>
+      <w:r>
+        <w:rPr>
+          <w:rStyle w:val="6"/>
+          <w:rFonts w:hint="default" w:ascii="Comic Sans MS" w:hAnsi="Comic Sans MS" w:cs="Comic Sans MS"/>
+          <w:b/>
+          <w:bCs/>
+          <w:lang w:val="pt-BR"/>
+        </w:rPr>
+        <w:t>1. Modificar o README.md</w:t>
+      </w:r>
+    </w:p>
+    <w:p>
+      <w:pPr>
+        <w:pStyle w:val="9"/>
+        <w:keepNext w:val="0"/>
+        <w:keepLines w:val="0"/>
+        <w:widowControl/>
+        <w:suppressLineNumbers w:val="0"/>
+        <w:bidi w:val="0"/>
+        <w:rPr>
+          <w:rStyle w:val="6"/>
+          <w:rFonts w:hint="default" w:ascii="Comic Sans MS" w:hAnsi="Comic Sans MS" w:cs="Comic Sans MS"/>
+          <w:b/>
+          <w:bCs/>
+          <w:lang w:val="pt-BR"/>
+        </w:rPr>
+      </w:pPr>
+      <w:r>
+        <w:rPr>
+          <w:rStyle w:val="6"/>
+          <w:rFonts w:hint="default" w:ascii="Comic Sans MS" w:hAnsi="Comic Sans MS" w:cs="Comic Sans MS"/>
+          <w:b/>
+          <w:bCs/>
+          <w:lang w:val="pt-BR"/>
+        </w:rPr>
+        <w:t>Dentro da pasta newProject, abra o arquivo README.md no VS Code e adicione:</w:t>
+      </w:r>
+    </w:p>
+    <w:p>
+      <w:pPr>
+        <w:pStyle w:val="9"/>
+        <w:keepNext w:val="0"/>
+        <w:keepLines w:val="0"/>
+        <w:widowControl/>
+        <w:suppressLineNumbers w:val="0"/>
+        <w:bidi w:val="0"/>
+        <w:rPr>
+          <w:rStyle w:val="6"/>
+          <w:rFonts w:hint="default" w:ascii="Comic Sans MS" w:hAnsi="Comic Sans MS" w:cs="Comic Sans MS"/>
+          <w:b/>
+          <w:bCs/>
+          <w:lang w:val="pt-BR"/>
+        </w:rPr>
+      </w:pPr>
+      <w:r>
+        <w:rPr>
+          <w:rStyle w:val="6"/>
+          <w:rFonts w:hint="default" w:ascii="Comic Sans MS" w:hAnsi="Comic Sans MS" w:cs="Comic Sans MS"/>
+          <w:b/>
+          <w:bCs/>
+          <w:lang w:val="pt-BR"/>
+        </w:rPr>
+        <w:t># EletronicoShop</w:t>
+      </w:r>
+    </w:p>
+    <w:p>
+      <w:pPr>
+        <w:pStyle w:val="9"/>
+        <w:keepNext w:val="0"/>
+        <w:keepLines w:val="0"/>
+        <w:widowControl/>
+        <w:suppressLineNumbers w:val="0"/>
+        <w:bidi w:val="0"/>
+        <w:rPr>
+          <w:rStyle w:val="6"/>
+          <w:rFonts w:hint="default" w:ascii="Comic Sans MS" w:hAnsi="Comic Sans MS" w:cs="Comic Sans MS"/>
+          <w:b/>
+          <w:bCs/>
+          <w:lang w:val="pt-BR"/>
+        </w:rPr>
+      </w:pPr>
+    </w:p>
+    <w:p>
+      <w:pPr>
+        <w:pStyle w:val="9"/>
+        <w:keepNext w:val="0"/>
+        <w:keepLines w:val="0"/>
+        <w:widowControl/>
+        <w:suppressLineNumbers w:val="0"/>
+        <w:bidi w:val="0"/>
+        <w:rPr>
+          <w:rStyle w:val="6"/>
+          <w:rFonts w:hint="default" w:ascii="Comic Sans MS" w:hAnsi="Comic Sans MS" w:cs="Comic Sans MS"/>
+          <w:b/>
+          <w:bCs/>
+          <w:lang w:val="pt-BR"/>
+        </w:rPr>
+      </w:pPr>
+      <w:r>
+        <w:rPr>
+          <w:rStyle w:val="6"/>
+          <w:rFonts w:hint="default" w:ascii="Comic Sans MS" w:hAnsi="Comic Sans MS" w:cs="Comic Sans MS"/>
+          <w:b/>
+          <w:bCs/>
+          <w:lang w:val="pt-BR"/>
+        </w:rPr>
+        <w:t>Sistema de gerenciamento de uma loja de eletrônicos.</w:t>
+      </w:r>
+    </w:p>
+    <w:p>
+      <w:pPr>
+        <w:pStyle w:val="9"/>
+        <w:keepNext w:val="0"/>
+        <w:keepLines w:val="0"/>
+        <w:widowControl/>
+        <w:suppressLineNumbers w:val="0"/>
+        <w:bidi w:val="0"/>
+        <w:rPr>
+          <w:rStyle w:val="6"/>
+          <w:rFonts w:hint="default" w:ascii="Comic Sans MS" w:hAnsi="Comic Sans MS" w:cs="Comic Sans MS"/>
+          <w:b/>
+          <w:bCs/>
+          <w:lang w:val="pt-BR"/>
+        </w:rPr>
+      </w:pPr>
+    </w:p>
+    <w:p>
+      <w:pPr>
+        <w:pStyle w:val="9"/>
+        <w:keepNext w:val="0"/>
+        <w:keepLines w:val="0"/>
+        <w:widowControl/>
+        <w:suppressLineNumbers w:val="0"/>
+        <w:bidi w:val="0"/>
+        <w:rPr>
+          <w:rStyle w:val="6"/>
+          <w:rFonts w:hint="default" w:ascii="Comic Sans MS" w:hAnsi="Comic Sans MS" w:cs="Comic Sans MS"/>
+          <w:b/>
+          <w:bCs/>
+          <w:lang w:val="pt-BR"/>
+        </w:rPr>
+      </w:pPr>
+      <w:r>
+        <w:rPr>
+          <w:rStyle w:val="6"/>
+          <w:rFonts w:hint="default" w:ascii="Comic Sans MS" w:hAnsi="Comic Sans MS" w:cs="Comic Sans MS"/>
+          <w:b/>
+          <w:bCs/>
+          <w:lang w:val="pt-BR"/>
+        </w:rPr>
+        <w:t>## Funcionalidades</w:t>
+      </w:r>
+    </w:p>
+    <w:p>
+      <w:pPr>
+        <w:pStyle w:val="9"/>
+        <w:keepNext w:val="0"/>
+        <w:keepLines w:val="0"/>
+        <w:widowControl/>
+        <w:suppressLineNumbers w:val="0"/>
+        <w:bidi w:val="0"/>
+        <w:rPr>
+          <w:rStyle w:val="6"/>
+          <w:rFonts w:hint="default" w:ascii="Comic Sans MS" w:hAnsi="Comic Sans MS" w:cs="Comic Sans MS"/>
+          <w:b/>
+          <w:bCs/>
+          <w:lang w:val="pt-BR"/>
+        </w:rPr>
+      </w:pPr>
+    </w:p>
+    <w:p>
+      <w:pPr>
+        <w:pStyle w:val="9"/>
+        <w:keepNext w:val="0"/>
+        <w:keepLines w:val="0"/>
+        <w:widowControl/>
+        <w:suppressLineNumbers w:val="0"/>
+        <w:bidi w:val="0"/>
+        <w:rPr>
+          <w:rStyle w:val="6"/>
+          <w:rFonts w:hint="default" w:ascii="Comic Sans MS" w:hAnsi="Comic Sans MS" w:cs="Comic Sans MS"/>
+          <w:b/>
+          <w:bCs/>
+          <w:lang w:val="pt-BR"/>
+        </w:rPr>
+      </w:pPr>
+      <w:r>
+        <w:rPr>
+          <w:rStyle w:val="6"/>
+          <w:rFonts w:hint="default" w:ascii="Comic Sans MS" w:hAnsi="Comic Sans MS" w:cs="Comic Sans MS"/>
+          <w:b/>
+          <w:bCs/>
+          <w:lang w:val="pt-BR"/>
+        </w:rPr>
+        <w:t>- Cadastro de produtos</w:t>
+      </w:r>
+    </w:p>
+    <w:p>
+      <w:pPr>
+        <w:pStyle w:val="9"/>
+        <w:keepNext w:val="0"/>
+        <w:keepLines w:val="0"/>
+        <w:widowControl/>
+        <w:suppressLineNumbers w:val="0"/>
+        <w:bidi w:val="0"/>
+        <w:rPr>
+          <w:rStyle w:val="6"/>
+          <w:rFonts w:hint="default" w:ascii="Comic Sans MS" w:hAnsi="Comic Sans MS" w:cs="Comic Sans MS"/>
+          <w:b/>
+          <w:bCs/>
+          <w:lang w:val="pt-BR"/>
+        </w:rPr>
+      </w:pPr>
+      <w:r>
+        <w:rPr>
+          <w:rStyle w:val="6"/>
+          <w:rFonts w:hint="default" w:ascii="Comic Sans MS" w:hAnsi="Comic Sans MS" w:cs="Comic Sans MS"/>
+          <w:b/>
+          <w:bCs/>
+          <w:lang w:val="pt-BR"/>
+        </w:rPr>
+        <w:t>- Listagem de produtos</w:t>
+      </w:r>
+    </w:p>
+    <w:p>
+      <w:pPr>
+        <w:pStyle w:val="9"/>
+        <w:keepNext w:val="0"/>
+        <w:keepLines w:val="0"/>
+        <w:widowControl/>
+        <w:suppressLineNumbers w:val="0"/>
+        <w:bidi w:val="0"/>
+        <w:rPr>
+          <w:rStyle w:val="6"/>
+          <w:rFonts w:hint="default" w:ascii="Comic Sans MS" w:hAnsi="Comic Sans MS" w:cs="Comic Sans MS"/>
+          <w:b/>
+          <w:bCs/>
+          <w:lang w:val="pt-BR"/>
+        </w:rPr>
+      </w:pPr>
+      <w:r>
+        <w:rPr>
+          <w:rStyle w:val="6"/>
+          <w:rFonts w:hint="default" w:ascii="Comic Sans MS" w:hAnsi="Comic Sans MS" w:cs="Comic Sans MS"/>
+          <w:b/>
+          <w:bCs/>
+          <w:lang w:val="pt-BR"/>
+        </w:rPr>
+        <w:t>- Atualização de produtos</w:t>
+      </w:r>
+    </w:p>
+    <w:p>
+      <w:pPr>
+        <w:pStyle w:val="9"/>
+        <w:keepNext w:val="0"/>
+        <w:keepLines w:val="0"/>
+        <w:widowControl/>
+        <w:suppressLineNumbers w:val="0"/>
+        <w:bidi w:val="0"/>
+        <w:rPr>
+          <w:rStyle w:val="6"/>
+          <w:rFonts w:hint="default" w:ascii="Comic Sans MS" w:hAnsi="Comic Sans MS" w:cs="Comic Sans MS"/>
+          <w:b/>
+          <w:bCs/>
+          <w:lang w:val="pt-BR"/>
+        </w:rPr>
+      </w:pPr>
+      <w:r>
+        <w:rPr>
+          <w:rStyle w:val="6"/>
+          <w:rFonts w:hint="default" w:ascii="Comic Sans MS" w:hAnsi="Comic Sans MS" w:cs="Comic Sans MS"/>
+          <w:b/>
+          <w:bCs/>
+          <w:lang w:val="pt-BR"/>
+        </w:rPr>
+        <w:t>- Exclusão de produtos</w:t>
+      </w:r>
+    </w:p>
+    <w:p>
+      <w:pPr>
+        <w:pStyle w:val="9"/>
+        <w:keepNext w:val="0"/>
+        <w:keepLines w:val="0"/>
+        <w:widowControl/>
+        <w:suppressLineNumbers w:val="0"/>
+        <w:bidi w:val="0"/>
+        <w:rPr>
+          <w:rStyle w:val="6"/>
+          <w:rFonts w:hint="default" w:ascii="Comic Sans MS" w:hAnsi="Comic Sans MS" w:cs="Comic Sans MS"/>
+          <w:b/>
+          <w:bCs/>
+          <w:lang w:val="pt-BR"/>
+        </w:rPr>
+      </w:pPr>
+    </w:p>
+    <w:p>
+      <w:pPr>
+        <w:pStyle w:val="9"/>
+        <w:keepNext w:val="0"/>
+        <w:keepLines w:val="0"/>
+        <w:widowControl/>
+        <w:suppressLineNumbers w:val="0"/>
+        <w:bidi w:val="0"/>
+        <w:rPr>
+          <w:rStyle w:val="6"/>
+          <w:rFonts w:hint="default" w:ascii="Comic Sans MS" w:hAnsi="Comic Sans MS" w:cs="Comic Sans MS"/>
+          <w:b/>
+          <w:bCs/>
+          <w:lang w:val="pt-BR"/>
+        </w:rPr>
+      </w:pPr>
+      <w:r>
+        <w:rPr>
+          <w:rStyle w:val="6"/>
+          <w:rFonts w:hint="default" w:ascii="Comic Sans MS" w:hAnsi="Comic Sans MS" w:cs="Comic Sans MS"/>
+          <w:b/>
+          <w:bCs/>
+          <w:lang w:val="pt-BR"/>
+        </w:rPr>
+        <w:t>## Tecnologias</w:t>
+      </w:r>
+    </w:p>
+    <w:p>
+      <w:pPr>
+        <w:pStyle w:val="9"/>
+        <w:keepNext w:val="0"/>
+        <w:keepLines w:val="0"/>
+        <w:widowControl/>
+        <w:suppressLineNumbers w:val="0"/>
+        <w:bidi w:val="0"/>
+        <w:rPr>
+          <w:rStyle w:val="6"/>
+          <w:rFonts w:hint="default" w:ascii="Comic Sans MS" w:hAnsi="Comic Sans MS" w:cs="Comic Sans MS"/>
+          <w:b/>
+          <w:bCs/>
+          <w:lang w:val="pt-BR"/>
+        </w:rPr>
+      </w:pPr>
+    </w:p>
+    <w:p>
+      <w:pPr>
+        <w:pStyle w:val="9"/>
+        <w:keepNext w:val="0"/>
+        <w:keepLines w:val="0"/>
+        <w:widowControl/>
+        <w:suppressLineNumbers w:val="0"/>
+        <w:bidi w:val="0"/>
+        <w:rPr>
+          <w:rStyle w:val="6"/>
+          <w:rFonts w:hint="default" w:ascii="Comic Sans MS" w:hAnsi="Comic Sans MS" w:cs="Comic Sans MS"/>
+          <w:b/>
+          <w:bCs/>
+          <w:lang w:val="pt-BR"/>
+        </w:rPr>
+      </w:pPr>
+      <w:r>
+        <w:rPr>
+          <w:rStyle w:val="6"/>
+          <w:rFonts w:hint="default" w:ascii="Comic Sans MS" w:hAnsi="Comic Sans MS" w:cs="Comic Sans MS"/>
+          <w:b/>
+          <w:bCs/>
+          <w:lang w:val="pt-BR"/>
+        </w:rPr>
+        <w:t>- Python</w:t>
+      </w:r>
+    </w:p>
+    <w:p>
+      <w:pPr>
+        <w:pStyle w:val="9"/>
+        <w:keepNext w:val="0"/>
+        <w:keepLines w:val="0"/>
+        <w:widowControl/>
+        <w:suppressLineNumbers w:val="0"/>
+        <w:bidi w:val="0"/>
+        <w:rPr>
+          <w:rStyle w:val="6"/>
+          <w:rFonts w:hint="default" w:ascii="Comic Sans MS" w:hAnsi="Comic Sans MS" w:cs="Comic Sans MS"/>
+          <w:b/>
+          <w:bCs/>
+          <w:lang w:val="pt-BR"/>
+        </w:rPr>
+      </w:pPr>
+      <w:r>
+        <w:rPr>
+          <w:rStyle w:val="6"/>
+          <w:rFonts w:hint="default" w:ascii="Comic Sans MS" w:hAnsi="Comic Sans MS" w:cs="Comic Sans MS"/>
+          <w:b/>
+          <w:bCs/>
+          <w:lang w:val="pt-BR"/>
+        </w:rPr>
+        <w:t>- Flask</w:t>
+      </w:r>
+    </w:p>
+    <w:p>
+      <w:pPr>
+        <w:pStyle w:val="9"/>
+        <w:keepNext w:val="0"/>
+        <w:keepLines w:val="0"/>
+        <w:widowControl/>
+        <w:suppressLineNumbers w:val="0"/>
+        <w:bidi w:val="0"/>
+        <w:rPr>
+          <w:rStyle w:val="6"/>
+          <w:rFonts w:hint="default" w:ascii="Comic Sans MS" w:hAnsi="Comic Sans MS" w:cs="Comic Sans MS"/>
+          <w:b/>
+          <w:bCs/>
+          <w:lang w:val="pt-BR"/>
+        </w:rPr>
+      </w:pPr>
+      <w:r>
+        <w:rPr>
+          <w:rStyle w:val="6"/>
+          <w:rFonts w:hint="default" w:ascii="Comic Sans MS" w:hAnsi="Comic Sans MS" w:cs="Comic Sans MS"/>
+          <w:b/>
+          <w:bCs/>
+          <w:lang w:val="pt-BR"/>
+        </w:rPr>
+        <w:t>- PostgreSQL</w:t>
+      </w:r>
+    </w:p>
+    <w:p>
+      <w:pPr>
+        <w:pStyle w:val="9"/>
+        <w:keepNext w:val="0"/>
+        <w:keepLines w:val="0"/>
+        <w:widowControl/>
+        <w:suppressLineNumbers w:val="0"/>
+        <w:bidi w:val="0"/>
+        <w:rPr>
+          <w:rStyle w:val="6"/>
+          <w:rFonts w:hint="default" w:ascii="Comic Sans MS" w:hAnsi="Comic Sans MS" w:cs="Comic Sans MS"/>
+          <w:b/>
+          <w:bCs/>
+          <w:lang w:val="pt-BR"/>
+        </w:rPr>
+      </w:pPr>
+      <w:r>
+        <w:rPr>
+          <w:rStyle w:val="6"/>
+          <w:rFonts w:hint="default" w:ascii="Comic Sans MS" w:hAnsi="Comic Sans MS" w:cs="Comic Sans MS"/>
+          <w:b/>
+          <w:bCs/>
+          <w:lang w:val="pt-BR"/>
+        </w:rPr>
+        <w:t>- React</w:t>
+      </w:r>
+    </w:p>
+    <w:p>
+      <w:pPr>
+        <w:pStyle w:val="9"/>
+        <w:keepNext w:val="0"/>
+        <w:keepLines w:val="0"/>
+        <w:widowControl/>
+        <w:suppressLineNumbers w:val="0"/>
+        <w:bidi w:val="0"/>
+        <w:rPr>
+          <w:rStyle w:val="6"/>
+          <w:rFonts w:hint="default" w:ascii="Comic Sans MS" w:hAnsi="Comic Sans MS" w:cs="Comic Sans MS"/>
+          <w:b/>
+          <w:bCs/>
+          <w:lang w:val="pt-BR"/>
+        </w:rPr>
+      </w:pPr>
+      <w:r>
+        <w:rPr>
+          <w:rStyle w:val="6"/>
+          <w:rFonts w:hint="default" w:ascii="Comic Sans MS" w:hAnsi="Comic Sans MS" w:cs="Comic Sans MS"/>
+          <w:b/>
+          <w:bCs/>
+          <w:lang w:val="pt-BR"/>
+        </w:rPr>
+        <w:t>Essas funcionalidades representam o planejamento inicial do projeto, não necessariamente recursos já implementados.</w:t>
+      </w:r>
+    </w:p>
+    <w:p>
+      <w:pPr>
+        <w:pStyle w:val="9"/>
+        <w:keepNext w:val="0"/>
+        <w:keepLines w:val="0"/>
+        <w:widowControl/>
+        <w:suppressLineNumbers w:val="0"/>
+        <w:bidi w:val="0"/>
+        <w:rPr>
+          <w:rStyle w:val="6"/>
+          <w:rFonts w:hint="default" w:ascii="Comic Sans MS" w:hAnsi="Comic Sans MS" w:cs="Comic Sans MS"/>
+          <w:b/>
+          <w:bCs/>
+          <w:lang w:val="pt-BR"/>
+        </w:rPr>
+      </w:pPr>
+      <w:r>
+        <w:rPr>
+          <w:rStyle w:val="6"/>
+          <w:rFonts w:hint="default" w:ascii="Comic Sans MS" w:hAnsi="Comic Sans MS" w:cs="Comic Sans MS"/>
+          <w:b/>
+          <w:bCs/>
+          <w:lang w:val="pt-BR"/>
+        </w:rPr>
+        <w:t>Salve o arquivo com Ctrl + S.</w:t>
+      </w:r>
+    </w:p>
+    <w:p>
+      <w:pPr>
+        <w:pStyle w:val="9"/>
+        <w:keepNext w:val="0"/>
+        <w:keepLines w:val="0"/>
+        <w:widowControl/>
+        <w:suppressLineNumbers w:val="0"/>
+        <w:bidi w:val="0"/>
+        <w:rPr>
+          <w:rStyle w:val="6"/>
+          <w:rFonts w:hint="default" w:ascii="Comic Sans MS" w:hAnsi="Comic Sans MS" w:cs="Comic Sans MS"/>
+          <w:b/>
+          <w:bCs/>
+          <w:lang w:val="pt-BR"/>
+        </w:rPr>
+      </w:pPr>
+      <w:r>
+        <w:rPr>
+          <w:rStyle w:val="6"/>
+          <w:rFonts w:hint="default" w:ascii="Comic Sans MS" w:hAnsi="Comic Sans MS" w:cs="Comic Sans MS"/>
+          <w:b/>
+          <w:bCs/>
+          <w:lang w:val="pt-BR"/>
+        </w:rPr>
+        <w:t>2. Verificar as modificações</w:t>
+      </w:r>
+    </w:p>
+    <w:p>
+      <w:pPr>
+        <w:pStyle w:val="9"/>
+        <w:keepNext w:val="0"/>
+        <w:keepLines w:val="0"/>
+        <w:widowControl/>
+        <w:suppressLineNumbers w:val="0"/>
+        <w:bidi w:val="0"/>
+        <w:rPr>
+          <w:rStyle w:val="6"/>
+          <w:rFonts w:hint="default" w:ascii="Comic Sans MS" w:hAnsi="Comic Sans MS" w:cs="Comic Sans MS"/>
+          <w:b/>
+          <w:bCs/>
+          <w:lang w:val="pt-BR"/>
+        </w:rPr>
+      </w:pPr>
+      <w:r>
+        <w:rPr>
+          <w:rStyle w:val="6"/>
+          <w:rFonts w:hint="default" w:ascii="Comic Sans MS" w:hAnsi="Comic Sans MS" w:cs="Comic Sans MS"/>
+          <w:b/>
+          <w:bCs/>
+          <w:lang w:val="pt-BR"/>
+        </w:rPr>
+        <w:t>No Git Bash, execute:</w:t>
+      </w:r>
+    </w:p>
+    <w:p>
+      <w:pPr>
+        <w:pStyle w:val="9"/>
+        <w:keepNext w:val="0"/>
+        <w:keepLines w:val="0"/>
+        <w:widowControl/>
+        <w:suppressLineNumbers w:val="0"/>
+        <w:bidi w:val="0"/>
+        <w:rPr>
+          <w:rStyle w:val="6"/>
+          <w:rFonts w:hint="default" w:ascii="Comic Sans MS" w:hAnsi="Comic Sans MS" w:cs="Comic Sans MS"/>
+          <w:b/>
+          <w:bCs/>
+          <w:lang w:val="pt-BR"/>
+        </w:rPr>
+      </w:pPr>
+      <w:r>
+        <w:rPr>
+          <w:rStyle w:val="6"/>
+          <w:rFonts w:hint="default" w:ascii="Comic Sans MS" w:hAnsi="Comic Sans MS" w:cs="Comic Sans MS"/>
+          <w:b/>
+          <w:bCs/>
+          <w:lang w:val="pt-BR"/>
+        </w:rPr>
+        <w:t>git status</w:t>
+      </w:r>
+    </w:p>
+    <w:p>
+      <w:pPr>
+        <w:pStyle w:val="9"/>
+        <w:keepNext w:val="0"/>
+        <w:keepLines w:val="0"/>
+        <w:widowControl/>
+        <w:suppressLineNumbers w:val="0"/>
+        <w:bidi w:val="0"/>
+        <w:rPr>
+          <w:rStyle w:val="6"/>
+          <w:rFonts w:hint="default" w:ascii="Comic Sans MS" w:hAnsi="Comic Sans MS" w:cs="Comic Sans MS"/>
+          <w:b/>
+          <w:bCs/>
+          <w:lang w:val="pt-BR"/>
+        </w:rPr>
+      </w:pPr>
+      <w:r>
+        <w:rPr>
+          <w:rStyle w:val="6"/>
+          <w:rFonts w:hint="default" w:ascii="Comic Sans MS" w:hAnsi="Comic Sans MS" w:cs="Comic Sans MS"/>
+          <w:b/>
+          <w:bCs/>
+          <w:lang w:val="pt-BR"/>
+        </w:rPr>
+        <w:t>O resultado esperado será semelhante a:</w:t>
+      </w:r>
+    </w:p>
+    <w:p>
+      <w:pPr>
+        <w:pStyle w:val="9"/>
+        <w:keepNext w:val="0"/>
+        <w:keepLines w:val="0"/>
+        <w:widowControl/>
+        <w:suppressLineNumbers w:val="0"/>
+        <w:bidi w:val="0"/>
+        <w:rPr>
+          <w:rStyle w:val="6"/>
+          <w:rFonts w:hint="default" w:ascii="Comic Sans MS" w:hAnsi="Comic Sans MS" w:cs="Comic Sans MS"/>
+          <w:b/>
+          <w:bCs/>
+          <w:lang w:val="pt-BR"/>
+        </w:rPr>
+      </w:pPr>
+      <w:r>
+        <w:rPr>
+          <w:rStyle w:val="6"/>
+          <w:rFonts w:hint="default" w:ascii="Comic Sans MS" w:hAnsi="Comic Sans MS" w:cs="Comic Sans MS"/>
+          <w:b/>
+          <w:bCs/>
+          <w:lang w:val="pt-BR"/>
+        </w:rPr>
+        <w:t>On branch main</w:t>
+      </w:r>
+    </w:p>
+    <w:p>
+      <w:pPr>
+        <w:pStyle w:val="9"/>
+        <w:keepNext w:val="0"/>
+        <w:keepLines w:val="0"/>
+        <w:widowControl/>
+        <w:suppressLineNumbers w:val="0"/>
+        <w:bidi w:val="0"/>
+        <w:rPr>
+          <w:rStyle w:val="6"/>
+          <w:rFonts w:hint="default" w:ascii="Comic Sans MS" w:hAnsi="Comic Sans MS" w:cs="Comic Sans MS"/>
+          <w:b/>
+          <w:bCs/>
+          <w:lang w:val="pt-BR"/>
+        </w:rPr>
+      </w:pPr>
+      <w:r>
+        <w:rPr>
+          <w:rStyle w:val="6"/>
+          <w:rFonts w:hint="default" w:ascii="Comic Sans MS" w:hAnsi="Comic Sans MS" w:cs="Comic Sans MS"/>
+          <w:b/>
+          <w:bCs/>
+          <w:lang w:val="pt-BR"/>
+        </w:rPr>
+        <w:t>Changes not staged for commit:</w:t>
+      </w:r>
+    </w:p>
+    <w:p>
+      <w:pPr>
+        <w:pStyle w:val="9"/>
+        <w:keepNext w:val="0"/>
+        <w:keepLines w:val="0"/>
+        <w:widowControl/>
+        <w:suppressLineNumbers w:val="0"/>
+        <w:bidi w:val="0"/>
+        <w:rPr>
+          <w:rStyle w:val="6"/>
+          <w:rFonts w:hint="default" w:ascii="Comic Sans MS" w:hAnsi="Comic Sans MS" w:cs="Comic Sans MS"/>
+          <w:b/>
+          <w:bCs/>
+          <w:lang w:val="pt-BR"/>
+        </w:rPr>
+      </w:pPr>
+      <w:r>
+        <w:rPr>
+          <w:rStyle w:val="6"/>
+          <w:rFonts w:hint="default" w:ascii="Comic Sans MS" w:hAnsi="Comic Sans MS" w:cs="Comic Sans MS"/>
+          <w:b/>
+          <w:bCs/>
+          <w:lang w:val="pt-BR"/>
+        </w:rPr>
+        <w:t xml:space="preserve">    modified: README.md</w:t>
+      </w:r>
+    </w:p>
+    <w:p>
+      <w:pPr>
+        <w:pStyle w:val="9"/>
+        <w:keepNext w:val="0"/>
+        <w:keepLines w:val="0"/>
+        <w:widowControl/>
+        <w:suppressLineNumbers w:val="0"/>
+        <w:bidi w:val="0"/>
+        <w:rPr>
+          <w:rStyle w:val="6"/>
+          <w:rFonts w:hint="default" w:ascii="Comic Sans MS" w:hAnsi="Comic Sans MS" w:cs="Comic Sans MS"/>
+          <w:b/>
+          <w:bCs/>
+          <w:lang w:val="pt-BR"/>
+        </w:rPr>
+      </w:pPr>
+      <w:r>
+        <w:rPr>
+          <w:rStyle w:val="6"/>
+          <w:rFonts w:hint="default" w:ascii="Comic Sans MS" w:hAnsi="Comic Sans MS" w:cs="Comic Sans MS"/>
+          <w:b/>
+          <w:bCs/>
+          <w:lang w:val="pt-BR"/>
+        </w:rPr>
+        <w:t>Isso significa que o Git identificou uma modificação, mas ela ainda não foi preparada para o próximo commit.</w:t>
+      </w:r>
+    </w:p>
+    <w:p>
+      <w:pPr>
+        <w:pStyle w:val="9"/>
+        <w:keepNext w:val="0"/>
+        <w:keepLines w:val="0"/>
+        <w:widowControl/>
+        <w:suppressLineNumbers w:val="0"/>
+        <w:bidi w:val="0"/>
+        <w:rPr>
+          <w:rStyle w:val="6"/>
+          <w:rFonts w:hint="default" w:ascii="Comic Sans MS" w:hAnsi="Comic Sans MS" w:cs="Comic Sans MS"/>
+          <w:b/>
+          <w:bCs/>
+          <w:lang w:val="pt-BR"/>
+        </w:rPr>
+      </w:pPr>
+      <w:r>
+        <w:rPr>
+          <w:rStyle w:val="6"/>
+          <w:rFonts w:hint="default" w:ascii="Comic Sans MS" w:hAnsi="Comic Sans MS" w:cs="Comic Sans MS"/>
+          <w:b/>
+          <w:bCs/>
+          <w:lang w:val="pt-BR"/>
+        </w:rPr>
+        <w:t>3. Visualizar o que mudou</w:t>
+      </w:r>
+    </w:p>
+    <w:p>
+      <w:pPr>
+        <w:pStyle w:val="9"/>
+        <w:keepNext w:val="0"/>
+        <w:keepLines w:val="0"/>
+        <w:widowControl/>
+        <w:suppressLineNumbers w:val="0"/>
+        <w:bidi w:val="0"/>
+        <w:rPr>
+          <w:rStyle w:val="6"/>
+          <w:rFonts w:hint="default" w:ascii="Comic Sans MS" w:hAnsi="Comic Sans MS" w:cs="Comic Sans MS"/>
+          <w:b/>
+          <w:bCs/>
+          <w:lang w:val="pt-BR"/>
+        </w:rPr>
+      </w:pPr>
+      <w:r>
+        <w:rPr>
+          <w:rStyle w:val="6"/>
+          <w:rFonts w:hint="default" w:ascii="Comic Sans MS" w:hAnsi="Comic Sans MS" w:cs="Comic Sans MS"/>
+          <w:b/>
+          <w:bCs/>
+          <w:lang w:val="pt-BR"/>
+        </w:rPr>
+        <w:t>Execute:</w:t>
+      </w:r>
+    </w:p>
+    <w:p>
+      <w:pPr>
+        <w:pStyle w:val="9"/>
+        <w:keepNext w:val="0"/>
+        <w:keepLines w:val="0"/>
+        <w:widowControl/>
+        <w:suppressLineNumbers w:val="0"/>
+        <w:bidi w:val="0"/>
+        <w:rPr>
+          <w:rStyle w:val="6"/>
+          <w:rFonts w:hint="default" w:ascii="Comic Sans MS" w:hAnsi="Comic Sans MS" w:cs="Comic Sans MS"/>
+          <w:b/>
+          <w:bCs/>
+          <w:lang w:val="pt-BR"/>
+        </w:rPr>
+      </w:pPr>
+      <w:r>
+        <w:rPr>
+          <w:rStyle w:val="6"/>
+          <w:rFonts w:hint="default" w:ascii="Comic Sans MS" w:hAnsi="Comic Sans MS" w:cs="Comic Sans MS"/>
+          <w:b/>
+          <w:bCs/>
+          <w:lang w:val="pt-BR"/>
+        </w:rPr>
+        <w:t>git diff</w:t>
+      </w:r>
+    </w:p>
+    <w:p>
+      <w:pPr>
+        <w:pStyle w:val="9"/>
+        <w:keepNext w:val="0"/>
+        <w:keepLines w:val="0"/>
+        <w:widowControl/>
+        <w:suppressLineNumbers w:val="0"/>
+        <w:bidi w:val="0"/>
+        <w:rPr>
+          <w:rStyle w:val="6"/>
+          <w:rFonts w:hint="default" w:ascii="Comic Sans MS" w:hAnsi="Comic Sans MS" w:cs="Comic Sans MS"/>
+          <w:b/>
+          <w:bCs/>
+          <w:lang w:val="pt-BR"/>
+        </w:rPr>
+      </w:pPr>
+      <w:r>
+        <w:rPr>
+          <w:rStyle w:val="6"/>
+          <w:rFonts w:hint="default" w:ascii="Comic Sans MS" w:hAnsi="Comic Sans MS" w:cs="Comic Sans MS"/>
+          <w:b/>
+          <w:bCs/>
+          <w:lang w:val="pt-BR"/>
+        </w:rPr>
+        <w:t>Esse comando permite comparar o conteúdo atual do arquivo com a última versão registrada.</w:t>
+      </w:r>
+    </w:p>
+    <w:p>
+      <w:pPr>
+        <w:pStyle w:val="9"/>
+        <w:keepNext w:val="0"/>
+        <w:keepLines w:val="0"/>
+        <w:widowControl/>
+        <w:suppressLineNumbers w:val="0"/>
+        <w:bidi w:val="0"/>
+        <w:rPr>
+          <w:rStyle w:val="6"/>
+          <w:rFonts w:hint="default" w:ascii="Comic Sans MS" w:hAnsi="Comic Sans MS" w:cs="Comic Sans MS"/>
+          <w:b/>
+          <w:bCs/>
+          <w:lang w:val="pt-BR"/>
+        </w:rPr>
+      </w:pPr>
+      <w:r>
+        <w:rPr>
+          <w:rStyle w:val="6"/>
+          <w:rFonts w:hint="default" w:ascii="Comic Sans MS" w:hAnsi="Comic Sans MS" w:cs="Comic Sans MS"/>
+          <w:b/>
+          <w:bCs/>
+          <w:lang w:val="pt-BR"/>
+        </w:rPr>
+        <w:t>Por enquanto, não execute git add, git commit ou git push. Vamos praticar cada comando separadamente para compreender o processo.</w:t>
+      </w:r>
+    </w:p>
+    <w:p>
+      <w:pPr>
+        <w:pStyle w:val="9"/>
+        <w:keepNext w:val="0"/>
+        <w:keepLines w:val="0"/>
+        <w:widowControl/>
+        <w:suppressLineNumbers w:val="0"/>
+        <w:bidi w:val="0"/>
+        <w:rPr>
+          <w:rStyle w:val="6"/>
+          <w:rFonts w:hint="default" w:ascii="Comic Sans MS" w:hAnsi="Comic Sans MS" w:cs="Comic Sans MS"/>
+          <w:b/>
+          <w:bCs/>
+          <w:lang w:val="pt-BR"/>
+        </w:rPr>
+      </w:pPr>
+      <w:r>
+        <w:rPr>
+          <w:rStyle w:val="6"/>
+          <w:rFonts w:hint="default" w:ascii="Comic Sans MS" w:hAnsi="Comic Sans MS" w:cs="Comic Sans MS"/>
+          <w:b/>
+          <w:bCs/>
+          <w:lang w:val="pt-BR"/>
+        </w:rPr>
+        <w:t>Sua atividade</w:t>
+      </w:r>
+    </w:p>
+    <w:p>
+      <w:pPr>
+        <w:pStyle w:val="9"/>
+        <w:keepNext w:val="0"/>
+        <w:keepLines w:val="0"/>
+        <w:widowControl/>
+        <w:suppressLineNumbers w:val="0"/>
+        <w:bidi w:val="0"/>
+        <w:rPr>
+          <w:rStyle w:val="6"/>
+          <w:rFonts w:hint="default" w:ascii="Comic Sans MS" w:hAnsi="Comic Sans MS" w:cs="Comic Sans MS"/>
+          <w:b/>
+          <w:bCs/>
+          <w:lang w:val="pt-BR"/>
+        </w:rPr>
+      </w:pPr>
+    </w:p>
+    <w:p>
+      <w:pPr>
+        <w:pStyle w:val="9"/>
+        <w:keepNext w:val="0"/>
+        <w:keepLines w:val="0"/>
+        <w:widowControl/>
+        <w:suppressLineNumbers w:val="0"/>
+        <w:bidi w:val="0"/>
+        <w:rPr>
+          <w:rStyle w:val="6"/>
+          <w:rFonts w:hint="default" w:ascii="Comic Sans MS" w:hAnsi="Comic Sans MS" w:cs="Comic Sans MS"/>
+          <w:b/>
+          <w:bCs/>
+          <w:lang w:val="pt-BR"/>
+        </w:rPr>
+      </w:pPr>
+      <w:r>
+        <w:rPr>
+          <w:rStyle w:val="6"/>
+          <w:rFonts w:hint="default" w:ascii="Comic Sans MS" w:hAnsi="Comic Sans MS" w:cs="Comic Sans MS"/>
+          <w:b/>
+          <w:bCs/>
+          <w:lang w:val="pt-BR"/>
+        </w:rPr>
+        <w:t>Atualize o README.md.</w:t>
+      </w:r>
+    </w:p>
+    <w:p>
+      <w:pPr>
+        <w:pStyle w:val="9"/>
+        <w:keepNext w:val="0"/>
+        <w:keepLines w:val="0"/>
+        <w:widowControl/>
+        <w:suppressLineNumbers w:val="0"/>
+        <w:bidi w:val="0"/>
+        <w:rPr>
+          <w:rStyle w:val="6"/>
+          <w:rFonts w:hint="default" w:ascii="Comic Sans MS" w:hAnsi="Comic Sans MS" w:cs="Comic Sans MS"/>
+          <w:b/>
+          <w:bCs/>
+          <w:lang w:val="pt-BR"/>
+        </w:rPr>
+      </w:pPr>
+    </w:p>
+    <w:p>
+      <w:pPr>
+        <w:pStyle w:val="9"/>
+        <w:keepNext w:val="0"/>
+        <w:keepLines w:val="0"/>
+        <w:widowControl/>
+        <w:suppressLineNumbers w:val="0"/>
+        <w:bidi w:val="0"/>
+        <w:rPr>
+          <w:rStyle w:val="6"/>
+          <w:rFonts w:hint="default" w:ascii="Comic Sans MS" w:hAnsi="Comic Sans MS" w:cs="Comic Sans MS"/>
+          <w:b/>
+          <w:bCs/>
+          <w:lang w:val="pt-BR"/>
+        </w:rPr>
+      </w:pPr>
+    </w:p>
+    <w:p>
+      <w:pPr>
+        <w:pStyle w:val="9"/>
+        <w:keepNext w:val="0"/>
+        <w:keepLines w:val="0"/>
+        <w:widowControl/>
+        <w:suppressLineNumbers w:val="0"/>
+        <w:bidi w:val="0"/>
+        <w:rPr>
+          <w:rStyle w:val="6"/>
+          <w:rFonts w:hint="default" w:ascii="Comic Sans MS" w:hAnsi="Comic Sans MS" w:cs="Comic Sans MS"/>
+          <w:b/>
+          <w:bCs/>
+          <w:lang w:val="pt-BR"/>
+        </w:rPr>
+      </w:pPr>
+      <w:r>
+        <w:rPr>
+          <w:rStyle w:val="6"/>
+          <w:rFonts w:hint="default" w:ascii="Comic Sans MS" w:hAnsi="Comic Sans MS" w:cs="Comic Sans MS"/>
+          <w:b/>
+          <w:bCs/>
+          <w:lang w:val="pt-BR"/>
+        </w:rPr>
+        <w:t>Execute git status.</w:t>
+      </w:r>
+    </w:p>
+    <w:p>
+      <w:pPr>
+        <w:pStyle w:val="9"/>
+        <w:keepNext w:val="0"/>
+        <w:keepLines w:val="0"/>
+        <w:widowControl/>
+        <w:suppressLineNumbers w:val="0"/>
+        <w:bidi w:val="0"/>
+        <w:rPr>
+          <w:rStyle w:val="6"/>
+          <w:rFonts w:hint="default" w:ascii="Comic Sans MS" w:hAnsi="Comic Sans MS" w:cs="Comic Sans MS"/>
+          <w:b/>
+          <w:bCs/>
+          <w:lang w:val="pt-BR"/>
+        </w:rPr>
+      </w:pPr>
+    </w:p>
+    <w:p>
+      <w:pPr>
+        <w:pStyle w:val="9"/>
+        <w:keepNext w:val="0"/>
+        <w:keepLines w:val="0"/>
+        <w:widowControl/>
+        <w:suppressLineNumbers w:val="0"/>
+        <w:bidi w:val="0"/>
+        <w:rPr>
+          <w:rStyle w:val="6"/>
+          <w:rFonts w:hint="default" w:ascii="Comic Sans MS" w:hAnsi="Comic Sans MS" w:cs="Comic Sans MS"/>
+          <w:b/>
+          <w:bCs/>
+          <w:lang w:val="pt-BR"/>
+        </w:rPr>
+      </w:pPr>
+    </w:p>
+    <w:p>
+      <w:pPr>
+        <w:pStyle w:val="9"/>
+        <w:keepNext w:val="0"/>
+        <w:keepLines w:val="0"/>
+        <w:widowControl/>
+        <w:suppressLineNumbers w:val="0"/>
+        <w:bidi w:val="0"/>
+        <w:rPr>
+          <w:rStyle w:val="6"/>
+          <w:rFonts w:hint="default" w:ascii="Comic Sans MS" w:hAnsi="Comic Sans MS" w:cs="Comic Sans MS"/>
+          <w:b/>
+          <w:bCs/>
+          <w:lang w:val="pt-BR"/>
+        </w:rPr>
+      </w:pPr>
+      <w:r>
+        <w:rPr>
+          <w:rStyle w:val="6"/>
+          <w:rFonts w:hint="default" w:ascii="Comic Sans MS" w:hAnsi="Comic Sans MS" w:cs="Comic Sans MS"/>
+          <w:b/>
+          <w:bCs/>
+          <w:lang w:val="pt-BR"/>
+        </w:rPr>
+        <w:t>Execute git diff.</w:t>
+      </w:r>
+    </w:p>
+    <w:p>
+      <w:pPr>
+        <w:pStyle w:val="9"/>
+        <w:keepNext w:val="0"/>
+        <w:keepLines w:val="0"/>
+        <w:widowControl/>
+        <w:suppressLineNumbers w:val="0"/>
+        <w:bidi w:val="0"/>
+        <w:rPr>
+          <w:rStyle w:val="6"/>
+          <w:rFonts w:hint="default" w:ascii="Comic Sans MS" w:hAnsi="Comic Sans MS" w:cs="Comic Sans MS"/>
+          <w:b/>
+          <w:bCs/>
+          <w:lang w:val="pt-BR"/>
+        </w:rPr>
+      </w:pPr>
+    </w:p>
+    <w:p>
+      <w:pPr>
+        <w:pStyle w:val="9"/>
+        <w:keepNext w:val="0"/>
+        <w:keepLines w:val="0"/>
+        <w:widowControl/>
+        <w:suppressLineNumbers w:val="0"/>
+        <w:bidi w:val="0"/>
+        <w:rPr>
+          <w:rStyle w:val="6"/>
+          <w:rFonts w:hint="default" w:ascii="Comic Sans MS" w:hAnsi="Comic Sans MS" w:cs="Comic Sans MS"/>
+          <w:b/>
+          <w:bCs/>
+          <w:lang w:val="pt-BR"/>
+        </w:rPr>
+      </w:pPr>
+    </w:p>
+    <w:p>
+      <w:pPr>
+        <w:pStyle w:val="9"/>
+        <w:keepNext w:val="0"/>
+        <w:keepLines w:val="0"/>
+        <w:widowControl/>
+        <w:suppressLineNumbers w:val="0"/>
+        <w:bidi w:val="0"/>
+        <w:rPr>
+          <w:rStyle w:val="6"/>
+          <w:rFonts w:hint="default" w:ascii="Comic Sans MS" w:hAnsi="Comic Sans MS" w:cs="Comic Sans MS"/>
+          <w:b/>
+          <w:bCs/>
+          <w:lang w:val="pt-BR"/>
+        </w:rPr>
+      </w:pPr>
+      <w:r>
+        <w:rPr>
+          <w:rStyle w:val="6"/>
+          <w:rFonts w:hint="default" w:ascii="Comic Sans MS" w:hAnsi="Comic Sans MS" w:cs="Comic Sans MS"/>
+          <w:b/>
+          <w:bCs/>
+          <w:lang w:val="pt-BR"/>
+        </w:rPr>
+        <w:t>Envie o resultado.</w:t>
+      </w:r>
+    </w:p>
+    <w:p>
+      <w:pPr>
+        <w:pStyle w:val="9"/>
+        <w:keepNext w:val="0"/>
+        <w:keepLines w:val="0"/>
+        <w:widowControl/>
+        <w:suppressLineNumbers w:val="0"/>
+        <w:bidi w:val="0"/>
+        <w:rPr>
+          <w:rStyle w:val="6"/>
+          <w:rFonts w:hint="default" w:ascii="Comic Sans MS" w:hAnsi="Comic Sans MS" w:cs="Comic Sans MS"/>
+          <w:b/>
+          <w:bCs/>
+          <w:lang w:val="pt-BR"/>
+        </w:rPr>
+      </w:pPr>
+    </w:p>
+    <w:p>
+      <w:pPr>
+        <w:pStyle w:val="9"/>
+        <w:keepNext w:val="0"/>
+        <w:keepLines w:val="0"/>
+        <w:widowControl/>
+        <w:suppressLineNumbers w:val="0"/>
+        <w:bidi w:val="0"/>
+        <w:rPr>
+          <w:rStyle w:val="6"/>
+          <w:rFonts w:hint="default" w:ascii="Comic Sans MS" w:hAnsi="Comic Sans MS" w:cs="Comic Sans MS"/>
+          <w:b/>
+          <w:bCs/>
+          <w:lang w:val="pt-BR"/>
+        </w:rPr>
+      </w:pPr>
+      <w:r>
+        <w:rPr>
+          <w:rStyle w:val="6"/>
+          <w:rFonts w:hint="default" w:ascii="Comic Sans MS" w:hAnsi="Comic Sans MS" w:cs="Comic Sans MS"/>
+          <w:b/>
+          <w:bCs/>
+          <w:lang w:val="pt-BR"/>
+        </w:rPr>
+        <w:t>Depois disso, avançaremos para a Etapa 8 — Registrar e publicar alterações no GitHub, utilizando boas práticas de commits profissionais.</w:t>
+      </w:r>
+    </w:p>
+    <w:p>
+      <w:pPr>
+        <w:pStyle w:val="9"/>
+        <w:keepNext w:val="0"/>
+        <w:keepLines w:val="0"/>
+        <w:widowControl/>
+        <w:suppressLineNumbers w:val="0"/>
+        <w:bidi w:val="0"/>
+        <w:rPr>
+          <w:rStyle w:val="6"/>
+          <w:rFonts w:hint="default" w:ascii="Comic Sans MS" w:hAnsi="Comic Sans MS" w:cs="Comic Sans MS"/>
+          <w:b/>
+          <w:bCs/>
+          <w:lang w:val="pt-BR"/>
+        </w:rPr>
+      </w:pPr>
+    </w:p>
+    <w:p>
+      <w:pPr>
+        <w:pStyle w:val="9"/>
+        <w:keepNext w:val="0"/>
+        <w:keepLines w:val="0"/>
+        <w:widowControl/>
+        <w:suppressLineNumbers w:val="0"/>
+        <w:bidi w:val="0"/>
+        <w:rPr>
+          <w:rStyle w:val="6"/>
+          <w:rFonts w:hint="default" w:ascii="Comic Sans MS" w:hAnsi="Comic Sans MS" w:cs="Comic Sans MS"/>
+          <w:b/>
+          <w:bCs/>
+          <w:lang w:val="pt-BR"/>
+        </w:rPr>
+      </w:pPr>
+    </w:p>
+    <w:p>
+      <w:pPr>
+        <w:pStyle w:val="9"/>
+        <w:keepNext w:val="0"/>
+        <w:keepLines w:val="0"/>
+        <w:widowControl/>
+        <w:suppressLineNumbers w:val="0"/>
+        <w:bidi w:val="0"/>
+        <w:rPr>
+          <w:rStyle w:val="6"/>
+          <w:rFonts w:hint="default" w:ascii="Comic Sans MS" w:hAnsi="Comic Sans MS" w:cs="Comic Sans MS"/>
+          <w:b/>
+          <w:bCs/>
+          <w:lang w:val="pt-BR"/>
+        </w:rPr>
+      </w:pPr>
+    </w:p>
+    <w:p>
+      <w:pPr>
+        <w:pStyle w:val="9"/>
+        <w:keepNext w:val="0"/>
+        <w:keepLines w:val="0"/>
+        <w:widowControl/>
+        <w:suppressLineNumbers w:val="0"/>
+        <w:bidi w:val="0"/>
+        <w:rPr>
+          <w:rStyle w:val="6"/>
+          <w:rFonts w:hint="default" w:ascii="Comic Sans MS" w:hAnsi="Comic Sans MS" w:cs="Comic Sans MS"/>
+          <w:b/>
+          <w:bCs/>
+          <w:lang w:val="pt-BR"/>
+        </w:rPr>
+      </w:pPr>
+    </w:p>
+    <w:p>
+      <w:pPr>
+        <w:pStyle w:val="9"/>
+        <w:keepNext w:val="0"/>
+        <w:keepLines w:val="0"/>
+        <w:widowControl/>
+        <w:suppressLineNumbers w:val="0"/>
+        <w:bidi w:val="0"/>
+        <w:rPr>
+          <w:rStyle w:val="6"/>
+          <w:rFonts w:hint="default" w:ascii="Comic Sans MS" w:hAnsi="Comic Sans MS" w:cs="Comic Sans MS"/>
+          <w:b/>
+          <w:bCs/>
+          <w:lang w:val="pt-BR"/>
+        </w:rPr>
+      </w:pPr>
+    </w:p>
+    <w:p>
+      <w:pPr>
+        <w:pStyle w:val="9"/>
+        <w:keepNext w:val="0"/>
+        <w:keepLines w:val="0"/>
+        <w:widowControl/>
+        <w:suppressLineNumbers w:val="0"/>
+        <w:bidi w:val="0"/>
+        <w:rPr>
+          <w:rStyle w:val="6"/>
+          <w:rFonts w:hint="default" w:ascii="Comic Sans MS" w:hAnsi="Comic Sans MS" w:cs="Comic Sans MS"/>
+          <w:b/>
+          <w:bCs/>
+          <w:lang w:val="pt-BR"/>
+        </w:rPr>
+      </w:pPr>
+    </w:p>
+    <w:p>
+      <w:pPr>
+        <w:pStyle w:val="9"/>
+        <w:keepNext w:val="0"/>
+        <w:keepLines w:val="0"/>
+        <w:widowControl/>
+        <w:suppressLineNumbers w:val="0"/>
+        <w:bidi w:val="0"/>
+        <w:rPr>
+          <w:rStyle w:val="6"/>
+          <w:rFonts w:hint="default" w:ascii="Comic Sans MS" w:hAnsi="Comic Sans MS" w:cs="Comic Sans MS"/>
+          <w:b/>
+          <w:bCs/>
+          <w:lang w:val="pt-BR"/>
+        </w:rPr>
+      </w:pPr>
+    </w:p>
+    <w:p>
+      <w:pPr>
+        <w:pStyle w:val="9"/>
+        <w:keepNext w:val="0"/>
+        <w:keepLines w:val="0"/>
+        <w:widowControl/>
+        <w:suppressLineNumbers w:val="0"/>
+        <w:bidi w:val="0"/>
+        <w:rPr>
+          <w:rStyle w:val="6"/>
+          <w:rFonts w:hint="default" w:ascii="Comic Sans MS" w:hAnsi="Comic Sans MS" w:cs="Comic Sans MS"/>
+          <w:b/>
+          <w:bCs/>
+          <w:lang w:val="pt-BR"/>
+        </w:rPr>
+      </w:pPr>
+    </w:p>
+    <w:p>
+      <w:pPr>
+        <w:pStyle w:val="9"/>
+        <w:keepNext w:val="0"/>
+        <w:keepLines w:val="0"/>
+        <w:widowControl/>
+        <w:suppressLineNumbers w:val="0"/>
+        <w:bidi w:val="0"/>
+        <w:rPr>
+          <w:rStyle w:val="6"/>
+          <w:rFonts w:hint="default" w:ascii="Comic Sans MS" w:hAnsi="Comic Sans MS" w:cs="Comic Sans MS"/>
+          <w:b/>
+          <w:bCs/>
+          <w:lang w:val="pt-BR"/>
+        </w:rPr>
+      </w:pPr>
+    </w:p>
+    <w:p>
+      <w:pPr>
+        <w:pStyle w:val="9"/>
+        <w:keepNext w:val="0"/>
+        <w:keepLines w:val="0"/>
+        <w:widowControl/>
+        <w:suppressLineNumbers w:val="0"/>
+        <w:bidi w:val="0"/>
+        <w:rPr>
+          <w:rStyle w:val="6"/>
+          <w:rFonts w:hint="default" w:ascii="Comic Sans MS" w:hAnsi="Comic Sans MS" w:cs="Comic Sans MS"/>
+          <w:b/>
+          <w:bCs/>
+          <w:lang w:val="pt-BR"/>
+        </w:rPr>
+      </w:pPr>
+    </w:p>
+    <w:p>
+      <w:pPr>
+        <w:pStyle w:val="9"/>
+        <w:keepNext w:val="0"/>
+        <w:keepLines w:val="0"/>
+        <w:widowControl/>
+        <w:suppressLineNumbers w:val="0"/>
+        <w:bidi w:val="0"/>
+        <w:rPr>
+          <w:rStyle w:val="6"/>
+          <w:rFonts w:hint="default" w:ascii="Comic Sans MS" w:hAnsi="Comic Sans MS" w:cs="Comic Sans MS"/>
+          <w:b/>
+          <w:bCs/>
+          <w:lang w:val="pt-BR"/>
+        </w:rPr>
+      </w:pPr>
+    </w:p>
+    <w:p>
+      <w:pPr>
+        <w:pStyle w:val="9"/>
+        <w:keepNext w:val="0"/>
+        <w:keepLines w:val="0"/>
+        <w:widowControl/>
+        <w:suppressLineNumbers w:val="0"/>
+        <w:bidi w:val="0"/>
+        <w:rPr>
+          <w:rStyle w:val="6"/>
+          <w:rFonts w:hint="default" w:ascii="Comic Sans MS" w:hAnsi="Comic Sans MS" w:cs="Comic Sans MS"/>
+          <w:b/>
+          <w:bCs/>
+          <w:lang w:val="pt-BR"/>
+        </w:rPr>
+      </w:pPr>
+    </w:p>
+    <w:p>
+      <w:pPr>
+        <w:pStyle w:val="9"/>
+        <w:keepNext w:val="0"/>
+        <w:keepLines w:val="0"/>
+        <w:widowControl/>
+        <w:suppressLineNumbers w:val="0"/>
+        <w:bidi w:val="0"/>
+        <w:rPr>
+          <w:rStyle w:val="6"/>
+          <w:rFonts w:hint="default" w:ascii="Comic Sans MS" w:hAnsi="Comic Sans MS" w:cs="Comic Sans MS"/>
+          <w:b/>
+          <w:bCs/>
+          <w:lang w:val="pt-BR"/>
+        </w:rPr>
+      </w:pPr>
+    </w:p>
+    <w:p>
+      <w:pPr>
+        <w:pStyle w:val="9"/>
+        <w:keepNext w:val="0"/>
+        <w:keepLines w:val="0"/>
+        <w:widowControl/>
+        <w:suppressLineNumbers w:val="0"/>
+        <w:bidi w:val="0"/>
+        <w:rPr>
+          <w:rStyle w:val="6"/>
+          <w:rFonts w:hint="default" w:ascii="Comic Sans MS" w:hAnsi="Comic Sans MS" w:cs="Comic Sans MS"/>
+          <w:b/>
+          <w:bCs/>
+          <w:lang w:val="pt-BR"/>
+        </w:rPr>
+      </w:pPr>
+    </w:p>
+    <w:p>
+      <w:pPr>
+        <w:pStyle w:val="9"/>
+        <w:keepNext w:val="0"/>
+        <w:keepLines w:val="0"/>
+        <w:widowControl/>
+        <w:suppressLineNumbers w:val="0"/>
+        <w:bidi w:val="0"/>
+        <w:rPr>
+          <w:rStyle w:val="6"/>
+          <w:rFonts w:hint="default" w:ascii="Comic Sans MS" w:hAnsi="Comic Sans MS" w:cs="Comic Sans MS"/>
+          <w:b/>
+          <w:bCs/>
+          <w:lang w:val="pt-BR"/>
+        </w:rPr>
+      </w:pPr>
+    </w:p>
+    <w:p>
+      <w:pPr>
+        <w:pStyle w:val="9"/>
+        <w:keepNext w:val="0"/>
+        <w:keepLines w:val="0"/>
+        <w:widowControl/>
+        <w:suppressLineNumbers w:val="0"/>
+        <w:bidi w:val="0"/>
+        <w:rPr>
+          <w:rStyle w:val="6"/>
+          <w:rFonts w:hint="default" w:ascii="Comic Sans MS" w:hAnsi="Comic Sans MS" w:cs="Comic Sans MS"/>
+          <w:b/>
+          <w:bCs/>
+          <w:lang w:val="pt-BR"/>
+        </w:rPr>
+      </w:pPr>
+    </w:p>
+    <w:p>
+      <w:pPr>
+        <w:pStyle w:val="9"/>
+        <w:keepNext w:val="0"/>
+        <w:keepLines w:val="0"/>
+        <w:widowControl/>
+        <w:suppressLineNumbers w:val="0"/>
+        <w:bidi w:val="0"/>
+        <w:rPr>
+          <w:rStyle w:val="6"/>
+          <w:rFonts w:hint="default" w:ascii="Comic Sans MS" w:hAnsi="Comic Sans MS" w:cs="Comic Sans MS"/>
+          <w:b/>
+          <w:bCs/>
+          <w:lang w:val="pt-BR"/>
+        </w:rPr>
+      </w:pPr>
+    </w:p>
+    <w:p>
+      <w:pPr>
+        <w:pStyle w:val="9"/>
+        <w:keepNext w:val="0"/>
+        <w:keepLines w:val="0"/>
+        <w:widowControl/>
+        <w:suppressLineNumbers w:val="0"/>
+        <w:bidi w:val="0"/>
+        <w:rPr>
+          <w:rStyle w:val="6"/>
+          <w:rFonts w:hint="default" w:ascii="Comic Sans MS" w:hAnsi="Comic Sans MS" w:cs="Comic Sans MS"/>
+          <w:b/>
+          <w:bCs/>
+          <w:lang w:val="pt-BR"/>
+        </w:rPr>
+      </w:pPr>
+    </w:p>
+    <w:p>
+      <w:pPr>
+        <w:pStyle w:val="9"/>
+        <w:keepNext w:val="0"/>
+        <w:keepLines w:val="0"/>
+        <w:widowControl/>
+        <w:suppressLineNumbers w:val="0"/>
+        <w:bidi w:val="0"/>
+        <w:rPr>
+          <w:rStyle w:val="6"/>
+          <w:rFonts w:hint="default" w:ascii="Comic Sans MS" w:hAnsi="Comic Sans MS" w:cs="Comic Sans MS"/>
+          <w:b/>
+          <w:bCs/>
+          <w:lang w:val="pt-BR"/>
+        </w:rPr>
+      </w:pPr>
+    </w:p>
+    <w:p>
+      <w:pPr>
+        <w:pStyle w:val="9"/>
+        <w:keepNext w:val="0"/>
+        <w:keepLines w:val="0"/>
+        <w:widowControl/>
+        <w:suppressLineNumbers w:val="0"/>
+        <w:bidi w:val="0"/>
+        <w:rPr>
+          <w:rStyle w:val="6"/>
+          <w:rFonts w:hint="default" w:ascii="Comic Sans MS" w:hAnsi="Comic Sans MS" w:cs="Comic Sans MS"/>
+          <w:b/>
+          <w:bCs/>
+          <w:lang w:val="pt-BR"/>
+        </w:rPr>
+      </w:pPr>
+    </w:p>
+    <w:p>
+      <w:pPr>
+        <w:pStyle w:val="9"/>
+        <w:keepNext w:val="0"/>
+        <w:keepLines w:val="0"/>
+        <w:widowControl/>
+        <w:suppressLineNumbers w:val="0"/>
+        <w:bidi w:val="0"/>
+        <w:rPr>
+          <w:rStyle w:val="6"/>
+          <w:rFonts w:hint="default" w:ascii="Comic Sans MS" w:hAnsi="Comic Sans MS" w:cs="Comic Sans MS"/>
+          <w:b/>
+          <w:bCs/>
+          <w:lang w:val="pt-BR"/>
+        </w:rPr>
+      </w:pPr>
+    </w:p>
+    <w:p>
+      <w:pPr>
+        <w:pStyle w:val="9"/>
+        <w:keepNext w:val="0"/>
+        <w:keepLines w:val="0"/>
+        <w:widowControl/>
+        <w:suppressLineNumbers w:val="0"/>
+        <w:bidi w:val="0"/>
+        <w:rPr>
+          <w:rStyle w:val="6"/>
+          <w:rFonts w:hint="default" w:ascii="Comic Sans MS" w:hAnsi="Comic Sans MS" w:cs="Comic Sans MS"/>
+          <w:b/>
+          <w:bCs/>
+          <w:lang w:val="pt-BR"/>
+        </w:rPr>
+      </w:pPr>
+    </w:p>
+    <w:p>
+      <w:pPr>
+        <w:pStyle w:val="9"/>
+        <w:keepNext w:val="0"/>
+        <w:keepLines w:val="0"/>
+        <w:widowControl/>
+        <w:suppressLineNumbers w:val="0"/>
+        <w:bidi w:val="0"/>
+        <w:rPr>
+          <w:rStyle w:val="6"/>
+          <w:rFonts w:hint="default" w:ascii="Comic Sans MS" w:hAnsi="Comic Sans MS" w:cs="Comic Sans MS"/>
+          <w:b/>
+          <w:bCs/>
+          <w:lang w:val="pt-BR"/>
+        </w:rPr>
+      </w:pPr>
+    </w:p>
+    <w:p>
+      <w:pPr>
+        <w:pStyle w:val="9"/>
+        <w:keepNext w:val="0"/>
+        <w:keepLines w:val="0"/>
+        <w:widowControl/>
+        <w:suppressLineNumbers w:val="0"/>
+        <w:bidi w:val="0"/>
+        <w:rPr>
+          <w:rStyle w:val="6"/>
+          <w:rFonts w:hint="default" w:ascii="Comic Sans MS" w:hAnsi="Comic Sans MS" w:cs="Comic Sans MS"/>
+          <w:b/>
+          <w:bCs/>
+          <w:lang w:val="pt-BR"/>
+        </w:rPr>
+      </w:pPr>
+    </w:p>
+    <w:p>
+      <w:pPr>
+        <w:pStyle w:val="9"/>
+        <w:keepNext w:val="0"/>
+        <w:keepLines w:val="0"/>
+        <w:widowControl/>
+        <w:suppressLineNumbers w:val="0"/>
+        <w:bidi w:val="0"/>
+        <w:rPr>
+          <w:rStyle w:val="6"/>
+          <w:rFonts w:hint="default" w:ascii="Comic Sans MS" w:hAnsi="Comic Sans MS" w:cs="Comic Sans MS"/>
+          <w:b/>
+          <w:bCs/>
+          <w:lang w:val="pt-BR"/>
+        </w:rPr>
+      </w:pPr>
+    </w:p>
+    <w:p>
+      <w:pPr>
+        <w:pStyle w:val="9"/>
+        <w:keepNext w:val="0"/>
+        <w:keepLines w:val="0"/>
+        <w:widowControl/>
+        <w:suppressLineNumbers w:val="0"/>
+        <w:bidi w:val="0"/>
+        <w:rPr>
+          <w:rStyle w:val="6"/>
+          <w:rFonts w:hint="default" w:ascii="Comic Sans MS" w:hAnsi="Comic Sans MS" w:cs="Comic Sans MS"/>
+          <w:b/>
+          <w:bCs/>
+          <w:lang w:val="pt-BR"/>
+        </w:rPr>
+      </w:pPr>
+    </w:p>
+    <w:p>
+      <w:pPr>
+        <w:pStyle w:val="9"/>
+        <w:keepNext w:val="0"/>
+        <w:keepLines w:val="0"/>
+        <w:widowControl/>
+        <w:suppressLineNumbers w:val="0"/>
+        <w:bidi w:val="0"/>
+        <w:rPr>
+          <w:rStyle w:val="6"/>
+          <w:rFonts w:hint="default" w:ascii="Comic Sans MS" w:hAnsi="Comic Sans MS" w:cs="Comic Sans MS"/>
+          <w:b/>
+          <w:bCs/>
+          <w:lang w:val="pt-BR"/>
+        </w:rPr>
+      </w:pPr>
+    </w:p>
+    <w:p>
+      <w:pPr>
+        <w:pStyle w:val="9"/>
+        <w:keepNext w:val="0"/>
+        <w:keepLines w:val="0"/>
+        <w:widowControl/>
+        <w:suppressLineNumbers w:val="0"/>
+        <w:bidi w:val="0"/>
+        <w:rPr>
+          <w:rStyle w:val="6"/>
+          <w:rFonts w:hint="default" w:ascii="Comic Sans MS" w:hAnsi="Comic Sans MS" w:cs="Comic Sans MS"/>
+          <w:b/>
+          <w:bCs/>
+          <w:lang w:val="pt-BR"/>
+        </w:rPr>
+      </w:pPr>
+    </w:p>
+    <w:p>
+      <w:pPr>
+        <w:pStyle w:val="9"/>
+        <w:keepNext w:val="0"/>
+        <w:keepLines w:val="0"/>
+        <w:widowControl/>
+        <w:suppressLineNumbers w:val="0"/>
+        <w:bidi w:val="0"/>
+        <w:rPr>
+          <w:rStyle w:val="6"/>
+          <w:rFonts w:hint="default" w:ascii="Comic Sans MS" w:hAnsi="Comic Sans MS" w:cs="Comic Sans MS"/>
+          <w:b/>
+          <w:bCs/>
+          <w:lang w:val="pt-BR"/>
+        </w:rPr>
+      </w:pPr>
+    </w:p>
+    <w:p>
+      <w:pPr>
+        <w:pStyle w:val="9"/>
+        <w:keepNext w:val="0"/>
+        <w:keepLines w:val="0"/>
+        <w:widowControl/>
+        <w:suppressLineNumbers w:val="0"/>
+        <w:bidi w:val="0"/>
+        <w:rPr>
+          <w:rStyle w:val="6"/>
+          <w:rFonts w:hint="default" w:ascii="Comic Sans MS" w:hAnsi="Comic Sans MS" w:cs="Comic Sans MS"/>
+          <w:b/>
+          <w:bCs/>
+          <w:lang w:val="pt-BR"/>
+        </w:rPr>
+      </w:pPr>
+      <w:r>
+        <w:rPr>
+          <w:rStyle w:val="6"/>
+          <w:rFonts w:hint="default" w:ascii="Comic Sans MS" w:hAnsi="Comic Sans MS" w:cs="Comic Sans MS"/>
+          <w:b/>
+          <w:bCs/>
+          <w:lang w:val="pt-BR"/>
+        </w:rPr>
+        <w:t>Excelente! Você concluiu a Etapa 7 — Modificação e identificação de alterações no Git.</w:t>
+      </w:r>
+    </w:p>
+    <w:p>
+      <w:pPr>
+        <w:pStyle w:val="9"/>
+        <w:keepNext w:val="0"/>
+        <w:keepLines w:val="0"/>
+        <w:widowControl/>
+        <w:suppressLineNumbers w:val="0"/>
+        <w:bidi w:val="0"/>
+        <w:rPr>
+          <w:rStyle w:val="6"/>
+          <w:rFonts w:hint="default" w:ascii="Comic Sans MS" w:hAnsi="Comic Sans MS" w:cs="Comic Sans MS"/>
+          <w:b/>
+          <w:bCs/>
+          <w:lang w:val="pt-BR"/>
+        </w:rPr>
+      </w:pPr>
+      <w:r>
+        <w:rPr>
+          <w:rStyle w:val="6"/>
+          <w:rFonts w:hint="default" w:ascii="Comic Sans MS" w:hAnsi="Comic Sans MS" w:cs="Comic Sans MS"/>
+          <w:b/>
+          <w:bCs/>
+          <w:lang w:val="pt-BR"/>
+        </w:rPr>
+        <w:t>Os sinais + que aparecem no resultado do git diff indicam linhas adicionadas ao arquivo README.md.</w:t>
+      </w:r>
+    </w:p>
+    <w:p>
+      <w:pPr>
+        <w:pStyle w:val="9"/>
+        <w:keepNext w:val="0"/>
+        <w:keepLines w:val="0"/>
+        <w:widowControl/>
+        <w:suppressLineNumbers w:val="0"/>
+        <w:bidi w:val="0"/>
+        <w:rPr>
+          <w:rStyle w:val="6"/>
+          <w:rFonts w:hint="default" w:ascii="Comic Sans MS" w:hAnsi="Comic Sans MS" w:cs="Comic Sans MS"/>
+          <w:b/>
+          <w:bCs/>
+          <w:lang w:val="pt-BR"/>
+        </w:rPr>
+      </w:pPr>
+      <w:r>
+        <w:rPr>
+          <w:rStyle w:val="6"/>
+          <w:rFonts w:hint="default" w:ascii="Comic Sans MS" w:hAnsi="Comic Sans MS" w:cs="Comic Sans MS"/>
+          <w:b/>
+          <w:bCs/>
+          <w:lang w:val="pt-BR"/>
+        </w:rPr>
+        <w:t>Isso significa que o Git reconheceu as alterações realizadas.</w:t>
+      </w:r>
+    </w:p>
+    <w:p>
+      <w:pPr>
+        <w:pStyle w:val="9"/>
+        <w:keepNext w:val="0"/>
+        <w:keepLines w:val="0"/>
+        <w:widowControl/>
+        <w:suppressLineNumbers w:val="0"/>
+        <w:bidi w:val="0"/>
+        <w:rPr>
+          <w:rStyle w:val="6"/>
+          <w:rFonts w:hint="default" w:ascii="Comic Sans MS" w:hAnsi="Comic Sans MS" w:cs="Comic Sans MS"/>
+          <w:b/>
+          <w:bCs/>
+          <w:lang w:val="pt-BR"/>
+        </w:rPr>
+      </w:pPr>
+      <w:r>
+        <w:rPr>
+          <w:rStyle w:val="6"/>
+          <w:rFonts w:hint="default" w:ascii="Comic Sans MS" w:hAnsi="Comic Sans MS" w:cs="Comic Sans MS"/>
+          <w:b/>
+          <w:bCs/>
+          <w:lang w:val="pt-BR"/>
+        </w:rPr>
+        <w:t>Etapa 8 — Preparar as alterações para o commit</w:t>
+      </w:r>
+    </w:p>
+    <w:p>
+      <w:pPr>
+        <w:pStyle w:val="9"/>
+        <w:keepNext w:val="0"/>
+        <w:keepLines w:val="0"/>
+        <w:widowControl/>
+        <w:suppressLineNumbers w:val="0"/>
+        <w:bidi w:val="0"/>
+        <w:rPr>
+          <w:rStyle w:val="6"/>
+          <w:rFonts w:hint="default" w:ascii="Comic Sans MS" w:hAnsi="Comic Sans MS" w:cs="Comic Sans MS"/>
+          <w:b/>
+          <w:bCs/>
+          <w:lang w:val="pt-BR"/>
+        </w:rPr>
+      </w:pPr>
+      <w:r>
+        <w:rPr>
+          <w:rStyle w:val="6"/>
+          <w:rFonts w:hint="default" w:ascii="Comic Sans MS" w:hAnsi="Comic Sans MS" w:cs="Comic Sans MS"/>
+          <w:b/>
+          <w:bCs/>
+          <w:lang w:val="pt-BR"/>
+        </w:rPr>
+        <w:t>Agora vamos aprender a utilizar o git add.</w:t>
+      </w:r>
+    </w:p>
+    <w:p>
+      <w:pPr>
+        <w:pStyle w:val="9"/>
+        <w:keepNext w:val="0"/>
+        <w:keepLines w:val="0"/>
+        <w:widowControl/>
+        <w:suppressLineNumbers w:val="0"/>
+        <w:bidi w:val="0"/>
+        <w:rPr>
+          <w:rStyle w:val="6"/>
+          <w:rFonts w:hint="default" w:ascii="Comic Sans MS" w:hAnsi="Comic Sans MS" w:cs="Comic Sans MS"/>
+          <w:b/>
+          <w:bCs/>
+          <w:lang w:val="pt-BR"/>
+        </w:rPr>
+      </w:pPr>
+      <w:r>
+        <w:rPr>
+          <w:rStyle w:val="6"/>
+          <w:rFonts w:hint="default" w:ascii="Comic Sans MS" w:hAnsi="Comic Sans MS" w:cs="Comic Sans MS"/>
+          <w:b/>
+          <w:bCs/>
+          <w:lang w:val="pt-BR"/>
+        </w:rPr>
+        <w:t>1. Adicionar o arquivo à Staging Area</w:t>
+      </w:r>
+    </w:p>
+    <w:p>
+      <w:pPr>
+        <w:pStyle w:val="9"/>
+        <w:keepNext w:val="0"/>
+        <w:keepLines w:val="0"/>
+        <w:widowControl/>
+        <w:suppressLineNumbers w:val="0"/>
+        <w:bidi w:val="0"/>
+        <w:rPr>
+          <w:rStyle w:val="6"/>
+          <w:rFonts w:hint="default" w:ascii="Comic Sans MS" w:hAnsi="Comic Sans MS" w:cs="Comic Sans MS"/>
+          <w:b/>
+          <w:bCs/>
+          <w:lang w:val="pt-BR"/>
+        </w:rPr>
+      </w:pPr>
+      <w:r>
+        <w:rPr>
+          <w:rStyle w:val="6"/>
+          <w:rFonts w:hint="default" w:ascii="Comic Sans MS" w:hAnsi="Comic Sans MS" w:cs="Comic Sans MS"/>
+          <w:b/>
+          <w:bCs/>
+          <w:lang w:val="pt-BR"/>
+        </w:rPr>
+        <w:t>No Git Bash, execute:</w:t>
+      </w:r>
+    </w:p>
+    <w:p>
+      <w:pPr>
+        <w:pStyle w:val="9"/>
+        <w:keepNext w:val="0"/>
+        <w:keepLines w:val="0"/>
+        <w:widowControl/>
+        <w:suppressLineNumbers w:val="0"/>
+        <w:bidi w:val="0"/>
+        <w:rPr>
+          <w:rStyle w:val="6"/>
+          <w:rFonts w:hint="default" w:ascii="Comic Sans MS" w:hAnsi="Comic Sans MS" w:cs="Comic Sans MS"/>
+          <w:b/>
+          <w:bCs/>
+          <w:lang w:val="pt-BR"/>
+        </w:rPr>
+      </w:pPr>
+      <w:r>
+        <w:rPr>
+          <w:rStyle w:val="6"/>
+          <w:rFonts w:hint="default" w:ascii="Comic Sans MS" w:hAnsi="Comic Sans MS" w:cs="Comic Sans MS"/>
+          <w:b/>
+          <w:bCs/>
+          <w:lang w:val="pt-BR"/>
+        </w:rPr>
+        <w:t>git add README.md</w:t>
+      </w:r>
+    </w:p>
+    <w:p>
+      <w:pPr>
+        <w:pStyle w:val="9"/>
+        <w:keepNext w:val="0"/>
+        <w:keepLines w:val="0"/>
+        <w:widowControl/>
+        <w:suppressLineNumbers w:val="0"/>
+        <w:bidi w:val="0"/>
+        <w:rPr>
+          <w:rStyle w:val="6"/>
+          <w:rFonts w:hint="default" w:ascii="Comic Sans MS" w:hAnsi="Comic Sans MS" w:cs="Comic Sans MS"/>
+          <w:b/>
+          <w:bCs/>
+          <w:lang w:val="pt-BR"/>
+        </w:rPr>
+      </w:pPr>
+      <w:r>
+        <w:rPr>
+          <w:rStyle w:val="6"/>
+          <w:rFonts w:hint="default" w:ascii="Comic Sans MS" w:hAnsi="Comic Sans MS" w:cs="Comic Sans MS"/>
+          <w:b/>
+          <w:bCs/>
+          <w:lang w:val="pt-BR"/>
+        </w:rPr>
+        <w:t>Esse comando prepara a versão atual do arquivo para ser incluída no próximo commit.</w:t>
+      </w:r>
+    </w:p>
+    <w:p>
+      <w:pPr>
+        <w:pStyle w:val="9"/>
+        <w:keepNext w:val="0"/>
+        <w:keepLines w:val="0"/>
+        <w:widowControl/>
+        <w:suppressLineNumbers w:val="0"/>
+        <w:bidi w:val="0"/>
+        <w:rPr>
+          <w:rStyle w:val="6"/>
+          <w:rFonts w:hint="default" w:ascii="Comic Sans MS" w:hAnsi="Comic Sans MS" w:cs="Comic Sans MS"/>
+          <w:b/>
+          <w:bCs/>
+          <w:lang w:val="pt-BR"/>
+        </w:rPr>
+      </w:pPr>
+      <w:r>
+        <w:rPr>
+          <w:rStyle w:val="6"/>
+          <w:rFonts w:hint="default" w:ascii="Comic Sans MS" w:hAnsi="Comic Sans MS" w:cs="Comic Sans MS"/>
+          <w:b/>
+          <w:bCs/>
+          <w:lang w:val="pt-BR"/>
+        </w:rPr>
+        <w:t>O Git trabalha com três áreas principais:</w:t>
+      </w:r>
+    </w:p>
+    <w:p>
+      <w:pPr>
+        <w:pStyle w:val="9"/>
+        <w:keepNext w:val="0"/>
+        <w:keepLines w:val="0"/>
+        <w:widowControl/>
+        <w:suppressLineNumbers w:val="0"/>
+        <w:bidi w:val="0"/>
+        <w:rPr>
+          <w:rStyle w:val="6"/>
+          <w:rFonts w:hint="default" w:ascii="Comic Sans MS" w:hAnsi="Comic Sans MS" w:cs="Comic Sans MS"/>
+          <w:b/>
+          <w:bCs/>
+          <w:lang w:val="pt-BR"/>
+        </w:rPr>
+      </w:pPr>
+      <w:r>
+        <w:rPr>
+          <w:rStyle w:val="6"/>
+          <w:rFonts w:hint="default" w:ascii="Comic Sans MS" w:hAnsi="Comic Sans MS" w:cs="Comic Sans MS"/>
+          <w:b/>
+          <w:bCs/>
+          <w:lang w:val="pt-BR"/>
+        </w:rPr>
+        <w:t>Working Directory</w:t>
+      </w:r>
+    </w:p>
+    <w:p>
+      <w:pPr>
+        <w:pStyle w:val="9"/>
+        <w:keepNext w:val="0"/>
+        <w:keepLines w:val="0"/>
+        <w:widowControl/>
+        <w:suppressLineNumbers w:val="0"/>
+        <w:bidi w:val="0"/>
+        <w:rPr>
+          <w:rStyle w:val="6"/>
+          <w:rFonts w:hint="default" w:ascii="Comic Sans MS" w:hAnsi="Comic Sans MS" w:cs="Comic Sans MS"/>
+          <w:b/>
+          <w:bCs/>
+          <w:lang w:val="pt-BR"/>
+        </w:rPr>
+      </w:pPr>
+      <w:r>
+        <w:rPr>
+          <w:rStyle w:val="6"/>
+          <w:rFonts w:hint="default" w:ascii="Comic Sans MS" w:hAnsi="Comic Sans MS" w:cs="Comic Sans MS"/>
+          <w:b/>
+          <w:bCs/>
+          <w:lang w:val="pt-BR" w:eastAsia="zh-CN"/>
+        </w:rPr>
+        <w:t>Arquivos que você está modificando</w:t>
+      </w:r>
+    </w:p>
+    <w:p>
+      <w:pPr>
+        <w:pStyle w:val="9"/>
+        <w:keepNext w:val="0"/>
+        <w:keepLines w:val="0"/>
+        <w:widowControl/>
+        <w:suppressLineNumbers w:val="0"/>
+        <w:bidi w:val="0"/>
+        <w:rPr>
+          <w:rStyle w:val="6"/>
+          <w:rFonts w:hint="default" w:ascii="Comic Sans MS" w:hAnsi="Comic Sans MS" w:cs="Comic Sans MS"/>
+          <w:b/>
+          <w:bCs/>
+          <w:lang w:val="pt-BR"/>
+        </w:rPr>
+      </w:pPr>
+      <w:r>
+        <w:rPr>
+          <w:rStyle w:val="6"/>
+          <w:rFonts w:hint="default" w:ascii="Comic Sans MS" w:hAnsi="Comic Sans MS" w:cs="Comic Sans MS"/>
+          <w:b/>
+          <w:bCs/>
+          <w:lang w:val="pt-BR"/>
+        </w:rPr>
+        <w:t>git add</w:t>
+      </w:r>
+    </w:p>
+    <w:p>
+      <w:pPr>
+        <w:pStyle w:val="9"/>
+        <w:keepNext w:val="0"/>
+        <w:keepLines w:val="0"/>
+        <w:widowControl/>
+        <w:suppressLineNumbers w:val="0"/>
+        <w:bidi w:val="0"/>
+        <w:rPr>
+          <w:rStyle w:val="6"/>
+          <w:rFonts w:hint="default" w:ascii="Comic Sans MS" w:hAnsi="Comic Sans MS" w:cs="Comic Sans MS"/>
+          <w:b/>
+          <w:bCs/>
+          <w:lang w:val="pt-BR"/>
+        </w:rPr>
+      </w:pPr>
+      <w:r>
+        <w:rPr>
+          <w:rStyle w:val="6"/>
+          <w:rFonts w:hint="default" w:ascii="Comic Sans MS" w:hAnsi="Comic Sans MS" w:cs="Comic Sans MS"/>
+          <w:b/>
+          <w:bCs/>
+          <w:lang w:val="pt-BR"/>
+        </w:rPr>
+        <w:t>Staging Area</w:t>
+      </w:r>
+    </w:p>
+    <w:p>
+      <w:pPr>
+        <w:pStyle w:val="9"/>
+        <w:keepNext w:val="0"/>
+        <w:keepLines w:val="0"/>
+        <w:widowControl/>
+        <w:suppressLineNumbers w:val="0"/>
+        <w:bidi w:val="0"/>
+        <w:rPr>
+          <w:rStyle w:val="6"/>
+          <w:rFonts w:hint="default" w:ascii="Comic Sans MS" w:hAnsi="Comic Sans MS" w:cs="Comic Sans MS"/>
+          <w:b/>
+          <w:bCs/>
+          <w:lang w:val="pt-BR"/>
+        </w:rPr>
+      </w:pPr>
+      <w:r>
+        <w:rPr>
+          <w:rStyle w:val="6"/>
+          <w:rFonts w:hint="default" w:ascii="Comic Sans MS" w:hAnsi="Comic Sans MS" w:cs="Comic Sans MS"/>
+          <w:b/>
+          <w:bCs/>
+          <w:lang w:val="pt-BR" w:eastAsia="zh-CN"/>
+        </w:rPr>
+        <w:t>Alterações preparadas para o commit</w:t>
+      </w:r>
+    </w:p>
+    <w:p>
+      <w:pPr>
+        <w:pStyle w:val="9"/>
+        <w:keepNext w:val="0"/>
+        <w:keepLines w:val="0"/>
+        <w:widowControl/>
+        <w:suppressLineNumbers w:val="0"/>
+        <w:bidi w:val="0"/>
+        <w:rPr>
+          <w:rStyle w:val="6"/>
+          <w:rFonts w:hint="default" w:ascii="Comic Sans MS" w:hAnsi="Comic Sans MS" w:cs="Comic Sans MS"/>
+          <w:b/>
+          <w:bCs/>
+          <w:lang w:val="pt-BR"/>
+        </w:rPr>
+      </w:pPr>
+      <w:r>
+        <w:rPr>
+          <w:rStyle w:val="6"/>
+          <w:rFonts w:hint="default" w:ascii="Comic Sans MS" w:hAnsi="Comic Sans MS" w:cs="Comic Sans MS"/>
+          <w:b/>
+          <w:bCs/>
+          <w:lang w:val="pt-BR"/>
+        </w:rPr>
+        <w:t>git commit</w:t>
+      </w:r>
+    </w:p>
+    <w:p>
+      <w:pPr>
+        <w:pStyle w:val="9"/>
+        <w:keepNext w:val="0"/>
+        <w:keepLines w:val="0"/>
+        <w:widowControl/>
+        <w:suppressLineNumbers w:val="0"/>
+        <w:bidi w:val="0"/>
+        <w:rPr>
+          <w:rStyle w:val="6"/>
+          <w:rFonts w:hint="default" w:ascii="Comic Sans MS" w:hAnsi="Comic Sans MS" w:cs="Comic Sans MS"/>
+          <w:b/>
+          <w:bCs/>
+          <w:lang w:val="pt-BR"/>
+        </w:rPr>
+      </w:pPr>
+      <w:r>
+        <w:rPr>
+          <w:rStyle w:val="6"/>
+          <w:rFonts w:hint="default" w:ascii="Comic Sans MS" w:hAnsi="Comic Sans MS" w:cs="Comic Sans MS"/>
+          <w:b/>
+          <w:bCs/>
+          <w:lang w:val="pt-BR"/>
+        </w:rPr>
+        <w:t>Repositório local</w:t>
+      </w:r>
+    </w:p>
+    <w:p>
+      <w:pPr>
+        <w:pStyle w:val="9"/>
+        <w:keepNext w:val="0"/>
+        <w:keepLines w:val="0"/>
+        <w:widowControl/>
+        <w:suppressLineNumbers w:val="0"/>
+        <w:bidi w:val="0"/>
+        <w:rPr>
+          <w:rStyle w:val="6"/>
+          <w:rFonts w:hint="default" w:ascii="Comic Sans MS" w:hAnsi="Comic Sans MS" w:cs="Comic Sans MS"/>
+          <w:b/>
+          <w:bCs/>
+          <w:lang w:val="pt-BR"/>
+        </w:rPr>
+      </w:pPr>
+      <w:r>
+        <w:rPr>
+          <w:rStyle w:val="6"/>
+          <w:rFonts w:hint="default" w:ascii="Comic Sans MS" w:hAnsi="Comic Sans MS" w:cs="Comic Sans MS"/>
+          <w:b/>
+          <w:bCs/>
+          <w:lang w:val="pt-BR" w:eastAsia="zh-CN"/>
+        </w:rPr>
+        <w:t>Histórico de versões registradas</w:t>
+      </w:r>
+    </w:p>
+    <w:p>
+      <w:pPr>
+        <w:pStyle w:val="9"/>
+        <w:keepNext w:val="0"/>
+        <w:keepLines w:val="0"/>
+        <w:widowControl/>
+        <w:suppressLineNumbers w:val="0"/>
+        <w:bidi w:val="0"/>
+        <w:rPr>
+          <w:rStyle w:val="6"/>
+          <w:rFonts w:hint="default" w:ascii="Comic Sans MS" w:hAnsi="Comic Sans MS" w:cs="Comic Sans MS"/>
+          <w:b/>
+          <w:bCs/>
+          <w:lang w:val="pt-BR"/>
+        </w:rPr>
+      </w:pPr>
+      <w:r>
+        <w:rPr>
+          <w:rStyle w:val="6"/>
+          <w:rFonts w:hint="default" w:ascii="Comic Sans MS" w:hAnsi="Comic Sans MS" w:cs="Comic Sans MS"/>
+          <w:b/>
+          <w:bCs/>
+          <w:lang w:val="pt-BR"/>
+        </w:rPr>
+        <w:t>2. Verificar o resultado</w:t>
+      </w:r>
+    </w:p>
+    <w:p>
+      <w:pPr>
+        <w:pStyle w:val="9"/>
+        <w:keepNext w:val="0"/>
+        <w:keepLines w:val="0"/>
+        <w:widowControl/>
+        <w:suppressLineNumbers w:val="0"/>
+        <w:bidi w:val="0"/>
+        <w:rPr>
+          <w:rStyle w:val="6"/>
+          <w:rFonts w:hint="default" w:ascii="Comic Sans MS" w:hAnsi="Comic Sans MS" w:cs="Comic Sans MS"/>
+          <w:b/>
+          <w:bCs/>
+          <w:lang w:val="pt-BR"/>
+        </w:rPr>
+      </w:pPr>
+      <w:r>
+        <w:rPr>
+          <w:rStyle w:val="6"/>
+          <w:rFonts w:hint="default" w:ascii="Comic Sans MS" w:hAnsi="Comic Sans MS" w:cs="Comic Sans MS"/>
+          <w:b/>
+          <w:bCs/>
+          <w:lang w:val="pt-BR"/>
+        </w:rPr>
+        <w:t>Execute:</w:t>
+      </w:r>
+    </w:p>
+    <w:p>
+      <w:pPr>
+        <w:pStyle w:val="9"/>
+        <w:keepNext w:val="0"/>
+        <w:keepLines w:val="0"/>
+        <w:widowControl/>
+        <w:suppressLineNumbers w:val="0"/>
+        <w:bidi w:val="0"/>
+        <w:rPr>
+          <w:rStyle w:val="6"/>
+          <w:rFonts w:hint="default" w:ascii="Comic Sans MS" w:hAnsi="Comic Sans MS" w:cs="Comic Sans MS"/>
+          <w:b/>
+          <w:bCs/>
+          <w:lang w:val="pt-BR"/>
+        </w:rPr>
+      </w:pPr>
+      <w:r>
+        <w:rPr>
+          <w:rStyle w:val="6"/>
+          <w:rFonts w:hint="default" w:ascii="Comic Sans MS" w:hAnsi="Comic Sans MS" w:cs="Comic Sans MS"/>
+          <w:b/>
+          <w:bCs/>
+          <w:lang w:val="pt-BR"/>
+        </w:rPr>
+        <w:t>git status</w:t>
+      </w:r>
+    </w:p>
+    <w:p>
+      <w:pPr>
+        <w:pStyle w:val="9"/>
+        <w:keepNext w:val="0"/>
+        <w:keepLines w:val="0"/>
+        <w:widowControl/>
+        <w:suppressLineNumbers w:val="0"/>
+        <w:bidi w:val="0"/>
+        <w:rPr>
+          <w:rStyle w:val="6"/>
+          <w:rFonts w:hint="default" w:ascii="Comic Sans MS" w:hAnsi="Comic Sans MS" w:cs="Comic Sans MS"/>
+          <w:b/>
+          <w:bCs/>
+          <w:lang w:val="pt-BR"/>
+        </w:rPr>
+      </w:pPr>
+      <w:r>
+        <w:rPr>
+          <w:rStyle w:val="6"/>
+          <w:rFonts w:hint="default" w:ascii="Comic Sans MS" w:hAnsi="Comic Sans MS" w:cs="Comic Sans MS"/>
+          <w:b/>
+          <w:bCs/>
+          <w:lang w:val="pt-BR"/>
+        </w:rPr>
+        <w:t>O resultado esperado será semelhante a:</w:t>
+      </w:r>
+    </w:p>
+    <w:p>
+      <w:pPr>
+        <w:pStyle w:val="9"/>
+        <w:keepNext w:val="0"/>
+        <w:keepLines w:val="0"/>
+        <w:widowControl/>
+        <w:suppressLineNumbers w:val="0"/>
+        <w:bidi w:val="0"/>
+        <w:rPr>
+          <w:rStyle w:val="6"/>
+          <w:rFonts w:hint="default" w:ascii="Comic Sans MS" w:hAnsi="Comic Sans MS" w:cs="Comic Sans MS"/>
+          <w:b/>
+          <w:bCs/>
+          <w:lang w:val="pt-BR"/>
+        </w:rPr>
+      </w:pPr>
+      <w:r>
+        <w:rPr>
+          <w:rStyle w:val="6"/>
+          <w:rFonts w:hint="default" w:ascii="Comic Sans MS" w:hAnsi="Comic Sans MS" w:cs="Comic Sans MS"/>
+          <w:b/>
+          <w:bCs/>
+          <w:lang w:val="pt-BR"/>
+        </w:rPr>
+        <w:t>On branch main</w:t>
+      </w:r>
+    </w:p>
+    <w:p>
+      <w:pPr>
+        <w:pStyle w:val="9"/>
+        <w:keepNext w:val="0"/>
+        <w:keepLines w:val="0"/>
+        <w:widowControl/>
+        <w:suppressLineNumbers w:val="0"/>
+        <w:bidi w:val="0"/>
+        <w:rPr>
+          <w:rStyle w:val="6"/>
+          <w:rFonts w:hint="default" w:ascii="Comic Sans MS" w:hAnsi="Comic Sans MS" w:cs="Comic Sans MS"/>
+          <w:b/>
+          <w:bCs/>
+          <w:lang w:val="pt-BR"/>
+        </w:rPr>
+      </w:pPr>
+      <w:r>
+        <w:rPr>
+          <w:rStyle w:val="6"/>
+          <w:rFonts w:hint="default" w:ascii="Comic Sans MS" w:hAnsi="Comic Sans MS" w:cs="Comic Sans MS"/>
+          <w:b/>
+          <w:bCs/>
+          <w:lang w:val="pt-BR"/>
+        </w:rPr>
+        <w:t>Changes to be committed:</w:t>
+      </w:r>
+    </w:p>
+    <w:p>
+      <w:pPr>
+        <w:pStyle w:val="9"/>
+        <w:keepNext w:val="0"/>
+        <w:keepLines w:val="0"/>
+        <w:widowControl/>
+        <w:suppressLineNumbers w:val="0"/>
+        <w:bidi w:val="0"/>
+        <w:rPr>
+          <w:rStyle w:val="6"/>
+          <w:rFonts w:hint="default" w:ascii="Comic Sans MS" w:hAnsi="Comic Sans MS" w:cs="Comic Sans MS"/>
+          <w:b/>
+          <w:bCs/>
+          <w:lang w:val="pt-BR"/>
+        </w:rPr>
+      </w:pPr>
+      <w:r>
+        <w:rPr>
+          <w:rStyle w:val="6"/>
+          <w:rFonts w:hint="default" w:ascii="Comic Sans MS" w:hAnsi="Comic Sans MS" w:cs="Comic Sans MS"/>
+          <w:b/>
+          <w:bCs/>
+          <w:lang w:val="pt-BR"/>
+        </w:rPr>
+        <w:t xml:space="preserve">    modified: README.md</w:t>
+      </w:r>
+    </w:p>
+    <w:p>
+      <w:pPr>
+        <w:pStyle w:val="9"/>
+        <w:keepNext w:val="0"/>
+        <w:keepLines w:val="0"/>
+        <w:widowControl/>
+        <w:suppressLineNumbers w:val="0"/>
+        <w:bidi w:val="0"/>
+        <w:rPr>
+          <w:rStyle w:val="6"/>
+          <w:rFonts w:hint="default" w:ascii="Comic Sans MS" w:hAnsi="Comic Sans MS" w:cs="Comic Sans MS"/>
+          <w:b/>
+          <w:bCs/>
+          <w:lang w:val="pt-BR"/>
+        </w:rPr>
+      </w:pPr>
+      <w:r>
+        <w:rPr>
+          <w:rStyle w:val="6"/>
+          <w:rFonts w:hint="default" w:ascii="Comic Sans MS" w:hAnsi="Comic Sans MS" w:cs="Comic Sans MS"/>
+          <w:b/>
+          <w:bCs/>
+          <w:lang w:val="pt-BR"/>
+        </w:rPr>
+        <w:t>3. Entendendo a diferença</w:t>
+      </w:r>
+    </w:p>
+    <w:tbl>
+      <w:tblPr>
         <w:tblW w:w="0" w:type="auto"/>
         <w:tblCellSpacing w:w="15" w:type="dxa"/>
         <w:tblInd w:w="0" w:type="dxa"/>
@@ -9554,9 +13844,98 @@
         </w:tblCellMar>
       </w:tblPr>
       <w:tblGrid>
-        <w:gridCol w:w="842"/>
-        <w:gridCol w:w="6711"/>
+        <w:gridCol w:w="2056"/>
+        <w:gridCol w:w="5398"/>
       </w:tblGrid>
+      <w:tr>
+        <w:tblPrEx>
+          <w:tblBorders>
+            <w:top w:val="none" w:color="auto" w:sz="0" w:space="0"/>
+            <w:left w:val="none" w:color="auto" w:sz="0" w:space="0"/>
+            <w:bottom w:val="none" w:color="auto" w:sz="0" w:space="0"/>
+            <w:right w:val="none" w:color="auto" w:sz="0" w:space="0"/>
+            <w:insideH w:val="none" w:color="auto" w:sz="0" w:space="0"/>
+            <w:insideV w:val="none" w:color="auto" w:sz="0" w:space="0"/>
+          </w:tblBorders>
+          <w:tblCellMar>
+            <w:top w:w="15" w:type="dxa"/>
+            <w:left w:w="15" w:type="dxa"/>
+            <w:bottom w:w="15" w:type="dxa"/>
+            <w:right w:w="15" w:type="dxa"/>
+          </w:tblCellMar>
+        </w:tblPrEx>
+        <w:trPr>
+          <w:tblCellSpacing w:w="15" w:type="dxa"/>
+        </w:trPr>
+        <w:tc>
+          <w:tcPr>
+            <w:tcW w:w="0" w:type="auto"/>
+            <w:shd w:val="clear"/>
+            <w:vAlign w:val="center"/>
+          </w:tcPr>
+          <w:p>
+            <w:pPr>
+              <w:pStyle w:val="9"/>
+              <w:keepNext w:val="0"/>
+              <w:keepLines w:val="0"/>
+              <w:widowControl/>
+              <w:suppressLineNumbers w:val="0"/>
+              <w:bidi w:val="0"/>
+              <w:rPr>
+                <w:rStyle w:val="6"/>
+                <w:rFonts w:hint="default" w:ascii="Comic Sans MS" w:hAnsi="Comic Sans MS" w:cs="Comic Sans MS"/>
+                <w:b/>
+                <w:bCs/>
+                <w:lang w:val="pt-BR"/>
+              </w:rPr>
+            </w:pPr>
+            <w:r>
+              <w:rPr>
+                <w:rStyle w:val="6"/>
+                <w:rFonts w:hint="default" w:ascii="Comic Sans MS" w:hAnsi="Comic Sans MS" w:cs="Comic Sans MS"/>
+                <w:b/>
+                <w:bCs/>
+                <w:lang w:val="pt-BR"/>
+              </w:rPr>
+              <w:t>Comando</w:t>
+            </w:r>
+          </w:p>
+        </w:tc>
+        <w:tc>
+          <w:tcPr>
+            <w:tcW w:w="0" w:type="auto"/>
+            <w:shd w:val="clear"/>
+            <w:vAlign w:val="center"/>
+          </w:tcPr>
+          <w:p>
+            <w:pPr>
+              <w:pStyle w:val="9"/>
+              <w:keepNext w:val="0"/>
+              <w:keepLines w:val="0"/>
+              <w:widowControl/>
+              <w:suppressLineNumbers w:val="0"/>
+              <w:bidi w:val="0"/>
+              <w:rPr>
+                <w:rStyle w:val="6"/>
+                <w:rFonts w:hint="default" w:ascii="Comic Sans MS" w:hAnsi="Comic Sans MS" w:cs="Comic Sans MS"/>
+                <w:b/>
+                <w:bCs/>
+                <w:lang w:val="pt-BR"/>
+              </w:rPr>
+            </w:pPr>
+            <w:r>
+              <w:rPr>
+                <w:rStyle w:val="6"/>
+                <w:rFonts w:hint="default" w:ascii="Comic Sans MS" w:hAnsi="Comic Sans MS" w:cs="Comic Sans MS"/>
+                <w:b/>
+                <w:bCs/>
+                <w:lang w:val="pt-BR"/>
+              </w:rPr>
+              <w:t>Função</w:t>
+            </w:r>
+          </w:p>
+        </w:tc>
+      </w:tr>
       <w:tr>
         <w:tblPrEx>
           <w:tblBorders>
@@ -9608,7 +13987,782 @@
                 <w:bCs/>
                 <w:lang w:val="pt-BR"/>
               </w:rPr>
-              <w:t>Parte</w:t>
+              <w:t>git add README.md</w:t>
+            </w:r>
+          </w:p>
+        </w:tc>
+        <w:tc>
+          <w:tcPr>
+            <w:tcW w:w="0" w:type="auto"/>
+            <w:shd w:val="clear"/>
+            <w:vAlign w:val="center"/>
+          </w:tcPr>
+          <w:p>
+            <w:pPr>
+              <w:pStyle w:val="9"/>
+              <w:keepNext w:val="0"/>
+              <w:keepLines w:val="0"/>
+              <w:widowControl/>
+              <w:suppressLineNumbers w:val="0"/>
+              <w:bidi w:val="0"/>
+              <w:rPr>
+                <w:rStyle w:val="6"/>
+                <w:rFonts w:hint="default" w:ascii="Comic Sans MS" w:hAnsi="Comic Sans MS" w:cs="Comic Sans MS"/>
+                <w:b/>
+                <w:bCs/>
+                <w:lang w:val="pt-BR"/>
+              </w:rPr>
+            </w:pPr>
+            <w:r>
+              <w:rPr>
+                <w:rStyle w:val="6"/>
+                <w:rFonts w:hint="default" w:ascii="Comic Sans MS" w:hAnsi="Comic Sans MS" w:cs="Comic Sans MS"/>
+                <w:b/>
+                <w:bCs/>
+                <w:lang w:val="pt-BR"/>
+              </w:rPr>
+              <w:t>Prepara somente o README</w:t>
+            </w:r>
+          </w:p>
+        </w:tc>
+      </w:tr>
+      <w:tr>
+        <w:tblPrEx>
+          <w:tblBorders>
+            <w:top w:val="none" w:color="auto" w:sz="0" w:space="0"/>
+            <w:left w:val="none" w:color="auto" w:sz="0" w:space="0"/>
+            <w:bottom w:val="none" w:color="auto" w:sz="0" w:space="0"/>
+            <w:right w:val="none" w:color="auto" w:sz="0" w:space="0"/>
+            <w:insideH w:val="none" w:color="auto" w:sz="0" w:space="0"/>
+            <w:insideV w:val="none" w:color="auto" w:sz="0" w:space="0"/>
+          </w:tblBorders>
+          <w:shd w:val="clear"/>
+          <w:tblCellMar>
+            <w:top w:w="15" w:type="dxa"/>
+            <w:left w:w="15" w:type="dxa"/>
+            <w:bottom w:w="15" w:type="dxa"/>
+            <w:right w:w="15" w:type="dxa"/>
+          </w:tblCellMar>
+        </w:tblPrEx>
+        <w:trPr>
+          <w:tblCellSpacing w:w="15" w:type="dxa"/>
+        </w:trPr>
+        <w:tc>
+          <w:tcPr>
+            <w:tcW w:w="0" w:type="auto"/>
+            <w:shd w:val="clear"/>
+            <w:vAlign w:val="center"/>
+          </w:tcPr>
+          <w:p>
+            <w:pPr>
+              <w:pStyle w:val="9"/>
+              <w:keepNext w:val="0"/>
+              <w:keepLines w:val="0"/>
+              <w:widowControl/>
+              <w:suppressLineNumbers w:val="0"/>
+              <w:bidi w:val="0"/>
+              <w:rPr>
+                <w:rStyle w:val="6"/>
+                <w:rFonts w:hint="default" w:ascii="Comic Sans MS" w:hAnsi="Comic Sans MS" w:cs="Comic Sans MS"/>
+                <w:b/>
+                <w:bCs/>
+                <w:lang w:val="pt-BR"/>
+              </w:rPr>
+            </w:pPr>
+            <w:r>
+              <w:rPr>
+                <w:rStyle w:val="6"/>
+                <w:rFonts w:hint="default" w:ascii="Comic Sans MS" w:hAnsi="Comic Sans MS" w:cs="Comic Sans MS"/>
+                <w:b/>
+                <w:bCs/>
+                <w:lang w:val="pt-BR"/>
+              </w:rPr>
+              <w:t>git add .</w:t>
+            </w:r>
+          </w:p>
+        </w:tc>
+        <w:tc>
+          <w:tcPr>
+            <w:tcW w:w="0" w:type="auto"/>
+            <w:shd w:val="clear"/>
+            <w:vAlign w:val="center"/>
+          </w:tcPr>
+          <w:p>
+            <w:pPr>
+              <w:pStyle w:val="9"/>
+              <w:keepNext w:val="0"/>
+              <w:keepLines w:val="0"/>
+              <w:widowControl/>
+              <w:suppressLineNumbers w:val="0"/>
+              <w:bidi w:val="0"/>
+              <w:rPr>
+                <w:rStyle w:val="6"/>
+                <w:rFonts w:hint="default" w:ascii="Comic Sans MS" w:hAnsi="Comic Sans MS" w:cs="Comic Sans MS"/>
+                <w:b/>
+                <w:bCs/>
+                <w:lang w:val="pt-BR"/>
+              </w:rPr>
+            </w:pPr>
+            <w:r>
+              <w:rPr>
+                <w:rStyle w:val="6"/>
+                <w:rFonts w:hint="default" w:ascii="Comic Sans MS" w:hAnsi="Comic Sans MS" w:cs="Comic Sans MS"/>
+                <w:b/>
+                <w:bCs/>
+                <w:lang w:val="pt-BR"/>
+              </w:rPr>
+              <w:t>Prepara as alterações da pasta atual e suas subpastas</w:t>
+            </w:r>
+          </w:p>
+        </w:tc>
+      </w:tr>
+      <w:tr>
+        <w:tblPrEx>
+          <w:tblBorders>
+            <w:top w:val="none" w:color="auto" w:sz="0" w:space="0"/>
+            <w:left w:val="none" w:color="auto" w:sz="0" w:space="0"/>
+            <w:bottom w:val="none" w:color="auto" w:sz="0" w:space="0"/>
+            <w:right w:val="none" w:color="auto" w:sz="0" w:space="0"/>
+            <w:insideH w:val="none" w:color="auto" w:sz="0" w:space="0"/>
+            <w:insideV w:val="none" w:color="auto" w:sz="0" w:space="0"/>
+          </w:tblBorders>
+          <w:shd w:val="clear"/>
+          <w:tblCellMar>
+            <w:top w:w="15" w:type="dxa"/>
+            <w:left w:w="15" w:type="dxa"/>
+            <w:bottom w:w="15" w:type="dxa"/>
+            <w:right w:w="15" w:type="dxa"/>
+          </w:tblCellMar>
+        </w:tblPrEx>
+        <w:trPr>
+          <w:tblCellSpacing w:w="15" w:type="dxa"/>
+        </w:trPr>
+        <w:tc>
+          <w:tcPr>
+            <w:tcW w:w="0" w:type="auto"/>
+            <w:shd w:val="clear"/>
+            <w:vAlign w:val="center"/>
+          </w:tcPr>
+          <w:p>
+            <w:pPr>
+              <w:pStyle w:val="9"/>
+              <w:keepNext w:val="0"/>
+              <w:keepLines w:val="0"/>
+              <w:widowControl/>
+              <w:suppressLineNumbers w:val="0"/>
+              <w:bidi w:val="0"/>
+              <w:rPr>
+                <w:rStyle w:val="6"/>
+                <w:rFonts w:hint="default" w:ascii="Comic Sans MS" w:hAnsi="Comic Sans MS" w:cs="Comic Sans MS"/>
+                <w:b/>
+                <w:bCs/>
+                <w:lang w:val="pt-BR"/>
+              </w:rPr>
+            </w:pPr>
+            <w:r>
+              <w:rPr>
+                <w:rStyle w:val="6"/>
+                <w:rFonts w:hint="default" w:ascii="Comic Sans MS" w:hAnsi="Comic Sans MS" w:cs="Comic Sans MS"/>
+                <w:b/>
+                <w:bCs/>
+                <w:lang w:val="pt-BR"/>
+              </w:rPr>
+              <w:t>git status</w:t>
+            </w:r>
+          </w:p>
+        </w:tc>
+        <w:tc>
+          <w:tcPr>
+            <w:tcW w:w="0" w:type="auto"/>
+            <w:shd w:val="clear"/>
+            <w:vAlign w:val="center"/>
+          </w:tcPr>
+          <w:p>
+            <w:pPr>
+              <w:pStyle w:val="9"/>
+              <w:keepNext w:val="0"/>
+              <w:keepLines w:val="0"/>
+              <w:widowControl/>
+              <w:suppressLineNumbers w:val="0"/>
+              <w:bidi w:val="0"/>
+              <w:rPr>
+                <w:rStyle w:val="6"/>
+                <w:rFonts w:hint="default" w:ascii="Comic Sans MS" w:hAnsi="Comic Sans MS" w:cs="Comic Sans MS"/>
+                <w:b/>
+                <w:bCs/>
+                <w:lang w:val="pt-BR"/>
+              </w:rPr>
+            </w:pPr>
+            <w:r>
+              <w:rPr>
+                <w:rStyle w:val="6"/>
+                <w:rFonts w:hint="default" w:ascii="Comic Sans MS" w:hAnsi="Comic Sans MS" w:cs="Comic Sans MS"/>
+                <w:b/>
+                <w:bCs/>
+                <w:lang w:val="pt-BR"/>
+              </w:rPr>
+              <w:t>Mostra o estado das alterações</w:t>
+            </w:r>
+          </w:p>
+        </w:tc>
+      </w:tr>
+      <w:tr>
+        <w:tblPrEx>
+          <w:tblBorders>
+            <w:top w:val="none" w:color="auto" w:sz="0" w:space="0"/>
+            <w:left w:val="none" w:color="auto" w:sz="0" w:space="0"/>
+            <w:bottom w:val="none" w:color="auto" w:sz="0" w:space="0"/>
+            <w:right w:val="none" w:color="auto" w:sz="0" w:space="0"/>
+            <w:insideH w:val="none" w:color="auto" w:sz="0" w:space="0"/>
+            <w:insideV w:val="none" w:color="auto" w:sz="0" w:space="0"/>
+          </w:tblBorders>
+          <w:shd w:val="clear"/>
+          <w:tblCellMar>
+            <w:top w:w="15" w:type="dxa"/>
+            <w:left w:w="15" w:type="dxa"/>
+            <w:bottom w:w="15" w:type="dxa"/>
+            <w:right w:w="15" w:type="dxa"/>
+          </w:tblCellMar>
+        </w:tblPrEx>
+        <w:trPr>
+          <w:tblCellSpacing w:w="15" w:type="dxa"/>
+        </w:trPr>
+        <w:tc>
+          <w:tcPr>
+            <w:tcW w:w="0" w:type="auto"/>
+            <w:shd w:val="clear"/>
+            <w:vAlign w:val="center"/>
+          </w:tcPr>
+          <w:p>
+            <w:pPr>
+              <w:pStyle w:val="9"/>
+              <w:keepNext w:val="0"/>
+              <w:keepLines w:val="0"/>
+              <w:widowControl/>
+              <w:suppressLineNumbers w:val="0"/>
+              <w:bidi w:val="0"/>
+              <w:rPr>
+                <w:rStyle w:val="6"/>
+                <w:rFonts w:hint="default" w:ascii="Comic Sans MS" w:hAnsi="Comic Sans MS" w:cs="Comic Sans MS"/>
+                <w:b/>
+                <w:bCs/>
+                <w:lang w:val="pt-BR"/>
+              </w:rPr>
+            </w:pPr>
+            <w:r>
+              <w:rPr>
+                <w:rStyle w:val="6"/>
+                <w:rFonts w:hint="default" w:ascii="Comic Sans MS" w:hAnsi="Comic Sans MS" w:cs="Comic Sans MS"/>
+                <w:b/>
+                <w:bCs/>
+                <w:lang w:val="pt-BR"/>
+              </w:rPr>
+              <w:t>git diff --cached</w:t>
+            </w:r>
+          </w:p>
+        </w:tc>
+        <w:tc>
+          <w:tcPr>
+            <w:tcW w:w="0" w:type="auto"/>
+            <w:shd w:val="clear"/>
+            <w:vAlign w:val="center"/>
+          </w:tcPr>
+          <w:p>
+            <w:pPr>
+              <w:pStyle w:val="9"/>
+              <w:keepNext w:val="0"/>
+              <w:keepLines w:val="0"/>
+              <w:widowControl/>
+              <w:suppressLineNumbers w:val="0"/>
+              <w:bidi w:val="0"/>
+              <w:rPr>
+                <w:rStyle w:val="6"/>
+                <w:rFonts w:hint="default" w:ascii="Comic Sans MS" w:hAnsi="Comic Sans MS" w:cs="Comic Sans MS"/>
+                <w:b/>
+                <w:bCs/>
+                <w:lang w:val="pt-BR"/>
+              </w:rPr>
+            </w:pPr>
+            <w:r>
+              <w:rPr>
+                <w:rStyle w:val="6"/>
+                <w:rFonts w:hint="default" w:ascii="Comic Sans MS" w:hAnsi="Comic Sans MS" w:cs="Comic Sans MS"/>
+                <w:b/>
+                <w:bCs/>
+                <w:lang w:val="pt-BR"/>
+              </w:rPr>
+              <w:t>Mostra o que está preparado para o commit</w:t>
+            </w:r>
+          </w:p>
+        </w:tc>
+      </w:tr>
+    </w:tbl>
+    <w:p>
+      <w:pPr>
+        <w:pStyle w:val="9"/>
+        <w:keepNext w:val="0"/>
+        <w:keepLines w:val="0"/>
+        <w:widowControl/>
+        <w:suppressLineNumbers w:val="0"/>
+        <w:bidi w:val="0"/>
+        <w:rPr>
+          <w:rStyle w:val="6"/>
+          <w:rFonts w:hint="default" w:ascii="Comic Sans MS" w:hAnsi="Comic Sans MS" w:cs="Comic Sans MS"/>
+          <w:b/>
+          <w:bCs/>
+          <w:lang w:val="pt-BR"/>
+        </w:rPr>
+      </w:pPr>
+      <w:r>
+        <w:rPr>
+          <w:rStyle w:val="6"/>
+          <w:rFonts w:hint="default" w:ascii="Comic Sans MS" w:hAnsi="Comic Sans MS" w:cs="Comic Sans MS"/>
+          <w:b/>
+          <w:bCs/>
+          <w:lang w:val="pt-BR"/>
+        </w:rPr>
+        <w:t>Sua atividade</w:t>
+      </w:r>
+    </w:p>
+    <w:p>
+      <w:pPr>
+        <w:pStyle w:val="9"/>
+        <w:keepNext w:val="0"/>
+        <w:keepLines w:val="0"/>
+        <w:widowControl/>
+        <w:suppressLineNumbers w:val="0"/>
+        <w:bidi w:val="0"/>
+        <w:rPr>
+          <w:rStyle w:val="6"/>
+          <w:rFonts w:hint="default" w:ascii="Comic Sans MS" w:hAnsi="Comic Sans MS" w:cs="Comic Sans MS"/>
+          <w:b/>
+          <w:bCs/>
+          <w:lang w:val="pt-BR"/>
+        </w:rPr>
+      </w:pPr>
+      <w:r>
+        <w:rPr>
+          <w:rStyle w:val="6"/>
+          <w:rFonts w:hint="default" w:ascii="Comic Sans MS" w:hAnsi="Comic Sans MS" w:cs="Comic Sans MS"/>
+          <w:b/>
+          <w:bCs/>
+          <w:lang w:val="pt-BR"/>
+        </w:rPr>
+        <w:t>Execute estes comandos:</w:t>
+      </w:r>
+    </w:p>
+    <w:p>
+      <w:pPr>
+        <w:pStyle w:val="9"/>
+        <w:keepNext w:val="0"/>
+        <w:keepLines w:val="0"/>
+        <w:widowControl/>
+        <w:suppressLineNumbers w:val="0"/>
+        <w:bidi w:val="0"/>
+        <w:rPr>
+          <w:rStyle w:val="6"/>
+          <w:rFonts w:hint="default" w:ascii="Comic Sans MS" w:hAnsi="Comic Sans MS" w:cs="Comic Sans MS"/>
+          <w:b/>
+          <w:bCs/>
+          <w:lang w:val="pt-BR"/>
+        </w:rPr>
+      </w:pPr>
+      <w:r>
+        <w:rPr>
+          <w:rStyle w:val="6"/>
+          <w:rFonts w:hint="default" w:ascii="Comic Sans MS" w:hAnsi="Comic Sans MS" w:cs="Comic Sans MS"/>
+          <w:b/>
+          <w:bCs/>
+          <w:lang w:val="pt-BR"/>
+        </w:rPr>
+        <w:t>git add README.md</w:t>
+      </w:r>
+    </w:p>
+    <w:p>
+      <w:pPr>
+        <w:pStyle w:val="9"/>
+        <w:keepNext w:val="0"/>
+        <w:keepLines w:val="0"/>
+        <w:widowControl/>
+        <w:suppressLineNumbers w:val="0"/>
+        <w:bidi w:val="0"/>
+        <w:rPr>
+          <w:rStyle w:val="6"/>
+          <w:rFonts w:hint="default" w:ascii="Comic Sans MS" w:hAnsi="Comic Sans MS" w:cs="Comic Sans MS"/>
+          <w:b/>
+          <w:bCs/>
+          <w:lang w:val="pt-BR"/>
+        </w:rPr>
+      </w:pPr>
+      <w:r>
+        <w:rPr>
+          <w:rStyle w:val="6"/>
+          <w:rFonts w:hint="default" w:ascii="Comic Sans MS" w:hAnsi="Comic Sans MS" w:cs="Comic Sans MS"/>
+          <w:b/>
+          <w:bCs/>
+          <w:lang w:val="pt-BR"/>
+        </w:rPr>
+        <w:t>git status</w:t>
+      </w:r>
+    </w:p>
+    <w:p>
+      <w:pPr>
+        <w:pStyle w:val="9"/>
+        <w:keepNext w:val="0"/>
+        <w:keepLines w:val="0"/>
+        <w:widowControl/>
+        <w:suppressLineNumbers w:val="0"/>
+        <w:bidi w:val="0"/>
+        <w:rPr>
+          <w:rStyle w:val="6"/>
+          <w:rFonts w:hint="default" w:ascii="Comic Sans MS" w:hAnsi="Comic Sans MS" w:cs="Comic Sans MS"/>
+          <w:b/>
+          <w:bCs/>
+          <w:lang w:val="pt-BR"/>
+        </w:rPr>
+      </w:pPr>
+      <w:r>
+        <w:rPr>
+          <w:rStyle w:val="6"/>
+          <w:rFonts w:hint="default" w:ascii="Comic Sans MS" w:hAnsi="Comic Sans MS" w:cs="Comic Sans MS"/>
+          <w:b/>
+          <w:bCs/>
+          <w:lang w:val="pt-BR"/>
+        </w:rPr>
+        <w:t>git diff --cached</w:t>
+      </w:r>
+    </w:p>
+    <w:p>
+      <w:pPr>
+        <w:pStyle w:val="9"/>
+        <w:keepNext w:val="0"/>
+        <w:keepLines w:val="0"/>
+        <w:widowControl/>
+        <w:suppressLineNumbers w:val="0"/>
+        <w:bidi w:val="0"/>
+        <w:rPr>
+          <w:rStyle w:val="6"/>
+          <w:rFonts w:hint="default" w:ascii="Comic Sans MS" w:hAnsi="Comic Sans MS" w:cs="Comic Sans MS"/>
+          <w:b/>
+          <w:bCs/>
+          <w:lang w:val="pt-BR"/>
+        </w:rPr>
+      </w:pPr>
+      <w:r>
+        <w:rPr>
+          <w:rStyle w:val="6"/>
+          <w:rFonts w:hint="default" w:ascii="Comic Sans MS" w:hAnsi="Comic Sans MS" w:cs="Comic Sans MS"/>
+          <w:b/>
+          <w:bCs/>
+          <w:lang w:val="pt-BR"/>
+        </w:rPr>
+        <w:t>Envie o resultado do git status.</w:t>
+      </w:r>
+    </w:p>
+    <w:p>
+      <w:pPr>
+        <w:pStyle w:val="9"/>
+        <w:keepNext w:val="0"/>
+        <w:keepLines w:val="0"/>
+        <w:widowControl/>
+        <w:suppressLineNumbers w:val="0"/>
+        <w:bidi w:val="0"/>
+        <w:rPr>
+          <w:rStyle w:val="6"/>
+          <w:rFonts w:hint="default" w:ascii="Comic Sans MS" w:hAnsi="Comic Sans MS" w:cs="Comic Sans MS"/>
+          <w:b/>
+          <w:bCs/>
+          <w:lang w:val="pt-BR"/>
+        </w:rPr>
+      </w:pPr>
+      <w:r>
+        <w:rPr>
+          <w:rStyle w:val="6"/>
+          <w:rFonts w:hint="default" w:ascii="Comic Sans MS" w:hAnsi="Comic Sans MS" w:cs="Comic Sans MS"/>
+          <w:b/>
+          <w:bCs/>
+          <w:lang w:val="pt-BR"/>
+        </w:rPr>
+        <w:t>Na próxima etapa, vamos criar nosso segundo commit usando uma mensagem profissional e depois publicar a atualização no GitHub.</w:t>
+      </w:r>
+    </w:p>
+    <w:p>
+      <w:pPr>
+        <w:pStyle w:val="9"/>
+        <w:keepNext w:val="0"/>
+        <w:keepLines w:val="0"/>
+        <w:widowControl/>
+        <w:suppressLineNumbers w:val="0"/>
+        <w:bidi w:val="0"/>
+        <w:rPr>
+          <w:rStyle w:val="6"/>
+          <w:rFonts w:hint="default" w:ascii="Comic Sans MS" w:hAnsi="Comic Sans MS" w:cs="Comic Sans MS"/>
+          <w:b/>
+          <w:bCs/>
+          <w:lang w:val="pt-BR"/>
+        </w:rPr>
+      </w:pPr>
+    </w:p>
+    <w:p>
+      <w:pPr>
+        <w:pStyle w:val="9"/>
+        <w:keepNext w:val="0"/>
+        <w:keepLines w:val="0"/>
+        <w:widowControl/>
+        <w:suppressLineNumbers w:val="0"/>
+        <w:bidi w:val="0"/>
+        <w:rPr>
+          <w:rStyle w:val="6"/>
+          <w:rFonts w:hint="default" w:ascii="Comic Sans MS" w:hAnsi="Comic Sans MS" w:cs="Comic Sans MS"/>
+          <w:b/>
+          <w:bCs/>
+          <w:lang w:val="pt-BR"/>
+        </w:rPr>
+      </w:pPr>
+    </w:p>
+    <w:p>
+      <w:pPr>
+        <w:pStyle w:val="9"/>
+        <w:keepNext w:val="0"/>
+        <w:keepLines w:val="0"/>
+        <w:widowControl/>
+        <w:suppressLineNumbers w:val="0"/>
+        <w:bidi w:val="0"/>
+        <w:rPr>
+          <w:rStyle w:val="6"/>
+          <w:rFonts w:hint="default" w:ascii="Comic Sans MS" w:hAnsi="Comic Sans MS" w:cs="Comic Sans MS"/>
+          <w:b/>
+          <w:bCs/>
+          <w:lang w:val="pt-BR"/>
+        </w:rPr>
+      </w:pPr>
+    </w:p>
+    <w:p>
+      <w:pPr>
+        <w:pStyle w:val="9"/>
+        <w:keepNext w:val="0"/>
+        <w:keepLines w:val="0"/>
+        <w:widowControl/>
+        <w:suppressLineNumbers w:val="0"/>
+        <w:bidi w:val="0"/>
+        <w:rPr>
+          <w:rStyle w:val="6"/>
+          <w:rFonts w:hint="default" w:ascii="Comic Sans MS" w:hAnsi="Comic Sans MS" w:cs="Comic Sans MS"/>
+          <w:b/>
+          <w:bCs/>
+          <w:lang w:val="pt-BR"/>
+        </w:rPr>
+      </w:pPr>
+    </w:p>
+    <w:p>
+      <w:pPr>
+        <w:pStyle w:val="9"/>
+        <w:keepNext w:val="0"/>
+        <w:keepLines w:val="0"/>
+        <w:widowControl/>
+        <w:suppressLineNumbers w:val="0"/>
+        <w:bidi w:val="0"/>
+        <w:rPr>
+          <w:rStyle w:val="6"/>
+          <w:rFonts w:hint="default" w:ascii="Comic Sans MS" w:hAnsi="Comic Sans MS" w:cs="Comic Sans MS"/>
+          <w:b/>
+          <w:bCs/>
+          <w:lang w:val="pt-BR"/>
+        </w:rPr>
+      </w:pPr>
+    </w:p>
+    <w:p>
+      <w:pPr>
+        <w:pStyle w:val="9"/>
+        <w:keepNext w:val="0"/>
+        <w:keepLines w:val="0"/>
+        <w:widowControl/>
+        <w:suppressLineNumbers w:val="0"/>
+        <w:bidi w:val="0"/>
+        <w:rPr>
+          <w:rStyle w:val="6"/>
+          <w:rFonts w:hint="default" w:ascii="Comic Sans MS" w:hAnsi="Comic Sans MS" w:cs="Comic Sans MS"/>
+          <w:b/>
+          <w:bCs/>
+          <w:lang w:val="pt-BR"/>
+        </w:rPr>
+      </w:pPr>
+    </w:p>
+    <w:p>
+      <w:pPr>
+        <w:pStyle w:val="9"/>
+        <w:keepNext w:val="0"/>
+        <w:keepLines w:val="0"/>
+        <w:widowControl/>
+        <w:suppressLineNumbers w:val="0"/>
+        <w:bidi w:val="0"/>
+        <w:rPr>
+          <w:rStyle w:val="6"/>
+          <w:rFonts w:hint="default" w:ascii="Comic Sans MS" w:hAnsi="Comic Sans MS" w:cs="Comic Sans MS"/>
+          <w:b/>
+          <w:bCs/>
+          <w:lang w:val="pt-BR"/>
+        </w:rPr>
+      </w:pPr>
+    </w:p>
+    <w:p>
+      <w:pPr>
+        <w:pStyle w:val="9"/>
+        <w:keepNext w:val="0"/>
+        <w:keepLines w:val="0"/>
+        <w:widowControl/>
+        <w:suppressLineNumbers w:val="0"/>
+        <w:bidi w:val="0"/>
+        <w:rPr>
+          <w:rStyle w:val="6"/>
+          <w:rFonts w:hint="default" w:ascii="Comic Sans MS" w:hAnsi="Comic Sans MS" w:cs="Comic Sans MS"/>
+          <w:b/>
+          <w:bCs/>
+          <w:lang w:val="pt-BR"/>
+        </w:rPr>
+      </w:pPr>
+      <w:r>
+        <w:rPr>
+          <w:rStyle w:val="6"/>
+          <w:rFonts w:hint="default" w:ascii="Comic Sans MS" w:hAnsi="Comic Sans MS" w:cs="Comic Sans MS"/>
+          <w:b/>
+          <w:bCs/>
+          <w:lang w:val="pt-BR"/>
+        </w:rPr>
+        <w:t>Excelente! A Etapa 8 foi concluída com sucesso!</w:t>
+      </w:r>
+    </w:p>
+    <w:p>
+      <w:pPr>
+        <w:pStyle w:val="9"/>
+        <w:keepNext w:val="0"/>
+        <w:keepLines w:val="0"/>
+        <w:widowControl/>
+        <w:suppressLineNumbers w:val="0"/>
+        <w:bidi w:val="0"/>
+        <w:rPr>
+          <w:rStyle w:val="6"/>
+          <w:rFonts w:hint="default" w:ascii="Comic Sans MS" w:hAnsi="Comic Sans MS" w:cs="Comic Sans MS"/>
+          <w:b/>
+          <w:bCs/>
+          <w:lang w:val="pt-BR"/>
+        </w:rPr>
+      </w:pPr>
+      <w:r>
+        <w:rPr>
+          <w:rStyle w:val="6"/>
+          <w:rFonts w:hint="default" w:ascii="Comic Sans MS" w:hAnsi="Comic Sans MS" w:cs="Comic Sans MS"/>
+          <w:b/>
+          <w:bCs/>
+          <w:lang w:val="pt-BR"/>
+        </w:rPr>
+        <w:t>Seu comando git diff --cached confirmou que as alterações no README.md estão preparadas para o próximo commit.</w:t>
+      </w:r>
+    </w:p>
+    <w:p>
+      <w:pPr>
+        <w:pStyle w:val="9"/>
+        <w:keepNext w:val="0"/>
+        <w:keepLines w:val="0"/>
+        <w:widowControl/>
+        <w:suppressLineNumbers w:val="0"/>
+        <w:bidi w:val="0"/>
+        <w:rPr>
+          <w:rStyle w:val="6"/>
+          <w:rFonts w:hint="default" w:ascii="Comic Sans MS" w:hAnsi="Comic Sans MS" w:cs="Comic Sans MS"/>
+          <w:b/>
+          <w:bCs/>
+          <w:lang w:val="pt-BR"/>
+        </w:rPr>
+      </w:pPr>
+      <w:r>
+        <w:rPr>
+          <w:rStyle w:val="6"/>
+          <w:rFonts w:hint="default" w:ascii="Comic Sans MS" w:hAnsi="Comic Sans MS" w:cs="Comic Sans MS"/>
+          <w:b/>
+          <w:bCs/>
+          <w:lang w:val="pt-BR"/>
+        </w:rPr>
+        <w:t>Vamos analisar alguns detalhes:</w:t>
+      </w:r>
+    </w:p>
+    <w:tbl>
+      <w:tblPr>
+        <w:tblW w:w="0" w:type="auto"/>
+        <w:tblCellSpacing w:w="15" w:type="dxa"/>
+        <w:tblInd w:w="0" w:type="dxa"/>
+        <w:tblBorders>
+          <w:top w:val="none" w:color="auto" w:sz="0" w:space="0"/>
+          <w:left w:val="none" w:color="auto" w:sz="0" w:space="0"/>
+          <w:bottom w:val="none" w:color="auto" w:sz="0" w:space="0"/>
+          <w:right w:val="none" w:color="auto" w:sz="0" w:space="0"/>
+          <w:insideH w:val="none" w:color="auto" w:sz="0" w:space="0"/>
+          <w:insideV w:val="none" w:color="auto" w:sz="0" w:space="0"/>
+        </w:tblBorders>
+        <w:shd w:val="clear"/>
+        <w:tblLayout w:type="autofit"/>
+        <w:tblCellMar>
+          <w:top w:w="15" w:type="dxa"/>
+          <w:left w:w="15" w:type="dxa"/>
+          <w:bottom w:w="15" w:type="dxa"/>
+          <w:right w:w="15" w:type="dxa"/>
+        </w:tblCellMar>
+      </w:tblPr>
+      <w:tblGrid>
+        <w:gridCol w:w="1954"/>
+        <w:gridCol w:w="3715"/>
+      </w:tblGrid>
+      <w:tr>
+        <w:tblPrEx>
+          <w:tblBorders>
+            <w:top w:val="none" w:color="auto" w:sz="0" w:space="0"/>
+            <w:left w:val="none" w:color="auto" w:sz="0" w:space="0"/>
+            <w:bottom w:val="none" w:color="auto" w:sz="0" w:space="0"/>
+            <w:right w:val="none" w:color="auto" w:sz="0" w:space="0"/>
+            <w:insideH w:val="none" w:color="auto" w:sz="0" w:space="0"/>
+            <w:insideV w:val="none" w:color="auto" w:sz="0" w:space="0"/>
+          </w:tblBorders>
+          <w:tblCellMar>
+            <w:top w:w="15" w:type="dxa"/>
+            <w:left w:w="15" w:type="dxa"/>
+            <w:bottom w:w="15" w:type="dxa"/>
+            <w:right w:w="15" w:type="dxa"/>
+          </w:tblCellMar>
+        </w:tblPrEx>
+        <w:trPr>
+          <w:tblCellSpacing w:w="15" w:type="dxa"/>
+        </w:trPr>
+        <w:tc>
+          <w:tcPr>
+            <w:tcW w:w="0" w:type="auto"/>
+            <w:shd w:val="clear"/>
+            <w:vAlign w:val="center"/>
+          </w:tcPr>
+          <w:p>
+            <w:pPr>
+              <w:pStyle w:val="9"/>
+              <w:keepNext w:val="0"/>
+              <w:keepLines w:val="0"/>
+              <w:widowControl/>
+              <w:suppressLineNumbers w:val="0"/>
+              <w:bidi w:val="0"/>
+              <w:rPr>
+                <w:rStyle w:val="6"/>
+                <w:rFonts w:hint="default" w:ascii="Comic Sans MS" w:hAnsi="Comic Sans MS" w:cs="Comic Sans MS"/>
+                <w:b/>
+                <w:bCs/>
+                <w:lang w:val="pt-BR"/>
+              </w:rPr>
+            </w:pPr>
+            <w:r>
+              <w:rPr>
+                <w:rStyle w:val="6"/>
+                <w:rFonts w:hint="default" w:ascii="Comic Sans MS" w:hAnsi="Comic Sans MS" w:cs="Comic Sans MS"/>
+                <w:b/>
+                <w:bCs/>
+                <w:lang w:val="pt-BR"/>
+              </w:rPr>
+              <w:t>Símbolo</w:t>
             </w:r>
           </w:p>
         </w:tc>
@@ -9698,7 +14852,7 @@
                 <w:bCs/>
                 <w:lang w:val="pt-BR"/>
               </w:rPr>
-              <w:t>git push</w:t>
+              <w:t>--- a/README.md</w:t>
             </w:r>
           </w:p>
         </w:tc>
@@ -9732,7 +14886,7 @@
                 <w:bCs/>
                 <w:lang w:val="pt-BR"/>
               </w:rPr>
-              <w:t>Envia os commits locais ao repositório remoto</w:t>
+              <w:t>Versão anterior do arquivo</w:t>
             </w:r>
           </w:p>
         </w:tc>
@@ -9788,7 +14942,7 @@
                 <w:bCs/>
                 <w:lang w:val="pt-BR"/>
               </w:rPr>
-              <w:t>-u</w:t>
+              <w:t>+++ b/README.md</w:t>
             </w:r>
           </w:p>
         </w:tc>
@@ -9822,7 +14976,96 @@
                 <w:bCs/>
                 <w:lang w:val="pt-BR"/>
               </w:rPr>
-              <w:t>Configura a branch remota como referência para os próximos envios</w:t>
+              <w:t>Nova versão do arquivo</w:t>
+            </w:r>
+          </w:p>
+        </w:tc>
+      </w:tr>
+      <w:tr>
+        <w:tblPrEx>
+          <w:tblBorders>
+            <w:top w:val="none" w:color="auto" w:sz="0" w:space="0"/>
+            <w:left w:val="none" w:color="auto" w:sz="0" w:space="0"/>
+            <w:bottom w:val="none" w:color="auto" w:sz="0" w:space="0"/>
+            <w:right w:val="none" w:color="auto" w:sz="0" w:space="0"/>
+            <w:insideH w:val="none" w:color="auto" w:sz="0" w:space="0"/>
+            <w:insideV w:val="none" w:color="auto" w:sz="0" w:space="0"/>
+          </w:tblBorders>
+          <w:tblCellMar>
+            <w:top w:w="15" w:type="dxa"/>
+            <w:left w:w="15" w:type="dxa"/>
+            <w:bottom w:w="15" w:type="dxa"/>
+            <w:right w:w="15" w:type="dxa"/>
+          </w:tblCellMar>
+        </w:tblPrEx>
+        <w:trPr>
+          <w:tblCellSpacing w:w="15" w:type="dxa"/>
+        </w:trPr>
+        <w:tc>
+          <w:tcPr>
+            <w:tcW w:w="0" w:type="auto"/>
+            <w:shd w:val="clear"/>
+            <w:vAlign w:val="center"/>
+          </w:tcPr>
+          <w:p>
+            <w:pPr>
+              <w:pStyle w:val="9"/>
+              <w:keepNext w:val="0"/>
+              <w:keepLines w:val="0"/>
+              <w:widowControl/>
+              <w:suppressLineNumbers w:val="0"/>
+              <w:bidi w:val="0"/>
+              <w:rPr>
+                <w:rStyle w:val="6"/>
+                <w:rFonts w:hint="default" w:ascii="Comic Sans MS" w:hAnsi="Comic Sans MS" w:cs="Comic Sans MS"/>
+                <w:b/>
+                <w:bCs/>
+                <w:lang w:val="pt-BR"/>
+              </w:rPr>
+            </w:pPr>
+            <w:r>
+              <w:rPr>
+                <w:rStyle w:val="6"/>
+                <w:rFonts w:hint="default" w:ascii="Comic Sans MS" w:hAnsi="Comic Sans MS" w:cs="Comic Sans MS"/>
+                <w:b/>
+                <w:bCs/>
+                <w:lang w:val="pt-BR"/>
+              </w:rPr>
+              <w:t>-EletronicoShop</w:t>
+            </w:r>
+          </w:p>
+        </w:tc>
+        <w:tc>
+          <w:tcPr>
+            <w:tcW w:w="0" w:type="auto"/>
+            <w:shd w:val="clear"/>
+            <w:vAlign w:val="center"/>
+          </w:tcPr>
+          <w:p>
+            <w:pPr>
+              <w:pStyle w:val="9"/>
+              <w:keepNext w:val="0"/>
+              <w:keepLines w:val="0"/>
+              <w:widowControl/>
+              <w:suppressLineNumbers w:val="0"/>
+              <w:bidi w:val="0"/>
+              <w:rPr>
+                <w:rStyle w:val="6"/>
+                <w:rFonts w:hint="default" w:ascii="Comic Sans MS" w:hAnsi="Comic Sans MS" w:cs="Comic Sans MS"/>
+                <w:b/>
+                <w:bCs/>
+                <w:lang w:val="pt-BR"/>
+              </w:rPr>
+            </w:pPr>
+            <w:r>
+              <w:rPr>
+                <w:rStyle w:val="6"/>
+                <w:rFonts w:hint="default" w:ascii="Comic Sans MS" w:hAnsi="Comic Sans MS" w:cs="Comic Sans MS"/>
+                <w:b/>
+                <w:bCs/>
+                <w:lang w:val="pt-BR"/>
+              </w:rPr>
+              <w:t>Linha removida</w:t>
             </w:r>
           </w:p>
         </w:tc>
@@ -9878,7 +15121,7 @@
                 <w:bCs/>
                 <w:lang w:val="pt-BR"/>
               </w:rPr>
-              <w:t>origin</w:t>
+              <w:t>+# EletronicoShop</w:t>
             </w:r>
           </w:p>
         </w:tc>
@@ -9912,7 +15155,7 @@
                 <w:bCs/>
                 <w:lang w:val="pt-BR"/>
               </w:rPr>
-              <w:t>Nome do repositório remoto</w:t>
+              <w:t>Linha adicionada</w:t>
             </w:r>
           </w:p>
         </w:tc>
@@ -9927,7 +15170,6 @@
             <w:insideH w:val="none" w:color="auto" w:sz="0" w:space="0"/>
             <w:insideV w:val="none" w:color="auto" w:sz="0" w:space="0"/>
           </w:tblBorders>
-          <w:shd w:val="clear"/>
           <w:tblCellMar>
             <w:top w:w="15" w:type="dxa"/>
             <w:left w:w="15" w:type="dxa"/>
@@ -9968,7 +15210,7 @@
                 <w:bCs/>
                 <w:lang w:val="pt-BR"/>
               </w:rPr>
-              <w:t>main</w:t>
+              <w:t>@@ -1 +1,16 @@</w:t>
             </w:r>
           </w:p>
         </w:tc>
@@ -10002,7 +15244,7 @@
                 <w:bCs/>
                 <w:lang w:val="pt-BR"/>
               </w:rPr>
-              <w:t>Branch que será enviada</w:t>
+              <w:t>Trecho alterado: de 1 para 16 linhas</w:t>
             </w:r>
           </w:p>
         </w:tc>
@@ -10032,385 +15274,747 @@
           <w:bCs/>
           <w:lang w:val="pt-BR"/>
         </w:rPr>
-        <w:t>Após configurar essa referência, normalmente bastará executar git push para enviar novos commits da branch main.</w:t>
-      </w:r>
-    </w:p>
-    <w:p>
-      <w:pPr>
-        <w:pStyle w:val="9"/>
-        <w:keepNext w:val="0"/>
-        <w:keepLines w:val="0"/>
-        <w:widowControl/>
-        <w:suppressLineNumbers w:val="0"/>
-        <w:bidi w:val="0"/>
-        <w:rPr>
-          <w:rStyle w:val="6"/>
-          <w:rFonts w:hint="default" w:ascii="Comic Sans MS" w:hAnsi="Comic Sans MS" w:cs="Comic Sans MS"/>
-          <w:b/>
-          <w:bCs/>
-          <w:lang w:val="pt-BR"/>
-        </w:rPr>
-      </w:pPr>
-      <w:r>
-        <w:rPr>
-          <w:rStyle w:val="6"/>
-          <w:rFonts w:hint="default" w:ascii="Comic Sans MS" w:hAnsi="Comic Sans MS" w:cs="Comic Sans MS"/>
-          <w:b/>
-          <w:bCs/>
-          <w:lang w:val="pt-BR"/>
-        </w:rPr>
-        <w:t>3. Resultado esperado</w:t>
-      </w:r>
-    </w:p>
-    <w:p>
-      <w:pPr>
-        <w:pStyle w:val="9"/>
-        <w:keepNext w:val="0"/>
-        <w:keepLines w:val="0"/>
-        <w:widowControl/>
-        <w:suppressLineNumbers w:val="0"/>
-        <w:bidi w:val="0"/>
-        <w:rPr>
-          <w:rStyle w:val="6"/>
-          <w:rFonts w:hint="default" w:ascii="Comic Sans MS" w:hAnsi="Comic Sans MS" w:cs="Comic Sans MS"/>
-          <w:b/>
-          <w:bCs/>
-          <w:lang w:val="pt-BR"/>
-        </w:rPr>
-      </w:pPr>
-      <w:r>
-        <w:rPr>
-          <w:rStyle w:val="6"/>
-          <w:rFonts w:hint="default" w:ascii="Comic Sans MS" w:hAnsi="Comic Sans MS" w:cs="Comic Sans MS"/>
-          <w:b/>
-          <w:bCs/>
-          <w:lang w:val="pt-BR"/>
-        </w:rPr>
-        <w:t>Se tudo funcionar, você verá algo semelhante a:</w:t>
-      </w:r>
-    </w:p>
-    <w:p>
-      <w:pPr>
-        <w:pStyle w:val="9"/>
-        <w:keepNext w:val="0"/>
-        <w:keepLines w:val="0"/>
-        <w:widowControl/>
-        <w:suppressLineNumbers w:val="0"/>
-        <w:bidi w:val="0"/>
-        <w:rPr>
-          <w:rStyle w:val="6"/>
-          <w:rFonts w:hint="default" w:ascii="Comic Sans MS" w:hAnsi="Comic Sans MS" w:cs="Comic Sans MS"/>
-          <w:b/>
-          <w:bCs/>
-          <w:lang w:val="pt-BR"/>
-        </w:rPr>
-      </w:pPr>
-      <w:r>
-        <w:rPr>
-          <w:rStyle w:val="6"/>
-          <w:rFonts w:hint="default" w:ascii="Comic Sans MS" w:hAnsi="Comic Sans MS" w:cs="Comic Sans MS"/>
-          <w:b/>
-          <w:bCs/>
-          <w:lang w:val="pt-BR"/>
-        </w:rPr>
-        <w:t>Enumerating objects: 3, done.</w:t>
-      </w:r>
-    </w:p>
-    <w:p>
-      <w:pPr>
-        <w:pStyle w:val="9"/>
-        <w:keepNext w:val="0"/>
-        <w:keepLines w:val="0"/>
-        <w:widowControl/>
-        <w:suppressLineNumbers w:val="0"/>
-        <w:bidi w:val="0"/>
-        <w:rPr>
-          <w:rStyle w:val="6"/>
-          <w:rFonts w:hint="default" w:ascii="Comic Sans MS" w:hAnsi="Comic Sans MS" w:cs="Comic Sans MS"/>
-          <w:b/>
-          <w:bCs/>
-          <w:lang w:val="pt-BR"/>
-        </w:rPr>
-      </w:pPr>
-      <w:r>
-        <w:rPr>
-          <w:rStyle w:val="6"/>
-          <w:rFonts w:hint="default" w:ascii="Comic Sans MS" w:hAnsi="Comic Sans MS" w:cs="Comic Sans MS"/>
-          <w:b/>
-          <w:bCs/>
-          <w:lang w:val="pt-BR"/>
-        </w:rPr>
-        <w:t>Counting objects: 100% (3/3), done.</w:t>
-      </w:r>
-    </w:p>
-    <w:p>
-      <w:pPr>
-        <w:pStyle w:val="9"/>
-        <w:keepNext w:val="0"/>
-        <w:keepLines w:val="0"/>
-        <w:widowControl/>
-        <w:suppressLineNumbers w:val="0"/>
-        <w:bidi w:val="0"/>
-        <w:rPr>
-          <w:rStyle w:val="6"/>
-          <w:rFonts w:hint="default" w:ascii="Comic Sans MS" w:hAnsi="Comic Sans MS" w:cs="Comic Sans MS"/>
-          <w:b/>
-          <w:bCs/>
-          <w:lang w:val="pt-BR"/>
-        </w:rPr>
-      </w:pPr>
-      <w:r>
-        <w:rPr>
-          <w:rStyle w:val="6"/>
-          <w:rFonts w:hint="default" w:ascii="Comic Sans MS" w:hAnsi="Comic Sans MS" w:cs="Comic Sans MS"/>
-          <w:b/>
-          <w:bCs/>
-          <w:lang w:val="pt-BR"/>
-        </w:rPr>
-        <w:t>Writing objects: 100% (3/3), done.</w:t>
-      </w:r>
-    </w:p>
-    <w:p>
-      <w:pPr>
-        <w:pStyle w:val="9"/>
-        <w:keepNext w:val="0"/>
-        <w:keepLines w:val="0"/>
-        <w:widowControl/>
-        <w:suppressLineNumbers w:val="0"/>
-        <w:bidi w:val="0"/>
-        <w:rPr>
-          <w:rStyle w:val="6"/>
-          <w:rFonts w:hint="default" w:ascii="Comic Sans MS" w:hAnsi="Comic Sans MS" w:cs="Comic Sans MS"/>
-          <w:b/>
-          <w:bCs/>
-          <w:lang w:val="pt-BR"/>
-        </w:rPr>
-      </w:pPr>
-      <w:r>
-        <w:rPr>
-          <w:rStyle w:val="6"/>
-          <w:rFonts w:hint="default" w:ascii="Comic Sans MS" w:hAnsi="Comic Sans MS" w:cs="Comic Sans MS"/>
-          <w:b/>
-          <w:bCs/>
-          <w:lang w:val="pt-BR"/>
-        </w:rPr>
-        <w:t>To https://github.com/luzivam34/EletronicoShop.git</w:t>
-      </w:r>
-    </w:p>
-    <w:p>
-      <w:pPr>
-        <w:pStyle w:val="9"/>
-        <w:keepNext w:val="0"/>
-        <w:keepLines w:val="0"/>
-        <w:widowControl/>
-        <w:suppressLineNumbers w:val="0"/>
-        <w:bidi w:val="0"/>
-        <w:rPr>
-          <w:rStyle w:val="6"/>
-          <w:rFonts w:hint="default" w:ascii="Comic Sans MS" w:hAnsi="Comic Sans MS" w:cs="Comic Sans MS"/>
-          <w:b/>
-          <w:bCs/>
-          <w:lang w:val="pt-BR"/>
-        </w:rPr>
-      </w:pPr>
-      <w:r>
-        <w:rPr>
-          <w:rStyle w:val="6"/>
-          <w:rFonts w:hint="default" w:ascii="Comic Sans MS" w:hAnsi="Comic Sans MS" w:cs="Comic Sans MS"/>
-          <w:b/>
-          <w:bCs/>
-          <w:lang w:val="pt-BR"/>
-        </w:rPr>
-        <w:t xml:space="preserve"> * [new branch]      main -&gt; main</w:t>
-      </w:r>
-    </w:p>
-    <w:p>
-      <w:pPr>
-        <w:pStyle w:val="9"/>
-        <w:keepNext w:val="0"/>
-        <w:keepLines w:val="0"/>
-        <w:widowControl/>
-        <w:suppressLineNumbers w:val="0"/>
-        <w:bidi w:val="0"/>
-        <w:rPr>
-          <w:rStyle w:val="6"/>
-          <w:rFonts w:hint="default" w:ascii="Comic Sans MS" w:hAnsi="Comic Sans MS" w:cs="Comic Sans MS"/>
-          <w:b/>
-          <w:bCs/>
-          <w:lang w:val="pt-BR"/>
-        </w:rPr>
-      </w:pPr>
-      <w:r>
-        <w:rPr>
-          <w:rStyle w:val="6"/>
-          <w:rFonts w:hint="default" w:ascii="Comic Sans MS" w:hAnsi="Comic Sans MS" w:cs="Comic Sans MS"/>
-          <w:b/>
-          <w:bCs/>
-          <w:lang w:val="pt-BR"/>
-        </w:rPr>
-        <w:t>branch 'main' set up to track 'origin/main'.</w:t>
-      </w:r>
-    </w:p>
-    <w:p>
-      <w:pPr>
-        <w:pStyle w:val="9"/>
-        <w:keepNext w:val="0"/>
-        <w:keepLines w:val="0"/>
-        <w:widowControl/>
-        <w:suppressLineNumbers w:val="0"/>
-        <w:bidi w:val="0"/>
-        <w:rPr>
-          <w:rStyle w:val="6"/>
-          <w:rFonts w:hint="default" w:ascii="Comic Sans MS" w:hAnsi="Comic Sans MS" w:cs="Comic Sans MS"/>
-          <w:b/>
-          <w:bCs/>
-          <w:lang w:val="pt-BR"/>
-        </w:rPr>
-      </w:pPr>
-      <w:r>
-        <w:rPr>
-          <w:rStyle w:val="6"/>
-          <w:rFonts w:hint="default" w:ascii="Comic Sans MS" w:hAnsi="Comic Sans MS" w:cs="Comic Sans MS"/>
-          <w:b/>
-          <w:bCs/>
-          <w:lang w:val="pt-BR"/>
-        </w:rPr>
-        <w:t>Se o GitHub solicitar autenticação, siga as instruções apresentadas no navegador. Não é necessário informar sua senha do GitHub diretamente no terminal.</w:t>
-      </w:r>
-    </w:p>
-    <w:p>
-      <w:pPr>
-        <w:pStyle w:val="9"/>
-        <w:keepNext w:val="0"/>
-        <w:keepLines w:val="0"/>
-        <w:widowControl/>
-        <w:suppressLineNumbers w:val="0"/>
-        <w:bidi w:val="0"/>
-        <w:rPr>
-          <w:rStyle w:val="6"/>
-          <w:rFonts w:hint="default" w:ascii="Comic Sans MS" w:hAnsi="Comic Sans MS" w:cs="Comic Sans MS"/>
-          <w:b/>
-          <w:bCs/>
-          <w:lang w:val="pt-BR"/>
-        </w:rPr>
-      </w:pPr>
-      <w:r>
-        <w:rPr>
-          <w:rStyle w:val="6"/>
-          <w:rFonts w:hint="default" w:ascii="Comic Sans MS" w:hAnsi="Comic Sans MS" w:cs="Comic Sans MS"/>
-          <w:b/>
-          <w:bCs/>
-          <w:lang w:val="pt-BR"/>
-        </w:rPr>
-        <w:t>4. O que acontecerá depois?</w:t>
-      </w:r>
-    </w:p>
-    <w:p>
-      <w:pPr>
-        <w:pStyle w:val="9"/>
-        <w:keepNext w:val="0"/>
-        <w:keepLines w:val="0"/>
-        <w:widowControl/>
-        <w:suppressLineNumbers w:val="0"/>
-        <w:bidi w:val="0"/>
-        <w:rPr>
-          <w:rStyle w:val="6"/>
-          <w:rFonts w:hint="default" w:ascii="Comic Sans MS" w:hAnsi="Comic Sans MS" w:cs="Comic Sans MS"/>
-          <w:b/>
-          <w:bCs/>
-          <w:lang w:val="pt-BR"/>
-        </w:rPr>
-      </w:pPr>
-      <w:r>
-        <w:rPr>
-          <w:rStyle w:val="6"/>
-          <w:rFonts w:hint="default" w:ascii="Comic Sans MS" w:hAnsi="Comic Sans MS" w:cs="Comic Sans MS"/>
-          <w:b/>
-          <w:bCs/>
-          <w:lang w:val="pt-BR"/>
-        </w:rPr>
-        <w:t>Seu computador</w:t>
-      </w:r>
-    </w:p>
-    <w:p>
-      <w:pPr>
-        <w:pStyle w:val="9"/>
-        <w:keepNext w:val="0"/>
-        <w:keepLines w:val="0"/>
-        <w:widowControl/>
-        <w:suppressLineNumbers w:val="0"/>
-        <w:bidi w:val="0"/>
-        <w:rPr>
-          <w:rStyle w:val="6"/>
-          <w:rFonts w:hint="default" w:ascii="Comic Sans MS" w:hAnsi="Comic Sans MS" w:cs="Comic Sans MS"/>
-          <w:b/>
-          <w:bCs/>
-          <w:lang w:val="pt-BR"/>
-        </w:rPr>
-      </w:pPr>
-      <w:r>
-        <w:rPr>
-          <w:rStyle w:val="6"/>
-          <w:rFonts w:hint="default" w:ascii="Comic Sans MS" w:hAnsi="Comic Sans MS" w:cs="Comic Sans MS"/>
-          <w:b/>
-          <w:bCs/>
-          <w:lang w:val="pt-BR"/>
-        </w:rPr>
-        <w:t>GitHub</w:t>
-      </w:r>
-    </w:p>
-    <w:p>
-      <w:pPr>
-        <w:pStyle w:val="9"/>
-        <w:keepNext w:val="0"/>
-        <w:keepLines w:val="0"/>
-        <w:widowControl/>
-        <w:suppressLineNumbers w:val="0"/>
-        <w:bidi w:val="0"/>
-        <w:rPr>
-          <w:rStyle w:val="6"/>
-          <w:rFonts w:hint="default" w:ascii="Comic Sans MS" w:hAnsi="Comic Sans MS" w:cs="Comic Sans MS"/>
-          <w:b/>
-          <w:bCs/>
-          <w:lang w:val="pt-BR"/>
-        </w:rPr>
-      </w:pPr>
-      <w:r>
-        <w:rPr>
-          <w:rStyle w:val="6"/>
-          <w:rFonts w:hint="default" w:ascii="Comic Sans MS" w:hAnsi="Comic Sans MS" w:cs="Comic Sans MS"/>
-          <w:b/>
-          <w:bCs/>
-          <w:lang w:val="pt-BR"/>
-        </w:rPr>
-        <w:t>README.md</w:t>
-      </w:r>
-    </w:p>
-    <w:p>
-      <w:pPr>
-        <w:pStyle w:val="9"/>
-        <w:keepNext w:val="0"/>
-        <w:keepLines w:val="0"/>
-        <w:widowControl/>
-        <w:suppressLineNumbers w:val="0"/>
-        <w:bidi w:val="0"/>
-        <w:rPr>
-          <w:rStyle w:val="6"/>
-          <w:rFonts w:hint="default" w:ascii="Comic Sans MS" w:hAnsi="Comic Sans MS" w:cs="Comic Sans MS"/>
-          <w:b/>
-          <w:bCs/>
-          <w:lang w:val="pt-BR"/>
-        </w:rPr>
-      </w:pPr>
-      <w:r>
-        <w:rPr>
-          <w:rStyle w:val="6"/>
-          <w:rFonts w:hint="default" w:ascii="Comic Sans MS" w:hAnsi="Comic Sans MS" w:cs="Comic Sans MS"/>
-          <w:b/>
-          <w:bCs/>
-          <w:lang w:val="pt-BR" w:eastAsia="zh-CN"/>
-        </w:rPr>
-        <w:t>O commit d060f4e será enviado para a branch main do repositório remoto.</w:t>
+        <w:t>Etapa 9 — Criar o segundo commit</w:t>
+      </w:r>
+    </w:p>
+    <w:p>
+      <w:pPr>
+        <w:pStyle w:val="9"/>
+        <w:keepNext w:val="0"/>
+        <w:keepLines w:val="0"/>
+        <w:widowControl/>
+        <w:suppressLineNumbers w:val="0"/>
+        <w:bidi w:val="0"/>
+        <w:rPr>
+          <w:rStyle w:val="6"/>
+          <w:rFonts w:hint="default" w:ascii="Comic Sans MS" w:hAnsi="Comic Sans MS" w:cs="Comic Sans MS"/>
+          <w:b/>
+          <w:bCs/>
+          <w:lang w:val="pt-BR"/>
+        </w:rPr>
+      </w:pPr>
+      <w:r>
+        <w:rPr>
+          <w:rStyle w:val="6"/>
+          <w:rFonts w:hint="default" w:ascii="Comic Sans MS" w:hAnsi="Comic Sans MS" w:cs="Comic Sans MS"/>
+          <w:b/>
+          <w:bCs/>
+          <w:lang w:val="pt-BR"/>
+        </w:rPr>
+        <w:t>Agora vamos registrar oficialmente as alterações no histórico do projeto.</w:t>
+      </w:r>
+    </w:p>
+    <w:p>
+      <w:pPr>
+        <w:pStyle w:val="9"/>
+        <w:keepNext w:val="0"/>
+        <w:keepLines w:val="0"/>
+        <w:widowControl/>
+        <w:suppressLineNumbers w:val="0"/>
+        <w:bidi w:val="0"/>
+        <w:rPr>
+          <w:rStyle w:val="6"/>
+          <w:rFonts w:hint="default" w:ascii="Comic Sans MS" w:hAnsi="Comic Sans MS" w:cs="Comic Sans MS"/>
+          <w:b/>
+          <w:bCs/>
+          <w:lang w:val="pt-BR"/>
+        </w:rPr>
+      </w:pPr>
+      <w:r>
+        <w:rPr>
+          <w:rStyle w:val="6"/>
+          <w:rFonts w:hint="default" w:ascii="Comic Sans MS" w:hAnsi="Comic Sans MS" w:cs="Comic Sans MS"/>
+          <w:b/>
+          <w:bCs/>
+          <w:lang w:val="pt-BR"/>
+        </w:rPr>
+        <w:t>1. Executar o commit</w:t>
+      </w:r>
+    </w:p>
+    <w:p>
+      <w:pPr>
+        <w:pStyle w:val="9"/>
+        <w:keepNext w:val="0"/>
+        <w:keepLines w:val="0"/>
+        <w:widowControl/>
+        <w:suppressLineNumbers w:val="0"/>
+        <w:bidi w:val="0"/>
+        <w:rPr>
+          <w:rStyle w:val="6"/>
+          <w:rFonts w:hint="default" w:ascii="Comic Sans MS" w:hAnsi="Comic Sans MS" w:cs="Comic Sans MS"/>
+          <w:b/>
+          <w:bCs/>
+          <w:lang w:val="pt-BR"/>
+        </w:rPr>
+      </w:pPr>
+      <w:r>
+        <w:rPr>
+          <w:rStyle w:val="6"/>
+          <w:rFonts w:hint="default" w:ascii="Comic Sans MS" w:hAnsi="Comic Sans MS" w:cs="Comic Sans MS"/>
+          <w:b/>
+          <w:bCs/>
+          <w:lang w:val="pt-BR"/>
+        </w:rPr>
+        <w:t>No Git Bash, dentro da pasta newProject, execute:</w:t>
+      </w:r>
+    </w:p>
+    <w:p>
+      <w:pPr>
+        <w:pStyle w:val="9"/>
+        <w:keepNext w:val="0"/>
+        <w:keepLines w:val="0"/>
+        <w:widowControl/>
+        <w:suppressLineNumbers w:val="0"/>
+        <w:bidi w:val="0"/>
+        <w:rPr>
+          <w:rStyle w:val="6"/>
+          <w:rFonts w:hint="default" w:ascii="Comic Sans MS" w:hAnsi="Comic Sans MS" w:cs="Comic Sans MS"/>
+          <w:b/>
+          <w:bCs/>
+          <w:lang w:val="pt-BR"/>
+        </w:rPr>
+      </w:pPr>
+      <w:r>
+        <w:rPr>
+          <w:rStyle w:val="6"/>
+          <w:rFonts w:hint="default" w:ascii="Comic Sans MS" w:hAnsi="Comic Sans MS" w:cs="Comic Sans MS"/>
+          <w:b/>
+          <w:bCs/>
+          <w:lang w:val="pt-BR"/>
+        </w:rPr>
+        <w:t>git commit -m "docs: atualiza README com funcionalidades e tecnologias"</w:t>
+      </w:r>
+    </w:p>
+    <w:p>
+      <w:pPr>
+        <w:pStyle w:val="9"/>
+        <w:keepNext w:val="0"/>
+        <w:keepLines w:val="0"/>
+        <w:widowControl/>
+        <w:suppressLineNumbers w:val="0"/>
+        <w:bidi w:val="0"/>
+        <w:rPr>
+          <w:rStyle w:val="6"/>
+          <w:rFonts w:hint="default" w:ascii="Comic Sans MS" w:hAnsi="Comic Sans MS" w:cs="Comic Sans MS"/>
+          <w:b/>
+          <w:bCs/>
+          <w:lang w:val="pt-BR"/>
+        </w:rPr>
+      </w:pPr>
+      <w:r>
+        <w:rPr>
+          <w:rStyle w:val="6"/>
+          <w:rFonts w:hint="default" w:ascii="Comic Sans MS" w:hAnsi="Comic Sans MS" w:cs="Comic Sans MS"/>
+          <w:b/>
+          <w:bCs/>
+          <w:lang w:val="pt-BR"/>
+        </w:rPr>
+        <w:t>O prefixo docs: é utilizado para indicar alterações na documentação, seguindo a convenção Conventional Commits.</w:t>
+      </w:r>
+    </w:p>
+    <w:p>
+      <w:pPr>
+        <w:pStyle w:val="9"/>
+        <w:keepNext w:val="0"/>
+        <w:keepLines w:val="0"/>
+        <w:widowControl/>
+        <w:suppressLineNumbers w:val="0"/>
+        <w:bidi w:val="0"/>
+        <w:rPr>
+          <w:rStyle w:val="6"/>
+          <w:rFonts w:hint="default" w:ascii="Comic Sans MS" w:hAnsi="Comic Sans MS" w:cs="Comic Sans MS"/>
+          <w:b/>
+          <w:bCs/>
+          <w:lang w:val="pt-BR"/>
+        </w:rPr>
+      </w:pPr>
+      <w:r>
+        <w:rPr>
+          <w:rStyle w:val="6"/>
+          <w:rFonts w:hint="default" w:ascii="Comic Sans MS" w:hAnsi="Comic Sans MS" w:cs="Comic Sans MS"/>
+          <w:b/>
+          <w:bCs/>
+          <w:lang w:val="pt-BR"/>
+        </w:rPr>
+        <w:t>2. Verificar o histórico</w:t>
+      </w:r>
+    </w:p>
+    <w:p>
+      <w:pPr>
+        <w:pStyle w:val="9"/>
+        <w:keepNext w:val="0"/>
+        <w:keepLines w:val="0"/>
+        <w:widowControl/>
+        <w:suppressLineNumbers w:val="0"/>
+        <w:bidi w:val="0"/>
+        <w:rPr>
+          <w:rStyle w:val="6"/>
+          <w:rFonts w:hint="default" w:ascii="Comic Sans MS" w:hAnsi="Comic Sans MS" w:cs="Comic Sans MS"/>
+          <w:b/>
+          <w:bCs/>
+          <w:lang w:val="pt-BR"/>
+        </w:rPr>
+      </w:pPr>
+      <w:r>
+        <w:rPr>
+          <w:rStyle w:val="6"/>
+          <w:rFonts w:hint="default" w:ascii="Comic Sans MS" w:hAnsi="Comic Sans MS" w:cs="Comic Sans MS"/>
+          <w:b/>
+          <w:bCs/>
+          <w:lang w:val="pt-BR"/>
+        </w:rPr>
+        <w:t>Execute:</w:t>
+      </w:r>
+    </w:p>
+    <w:p>
+      <w:pPr>
+        <w:pStyle w:val="9"/>
+        <w:keepNext w:val="0"/>
+        <w:keepLines w:val="0"/>
+        <w:widowControl/>
+        <w:suppressLineNumbers w:val="0"/>
+        <w:bidi w:val="0"/>
+        <w:rPr>
+          <w:rStyle w:val="6"/>
+          <w:rFonts w:hint="default" w:ascii="Comic Sans MS" w:hAnsi="Comic Sans MS" w:cs="Comic Sans MS"/>
+          <w:b/>
+          <w:bCs/>
+          <w:lang w:val="pt-BR"/>
+        </w:rPr>
+      </w:pPr>
+      <w:r>
+        <w:rPr>
+          <w:rStyle w:val="6"/>
+          <w:rFonts w:hint="default" w:ascii="Comic Sans MS" w:hAnsi="Comic Sans MS" w:cs="Comic Sans MS"/>
+          <w:b/>
+          <w:bCs/>
+          <w:lang w:val="pt-BR"/>
+        </w:rPr>
+        <w:t>git log --oneline</w:t>
+      </w:r>
+    </w:p>
+    <w:p>
+      <w:pPr>
+        <w:pStyle w:val="9"/>
+        <w:keepNext w:val="0"/>
+        <w:keepLines w:val="0"/>
+        <w:widowControl/>
+        <w:suppressLineNumbers w:val="0"/>
+        <w:bidi w:val="0"/>
+        <w:rPr>
+          <w:rStyle w:val="6"/>
+          <w:rFonts w:hint="default" w:ascii="Comic Sans MS" w:hAnsi="Comic Sans MS" w:cs="Comic Sans MS"/>
+          <w:b/>
+          <w:bCs/>
+          <w:lang w:val="pt-BR"/>
+        </w:rPr>
+      </w:pPr>
+      <w:r>
+        <w:rPr>
+          <w:rStyle w:val="6"/>
+          <w:rFonts w:hint="default" w:ascii="Comic Sans MS" w:hAnsi="Comic Sans MS" w:cs="Comic Sans MS"/>
+          <w:b/>
+          <w:bCs/>
+          <w:lang w:val="pt-BR"/>
+        </w:rPr>
+        <w:t>O resultado esperado será semelhante a:</w:t>
+      </w:r>
+    </w:p>
+    <w:p>
+      <w:pPr>
+        <w:pStyle w:val="9"/>
+        <w:keepNext w:val="0"/>
+        <w:keepLines w:val="0"/>
+        <w:widowControl/>
+        <w:suppressLineNumbers w:val="0"/>
+        <w:bidi w:val="0"/>
+        <w:rPr>
+          <w:rStyle w:val="6"/>
+          <w:rFonts w:hint="default" w:ascii="Comic Sans MS" w:hAnsi="Comic Sans MS" w:cs="Comic Sans MS"/>
+          <w:b/>
+          <w:bCs/>
+          <w:lang w:val="pt-BR"/>
+        </w:rPr>
+      </w:pPr>
+      <w:r>
+        <w:rPr>
+          <w:rStyle w:val="6"/>
+          <w:rFonts w:hint="default" w:ascii="Comic Sans MS" w:hAnsi="Comic Sans MS" w:cs="Comic Sans MS"/>
+          <w:b/>
+          <w:bCs/>
+          <w:lang w:val="pt-BR"/>
+        </w:rPr>
+        <w:t>a1b2c3d (HEAD -&gt; main) docs: atualiza README com funcionalidades e tecnologias</w:t>
+      </w:r>
+    </w:p>
+    <w:p>
+      <w:pPr>
+        <w:pStyle w:val="9"/>
+        <w:keepNext w:val="0"/>
+        <w:keepLines w:val="0"/>
+        <w:widowControl/>
+        <w:suppressLineNumbers w:val="0"/>
+        <w:bidi w:val="0"/>
+        <w:rPr>
+          <w:rStyle w:val="6"/>
+          <w:rFonts w:hint="default" w:ascii="Comic Sans MS" w:hAnsi="Comic Sans MS" w:cs="Comic Sans MS"/>
+          <w:b/>
+          <w:bCs/>
+          <w:lang w:val="pt-BR"/>
+        </w:rPr>
+      </w:pPr>
+      <w:r>
+        <w:rPr>
+          <w:rStyle w:val="6"/>
+          <w:rFonts w:hint="default" w:ascii="Comic Sans MS" w:hAnsi="Comic Sans MS" w:cs="Comic Sans MS"/>
+          <w:b/>
+          <w:bCs/>
+          <w:lang w:val="pt-BR"/>
+        </w:rPr>
+        <w:t>d060f4e (origin/main) docs: adiciona README inicial do EletronicoShop</w:t>
+      </w:r>
+    </w:p>
+    <w:p>
+      <w:pPr>
+        <w:pStyle w:val="9"/>
+        <w:keepNext w:val="0"/>
+        <w:keepLines w:val="0"/>
+        <w:widowControl/>
+        <w:suppressLineNumbers w:val="0"/>
+        <w:bidi w:val="0"/>
+        <w:rPr>
+          <w:rStyle w:val="6"/>
+          <w:rFonts w:hint="default" w:ascii="Comic Sans MS" w:hAnsi="Comic Sans MS" w:cs="Comic Sans MS"/>
+          <w:b/>
+          <w:bCs/>
+          <w:lang w:val="pt-BR"/>
+        </w:rPr>
+      </w:pPr>
+      <w:r>
+        <w:rPr>
+          <w:rStyle w:val="6"/>
+          <w:rFonts w:hint="default" w:ascii="Comic Sans MS" w:hAnsi="Comic Sans MS" w:cs="Comic Sans MS"/>
+          <w:b/>
+          <w:bCs/>
+          <w:lang w:val="pt-BR"/>
+        </w:rPr>
+        <w:t>Observe que:</w:t>
+      </w:r>
+    </w:p>
+    <w:p>
+      <w:pPr>
+        <w:pStyle w:val="9"/>
+        <w:keepNext w:val="0"/>
+        <w:keepLines w:val="0"/>
+        <w:widowControl/>
+        <w:suppressLineNumbers w:val="0"/>
+        <w:bidi w:val="0"/>
+        <w:rPr>
+          <w:rStyle w:val="6"/>
+          <w:rFonts w:hint="default" w:ascii="Comic Sans MS" w:hAnsi="Comic Sans MS" w:cs="Comic Sans MS"/>
+          <w:b/>
+          <w:bCs/>
+          <w:lang w:val="pt-BR"/>
+        </w:rPr>
+      </w:pPr>
+    </w:p>
+    <w:p>
+      <w:pPr>
+        <w:pStyle w:val="9"/>
+        <w:keepNext w:val="0"/>
+        <w:keepLines w:val="0"/>
+        <w:widowControl/>
+        <w:suppressLineNumbers w:val="0"/>
+        <w:bidi w:val="0"/>
+        <w:rPr>
+          <w:rStyle w:val="6"/>
+          <w:rFonts w:hint="default" w:ascii="Comic Sans MS" w:hAnsi="Comic Sans MS" w:cs="Comic Sans MS"/>
+          <w:b/>
+          <w:bCs/>
+          <w:lang w:val="pt-BR"/>
+        </w:rPr>
+      </w:pPr>
+      <w:r>
+        <w:rPr>
+          <w:rStyle w:val="6"/>
+          <w:rFonts w:hint="default" w:ascii="Comic Sans MS" w:hAnsi="Comic Sans MS" w:cs="Comic Sans MS"/>
+          <w:b/>
+          <w:bCs/>
+          <w:lang w:val="pt-BR"/>
+        </w:rPr>
+        <w:t>HEAD -&gt; main aponta para o novo commit local.</w:t>
+      </w:r>
+    </w:p>
+    <w:p>
+      <w:pPr>
+        <w:pStyle w:val="9"/>
+        <w:keepNext w:val="0"/>
+        <w:keepLines w:val="0"/>
+        <w:widowControl/>
+        <w:suppressLineNumbers w:val="0"/>
+        <w:bidi w:val="0"/>
+        <w:rPr>
+          <w:rStyle w:val="6"/>
+          <w:rFonts w:hint="default" w:ascii="Comic Sans MS" w:hAnsi="Comic Sans MS" w:cs="Comic Sans MS"/>
+          <w:b/>
+          <w:bCs/>
+          <w:lang w:val="pt-BR"/>
+        </w:rPr>
+      </w:pPr>
+    </w:p>
+    <w:p>
+      <w:pPr>
+        <w:pStyle w:val="9"/>
+        <w:keepNext w:val="0"/>
+        <w:keepLines w:val="0"/>
+        <w:widowControl/>
+        <w:suppressLineNumbers w:val="0"/>
+        <w:bidi w:val="0"/>
+        <w:rPr>
+          <w:rStyle w:val="6"/>
+          <w:rFonts w:hint="default" w:ascii="Comic Sans MS" w:hAnsi="Comic Sans MS" w:cs="Comic Sans MS"/>
+          <w:b/>
+          <w:bCs/>
+          <w:lang w:val="pt-BR"/>
+        </w:rPr>
+      </w:pPr>
+    </w:p>
+    <w:p>
+      <w:pPr>
+        <w:pStyle w:val="9"/>
+        <w:keepNext w:val="0"/>
+        <w:keepLines w:val="0"/>
+        <w:widowControl/>
+        <w:suppressLineNumbers w:val="0"/>
+        <w:bidi w:val="0"/>
+        <w:rPr>
+          <w:rStyle w:val="6"/>
+          <w:rFonts w:hint="default" w:ascii="Comic Sans MS" w:hAnsi="Comic Sans MS" w:cs="Comic Sans MS"/>
+          <w:b/>
+          <w:bCs/>
+          <w:lang w:val="pt-BR"/>
+        </w:rPr>
+      </w:pPr>
+      <w:r>
+        <w:rPr>
+          <w:rStyle w:val="6"/>
+          <w:rFonts w:hint="default" w:ascii="Comic Sans MS" w:hAnsi="Comic Sans MS" w:cs="Comic Sans MS"/>
+          <w:b/>
+          <w:bCs/>
+          <w:lang w:val="pt-BR"/>
+        </w:rPr>
+        <w:t>origin/main ainda aponta para o commit anterior conhecido do GitHub.</w:t>
+      </w:r>
+    </w:p>
+    <w:p>
+      <w:pPr>
+        <w:pStyle w:val="9"/>
+        <w:keepNext w:val="0"/>
+        <w:keepLines w:val="0"/>
+        <w:widowControl/>
+        <w:suppressLineNumbers w:val="0"/>
+        <w:bidi w:val="0"/>
+        <w:rPr>
+          <w:rStyle w:val="6"/>
+          <w:rFonts w:hint="default" w:ascii="Comic Sans MS" w:hAnsi="Comic Sans MS" w:cs="Comic Sans MS"/>
+          <w:b/>
+          <w:bCs/>
+          <w:lang w:val="pt-BR"/>
+        </w:rPr>
+      </w:pPr>
+    </w:p>
+    <w:p>
+      <w:pPr>
+        <w:pStyle w:val="9"/>
+        <w:keepNext w:val="0"/>
+        <w:keepLines w:val="0"/>
+        <w:widowControl/>
+        <w:suppressLineNumbers w:val="0"/>
+        <w:bidi w:val="0"/>
+        <w:rPr>
+          <w:rStyle w:val="6"/>
+          <w:rFonts w:hint="default" w:ascii="Comic Sans MS" w:hAnsi="Comic Sans MS" w:cs="Comic Sans MS"/>
+          <w:b/>
+          <w:bCs/>
+          <w:lang w:val="pt-BR"/>
+        </w:rPr>
+      </w:pPr>
+    </w:p>
+    <w:p>
+      <w:pPr>
+        <w:pStyle w:val="9"/>
+        <w:keepNext w:val="0"/>
+        <w:keepLines w:val="0"/>
+        <w:widowControl/>
+        <w:suppressLineNumbers w:val="0"/>
+        <w:bidi w:val="0"/>
+        <w:rPr>
+          <w:rStyle w:val="6"/>
+          <w:rFonts w:hint="default" w:ascii="Comic Sans MS" w:hAnsi="Comic Sans MS" w:cs="Comic Sans MS"/>
+          <w:b/>
+          <w:bCs/>
+          <w:lang w:val="pt-BR"/>
+        </w:rPr>
+      </w:pPr>
+      <w:r>
+        <w:rPr>
+          <w:rStyle w:val="6"/>
+          <w:rFonts w:hint="default" w:ascii="Comic Sans MS" w:hAnsi="Comic Sans MS" w:cs="Comic Sans MS"/>
+          <w:b/>
+          <w:bCs/>
+          <w:lang w:val="pt-BR"/>
+        </w:rPr>
+        <w:t>Seu segundo commit já estará salvo no computador, mas ainda não terá sido enviado ao GitHub.</w:t>
+      </w:r>
+    </w:p>
+    <w:p>
+      <w:pPr>
+        <w:pStyle w:val="9"/>
+        <w:keepNext w:val="0"/>
+        <w:keepLines w:val="0"/>
+        <w:widowControl/>
+        <w:suppressLineNumbers w:val="0"/>
+        <w:bidi w:val="0"/>
+        <w:rPr>
+          <w:rStyle w:val="6"/>
+          <w:rFonts w:hint="default" w:ascii="Comic Sans MS" w:hAnsi="Comic Sans MS" w:cs="Comic Sans MS"/>
+          <w:b/>
+          <w:bCs/>
+          <w:lang w:val="pt-BR"/>
+        </w:rPr>
+      </w:pPr>
+    </w:p>
+    <w:p>
+      <w:pPr>
+        <w:pStyle w:val="9"/>
+        <w:keepNext w:val="0"/>
+        <w:keepLines w:val="0"/>
+        <w:widowControl/>
+        <w:suppressLineNumbers w:val="0"/>
+        <w:bidi w:val="0"/>
+        <w:rPr>
+          <w:rStyle w:val="6"/>
+          <w:rFonts w:hint="default" w:ascii="Comic Sans MS" w:hAnsi="Comic Sans MS" w:cs="Comic Sans MS"/>
+          <w:b/>
+          <w:bCs/>
+          <w:lang w:val="pt-BR"/>
+        </w:rPr>
+      </w:pPr>
+      <w:r>
+        <w:rPr>
+          <w:rStyle w:val="6"/>
+          <w:rFonts w:hint="default" w:ascii="Comic Sans MS" w:hAnsi="Comic Sans MS" w:cs="Comic Sans MS"/>
+          <w:b/>
+          <w:bCs/>
+          <w:lang w:val="pt-BR"/>
+        </w:rPr>
+        <w:t>3. Verificar o estado do projeto</w:t>
+      </w:r>
+    </w:p>
+    <w:p>
+      <w:pPr>
+        <w:pStyle w:val="9"/>
+        <w:keepNext w:val="0"/>
+        <w:keepLines w:val="0"/>
+        <w:widowControl/>
+        <w:suppressLineNumbers w:val="0"/>
+        <w:bidi w:val="0"/>
+        <w:rPr>
+          <w:rStyle w:val="6"/>
+          <w:rFonts w:hint="default" w:ascii="Comic Sans MS" w:hAnsi="Comic Sans MS" w:cs="Comic Sans MS"/>
+          <w:b/>
+          <w:bCs/>
+          <w:lang w:val="pt-BR"/>
+        </w:rPr>
+      </w:pPr>
+      <w:r>
+        <w:rPr>
+          <w:rStyle w:val="6"/>
+          <w:rFonts w:hint="default" w:ascii="Comic Sans MS" w:hAnsi="Comic Sans MS" w:cs="Comic Sans MS"/>
+          <w:b/>
+          <w:bCs/>
+          <w:lang w:val="pt-BR"/>
+        </w:rPr>
+        <w:t>Execute:</w:t>
+      </w:r>
+    </w:p>
+    <w:p>
+      <w:pPr>
+        <w:pStyle w:val="9"/>
+        <w:keepNext w:val="0"/>
+        <w:keepLines w:val="0"/>
+        <w:widowControl/>
+        <w:suppressLineNumbers w:val="0"/>
+        <w:bidi w:val="0"/>
+        <w:rPr>
+          <w:rStyle w:val="6"/>
+          <w:rFonts w:hint="default" w:ascii="Comic Sans MS" w:hAnsi="Comic Sans MS" w:cs="Comic Sans MS"/>
+          <w:b/>
+          <w:bCs/>
+          <w:lang w:val="pt-BR"/>
+        </w:rPr>
+      </w:pPr>
+      <w:r>
+        <w:rPr>
+          <w:rStyle w:val="6"/>
+          <w:rFonts w:hint="default" w:ascii="Comic Sans MS" w:hAnsi="Comic Sans MS" w:cs="Comic Sans MS"/>
+          <w:b/>
+          <w:bCs/>
+          <w:lang w:val="pt-BR"/>
+        </w:rPr>
+        <w:t>git status</w:t>
+      </w:r>
+    </w:p>
+    <w:p>
+      <w:pPr>
+        <w:pStyle w:val="9"/>
+        <w:keepNext w:val="0"/>
+        <w:keepLines w:val="0"/>
+        <w:widowControl/>
+        <w:suppressLineNumbers w:val="0"/>
+        <w:bidi w:val="0"/>
+        <w:rPr>
+          <w:rStyle w:val="6"/>
+          <w:rFonts w:hint="default" w:ascii="Comic Sans MS" w:hAnsi="Comic Sans MS" w:cs="Comic Sans MS"/>
+          <w:b/>
+          <w:bCs/>
+          <w:lang w:val="pt-BR"/>
+        </w:rPr>
+      </w:pPr>
+      <w:r>
+        <w:rPr>
+          <w:rStyle w:val="6"/>
+          <w:rFonts w:hint="default" w:ascii="Comic Sans MS" w:hAnsi="Comic Sans MS" w:cs="Comic Sans MS"/>
+          <w:b/>
+          <w:bCs/>
+          <w:lang w:val="pt-BR"/>
+        </w:rPr>
+        <w:t>Você deverá encontrar uma mensagem semelhante a:</w:t>
+      </w:r>
+    </w:p>
+    <w:p>
+      <w:pPr>
+        <w:pStyle w:val="9"/>
+        <w:keepNext w:val="0"/>
+        <w:keepLines w:val="0"/>
+        <w:widowControl/>
+        <w:suppressLineNumbers w:val="0"/>
+        <w:bidi w:val="0"/>
+        <w:rPr>
+          <w:rStyle w:val="6"/>
+          <w:rFonts w:hint="default" w:ascii="Comic Sans MS" w:hAnsi="Comic Sans MS" w:cs="Comic Sans MS"/>
+          <w:b/>
+          <w:bCs/>
+          <w:lang w:val="pt-BR"/>
+        </w:rPr>
+      </w:pPr>
+      <w:r>
+        <w:rPr>
+          <w:rStyle w:val="6"/>
+          <w:rFonts w:hint="default" w:ascii="Comic Sans MS" w:hAnsi="Comic Sans MS" w:cs="Comic Sans MS"/>
+          <w:b/>
+          <w:bCs/>
+          <w:lang w:val="pt-BR"/>
+        </w:rPr>
+        <w:t>On branch main</w:t>
+      </w:r>
+    </w:p>
+    <w:p>
+      <w:pPr>
+        <w:pStyle w:val="9"/>
+        <w:keepNext w:val="0"/>
+        <w:keepLines w:val="0"/>
+        <w:widowControl/>
+        <w:suppressLineNumbers w:val="0"/>
+        <w:bidi w:val="0"/>
+        <w:rPr>
+          <w:rStyle w:val="6"/>
+          <w:rFonts w:hint="default" w:ascii="Comic Sans MS" w:hAnsi="Comic Sans MS" w:cs="Comic Sans MS"/>
+          <w:b/>
+          <w:bCs/>
+          <w:lang w:val="pt-BR"/>
+        </w:rPr>
+      </w:pPr>
+      <w:r>
+        <w:rPr>
+          <w:rStyle w:val="6"/>
+          <w:rFonts w:hint="default" w:ascii="Comic Sans MS" w:hAnsi="Comic Sans MS" w:cs="Comic Sans MS"/>
+          <w:b/>
+          <w:bCs/>
+          <w:lang w:val="pt-BR"/>
+        </w:rPr>
+        <w:t>Your branch is ahead of 'origin/main' by 1 commit.</w:t>
+      </w:r>
+    </w:p>
+    <w:p>
+      <w:pPr>
+        <w:pStyle w:val="9"/>
+        <w:keepNext w:val="0"/>
+        <w:keepLines w:val="0"/>
+        <w:widowControl/>
+        <w:suppressLineNumbers w:val="0"/>
+        <w:bidi w:val="0"/>
+        <w:rPr>
+          <w:rStyle w:val="6"/>
+          <w:rFonts w:hint="default" w:ascii="Comic Sans MS" w:hAnsi="Comic Sans MS" w:cs="Comic Sans MS"/>
+          <w:b/>
+          <w:bCs/>
+          <w:lang w:val="pt-BR"/>
+        </w:rPr>
+      </w:pPr>
+    </w:p>
+    <w:p>
+      <w:pPr>
+        <w:pStyle w:val="9"/>
+        <w:keepNext w:val="0"/>
+        <w:keepLines w:val="0"/>
+        <w:widowControl/>
+        <w:suppressLineNumbers w:val="0"/>
+        <w:bidi w:val="0"/>
+        <w:rPr>
+          <w:rStyle w:val="6"/>
+          <w:rFonts w:hint="default" w:ascii="Comic Sans MS" w:hAnsi="Comic Sans MS" w:cs="Comic Sans MS"/>
+          <w:b/>
+          <w:bCs/>
+          <w:lang w:val="pt-BR"/>
+        </w:rPr>
+      </w:pPr>
+      <w:r>
+        <w:rPr>
+          <w:rStyle w:val="6"/>
+          <w:rFonts w:hint="default" w:ascii="Comic Sans MS" w:hAnsi="Comic Sans MS" w:cs="Comic Sans MS"/>
+          <w:b/>
+          <w:bCs/>
+          <w:lang w:val="pt-BR"/>
+        </w:rPr>
+        <w:t>nothing to commit, working tree clean</w:t>
+      </w:r>
+    </w:p>
+    <w:p>
+      <w:pPr>
+        <w:pStyle w:val="9"/>
+        <w:keepNext w:val="0"/>
+        <w:keepLines w:val="0"/>
+        <w:widowControl/>
+        <w:suppressLineNumbers w:val="0"/>
+        <w:bidi w:val="0"/>
+        <w:rPr>
+          <w:rStyle w:val="6"/>
+          <w:rFonts w:hint="default" w:ascii="Comic Sans MS" w:hAnsi="Comic Sans MS" w:cs="Comic Sans MS"/>
+          <w:b/>
+          <w:bCs/>
+          <w:lang w:val="pt-BR"/>
+        </w:rPr>
+      </w:pPr>
+      <w:r>
+        <w:rPr>
+          <w:rStyle w:val="6"/>
+          <w:rFonts w:hint="default" w:ascii="Comic Sans MS" w:hAnsi="Comic Sans MS" w:cs="Comic Sans MS"/>
+          <w:b/>
+          <w:bCs/>
+          <w:lang w:val="pt-BR"/>
+        </w:rPr>
+        <w:t>Isso significa que seu projeto possui um commit local aguardando envio ao GitHub.</w:t>
       </w:r>
     </w:p>
     <w:p>
@@ -10464,88 +16068,169 @@
           <w:bCs/>
           <w:lang w:val="pt-BR"/>
         </w:rPr>
-        <w:t>Execute:</w:t>
-      </w:r>
-    </w:p>
-    <w:p>
-      <w:pPr>
-        <w:pStyle w:val="9"/>
-        <w:keepNext w:val="0"/>
-        <w:keepLines w:val="0"/>
-        <w:widowControl/>
-        <w:suppressLineNumbers w:val="0"/>
-        <w:bidi w:val="0"/>
-        <w:rPr>
-          <w:rStyle w:val="6"/>
-          <w:rFonts w:hint="default" w:ascii="Comic Sans MS" w:hAnsi="Comic Sans MS" w:cs="Comic Sans MS"/>
-          <w:b/>
-          <w:bCs/>
-          <w:lang w:val="pt-BR"/>
-        </w:rPr>
-      </w:pPr>
-      <w:r>
-        <w:rPr>
-          <w:rStyle w:val="6"/>
-          <w:rFonts w:hint="default" w:ascii="Comic Sans MS" w:hAnsi="Comic Sans MS" w:cs="Comic Sans MS"/>
-          <w:b/>
-          <w:bCs/>
-          <w:lang w:val="pt-BR"/>
-        </w:rPr>
-        <w:t>git push -u origin main</w:t>
-      </w:r>
-    </w:p>
-    <w:p>
-      <w:pPr>
-        <w:pStyle w:val="9"/>
-        <w:keepNext w:val="0"/>
-        <w:keepLines w:val="0"/>
-        <w:widowControl/>
-        <w:suppressLineNumbers w:val="0"/>
-        <w:bidi w:val="0"/>
-        <w:rPr>
-          <w:rStyle w:val="6"/>
-          <w:rFonts w:hint="default" w:ascii="Comic Sans MS" w:hAnsi="Comic Sans MS" w:cs="Comic Sans MS"/>
-          <w:b/>
-          <w:bCs/>
-          <w:lang w:val="pt-BR"/>
-        </w:rPr>
-      </w:pPr>
-      <w:r>
-        <w:rPr>
-          <w:rStyle w:val="6"/>
-          <w:rFonts w:hint="default" w:ascii="Comic Sans MS" w:hAnsi="Comic Sans MS" w:cs="Comic Sans MS"/>
-          <w:b/>
-          <w:bCs/>
-          <w:lang w:val="pt-BR"/>
-        </w:rPr>
-        <w:t>Envie o resultado completo do terminal.</w:t>
-      </w:r>
-    </w:p>
-    <w:p>
-      <w:pPr>
-        <w:pStyle w:val="9"/>
-        <w:keepNext w:val="0"/>
-        <w:keepLines w:val="0"/>
-        <w:widowControl/>
-        <w:suppressLineNumbers w:val="0"/>
-        <w:bidi w:val="0"/>
-        <w:rPr>
-          <w:rStyle w:val="6"/>
-          <w:rFonts w:hint="default" w:ascii="Comic Sans MS" w:hAnsi="Comic Sans MS" w:cs="Comic Sans MS"/>
-          <w:b/>
-          <w:bCs/>
-          <w:lang w:val="pt-BR"/>
-        </w:rPr>
-      </w:pPr>
-      <w:r>
-        <w:rPr>
-          <w:rStyle w:val="6"/>
-          <w:rFonts w:hint="default" w:ascii="Comic Sans MS" w:hAnsi="Comic Sans MS" w:cs="Comic Sans MS"/>
-          <w:b/>
-          <w:bCs/>
-          <w:lang w:val="pt-BR"/>
-        </w:rPr>
-        <w:t>Depois de confirmar o envio, vamos para a Etapa 7 — Aprender o fluxo profissional de trabalho com Git, incluindo como modificar arquivos, criar commits e atualizar seu projeto no GitHub sem precisar criar outro repositório.</w:t>
+        <w:t>Execute estes três comandos:</w:t>
+      </w:r>
+    </w:p>
+    <w:p>
+      <w:pPr>
+        <w:pStyle w:val="9"/>
+        <w:keepNext w:val="0"/>
+        <w:keepLines w:val="0"/>
+        <w:widowControl/>
+        <w:suppressLineNumbers w:val="0"/>
+        <w:bidi w:val="0"/>
+        <w:rPr>
+          <w:rStyle w:val="6"/>
+          <w:rFonts w:hint="default" w:ascii="Comic Sans MS" w:hAnsi="Comic Sans MS" w:cs="Comic Sans MS"/>
+          <w:b/>
+          <w:bCs/>
+          <w:lang w:val="pt-BR"/>
+        </w:rPr>
+      </w:pPr>
+      <w:r>
+        <w:rPr>
+          <w:rStyle w:val="6"/>
+          <w:rFonts w:hint="default" w:ascii="Comic Sans MS" w:hAnsi="Comic Sans MS" w:cs="Comic Sans MS"/>
+          <w:b/>
+          <w:bCs/>
+          <w:lang w:val="pt-BR"/>
+        </w:rPr>
+        <w:t>git commit -m "docs: atualiza README com funcionalidades e tecnologias"</w:t>
+      </w:r>
+    </w:p>
+    <w:p>
+      <w:pPr>
+        <w:pStyle w:val="9"/>
+        <w:keepNext w:val="0"/>
+        <w:keepLines w:val="0"/>
+        <w:widowControl/>
+        <w:suppressLineNumbers w:val="0"/>
+        <w:bidi w:val="0"/>
+        <w:rPr>
+          <w:rStyle w:val="6"/>
+          <w:rFonts w:hint="default" w:ascii="Comic Sans MS" w:hAnsi="Comic Sans MS" w:cs="Comic Sans MS"/>
+          <w:b/>
+          <w:bCs/>
+          <w:lang w:val="pt-BR"/>
+        </w:rPr>
+      </w:pPr>
+      <w:r>
+        <w:rPr>
+          <w:rStyle w:val="6"/>
+          <w:rFonts w:hint="default" w:ascii="Comic Sans MS" w:hAnsi="Comic Sans MS" w:cs="Comic Sans MS"/>
+          <w:b/>
+          <w:bCs/>
+          <w:lang w:val="pt-BR"/>
+        </w:rPr>
+        <w:t>git log --oneline</w:t>
+      </w:r>
+    </w:p>
+    <w:p>
+      <w:pPr>
+        <w:pStyle w:val="9"/>
+        <w:keepNext w:val="0"/>
+        <w:keepLines w:val="0"/>
+        <w:widowControl/>
+        <w:suppressLineNumbers w:val="0"/>
+        <w:bidi w:val="0"/>
+        <w:rPr>
+          <w:rStyle w:val="6"/>
+          <w:rFonts w:hint="default" w:ascii="Comic Sans MS" w:hAnsi="Comic Sans MS" w:cs="Comic Sans MS"/>
+          <w:b/>
+          <w:bCs/>
+          <w:lang w:val="pt-BR"/>
+        </w:rPr>
+      </w:pPr>
+      <w:r>
+        <w:rPr>
+          <w:rStyle w:val="6"/>
+          <w:rFonts w:hint="default" w:ascii="Comic Sans MS" w:hAnsi="Comic Sans MS" w:cs="Comic Sans MS"/>
+          <w:b/>
+          <w:bCs/>
+          <w:lang w:val="pt-BR"/>
+        </w:rPr>
+        <w:t>git status</w:t>
+      </w:r>
+    </w:p>
+    <w:p>
+      <w:pPr>
+        <w:pStyle w:val="9"/>
+        <w:keepNext w:val="0"/>
+        <w:keepLines w:val="0"/>
+        <w:widowControl/>
+        <w:suppressLineNumbers w:val="0"/>
+        <w:bidi w:val="0"/>
+        <w:rPr>
+          <w:rStyle w:val="6"/>
+          <w:rFonts w:hint="default" w:ascii="Comic Sans MS" w:hAnsi="Comic Sans MS" w:cs="Comic Sans MS"/>
+          <w:b/>
+          <w:bCs/>
+          <w:lang w:val="pt-BR"/>
+        </w:rPr>
+      </w:pPr>
+      <w:r>
+        <w:rPr>
+          <w:rStyle w:val="6"/>
+          <w:rFonts w:hint="default" w:ascii="Comic Sans MS" w:hAnsi="Comic Sans MS" w:cs="Comic Sans MS"/>
+          <w:b/>
+          <w:bCs/>
+          <w:lang w:val="pt-BR"/>
+        </w:rPr>
+        <w:t>Me envie o resultado do git log --oneline e do git status.</w:t>
+      </w:r>
+    </w:p>
+    <w:p>
+      <w:pPr>
+        <w:pStyle w:val="9"/>
+        <w:keepNext w:val="0"/>
+        <w:keepLines w:val="0"/>
+        <w:widowControl/>
+        <w:suppressLineNumbers w:val="0"/>
+        <w:bidi w:val="0"/>
+        <w:rPr>
+          <w:rStyle w:val="6"/>
+          <w:rFonts w:hint="default" w:ascii="Comic Sans MS" w:hAnsi="Comic Sans MS" w:cs="Comic Sans MS"/>
+          <w:b/>
+          <w:bCs/>
+          <w:lang w:val="pt-BR"/>
+        </w:rPr>
+      </w:pPr>
+      <w:r>
+        <w:rPr>
+          <w:rStyle w:val="6"/>
+          <w:rFonts w:hint="default" w:ascii="Comic Sans MS" w:hAnsi="Comic Sans MS" w:cs="Comic Sans MS"/>
+          <w:b/>
+          <w:bCs/>
+          <w:lang w:val="pt-BR"/>
+        </w:rPr>
+        <w:t>Na Etapa 10, vamos publicar o segundo commit utilizando git push e aprender a diferença entre git add, git commit e git push.</w:t>
+      </w:r>
+    </w:p>
+    <w:p>
+      <w:pPr>
+        <w:pStyle w:val="9"/>
+        <w:keepNext w:val="0"/>
+        <w:keepLines w:val="0"/>
+        <w:widowControl/>
+        <w:suppressLineNumbers w:val="0"/>
+        <w:bidi w:val="0"/>
+        <w:rPr>
+          <w:rStyle w:val="6"/>
+          <w:rFonts w:hint="default" w:ascii="Comic Sans MS" w:hAnsi="Comic Sans MS" w:cs="Comic Sans MS"/>
+          <w:b/>
+          <w:bCs/>
+          <w:lang w:val="pt-BR"/>
+        </w:rPr>
+      </w:pPr>
+      <w:r>
+        <w:rPr>
+          <w:rStyle w:val="6"/>
+          <w:rFonts w:hint="default" w:ascii="Comic Sans MS" w:hAnsi="Comic Sans MS" w:cs="Comic Sans MS"/>
+          <w:b/>
+          <w:bCs/>
+          <w:lang w:val="pt-BR"/>
+        </w:rPr>
+        <w:t>Depois disso, você terá praticado o ciclo completo de versionamento de um projeto real.</w:t>
       </w:r>
     </w:p>
     <w:p>
